--- a/ProjectEvaluationReport.docx
+++ b/ProjectEvaluationReport.docx
@@ -2835,7 +2835,23 @@
           <w:sz w:val="24"/>
           <w:szCs w:val="24"/>
         </w:rPr>
-        <w:t>, a deliberate narrowing from an earlier two-council build that included Inner West (Marrickville, Ashfield). This report covers the full project arc: the original problem and motivation, how the backend</w:t>
+        <w:t>, a deliberate narrowing from an earlier two-council build that included Inner West (</w:t>
+      </w:r>
+      <w:proofErr w:type="spellStart"/>
+      <w:r>
+        <w:rPr>
+          <w:sz w:val="24"/>
+          <w:szCs w:val="24"/>
+        </w:rPr>
+        <w:t>Marrickville</w:t>
+      </w:r>
+      <w:proofErr w:type="spellEnd"/>
+      <w:r>
+        <w:rPr>
+          <w:sz w:val="24"/>
+          <w:szCs w:val="24"/>
+        </w:rPr>
+        <w:t>, Ashfield). This report covers the full project arc: the original problem and motivation, how the backend</w:t>
       </w:r>
       <w:r>
         <w:rPr>
@@ -3353,35 +3369,36 @@
           <w:sz w:val="19"/>
         </w:rPr>
         <w:br/>
-        <w:t>NSW ArcGIS Geocoder ----&gt; lat/lon</w:t>
-      </w:r>
+        <w:t xml:space="preserve">NSW ArcGIS Geocoder ----&gt; </w:t>
+      </w:r>
+      <w:proofErr w:type="spellStart"/>
       <w:r>
         <w:rPr>
           <w:rFonts w:ascii="Consolas" w:hAnsi="Consolas"/>
           <w:color w:val="333333"/>
           <w:sz w:val="19"/>
         </w:rPr>
-        <w:br/>
-        <w:t xml:space="preserve">  |</w:t>
-      </w:r>
+        <w:t>lat</w:t>
+      </w:r>
+      <w:proofErr w:type="spellEnd"/>
       <w:r>
         <w:rPr>
           <w:rFonts w:ascii="Consolas" w:hAnsi="Consolas"/>
           <w:color w:val="333333"/>
           <w:sz w:val="19"/>
         </w:rPr>
-        <w:br/>
-        <w:t xml:space="preserve">  v</w:t>
-      </w:r>
+        <w:t>/</w:t>
+      </w:r>
+      <w:proofErr w:type="spellStart"/>
       <w:r>
         <w:rPr>
           <w:rFonts w:ascii="Consolas" w:hAnsi="Consolas"/>
           <w:color w:val="333333"/>
           <w:sz w:val="19"/>
         </w:rPr>
-        <w:br/>
-        <w:t>NSW Cadastre API ----&gt; lot polygon (GeoJSON)</w:t>
-      </w:r>
+        <w:t>lon</w:t>
+      </w:r>
+      <w:proofErr w:type="spellEnd"/>
       <w:r>
         <w:rPr>
           <w:rFonts w:ascii="Consolas" w:hAnsi="Consolas"/>
@@ -3389,7 +3406,7 @@
           <w:sz w:val="19"/>
         </w:rPr>
         <w:br/>
-        <w:t>NSW Planning API ----&gt; zone, LGA</w:t>
+        <w:t xml:space="preserve">  |</w:t>
       </w:r>
       <w:r>
         <w:rPr>
@@ -3398,7 +3415,7 @@
           <w:sz w:val="19"/>
         </w:rPr>
         <w:br/>
-        <w:t>NSW LEP Map Layers ----&gt; FSR, height-of-building, min lot size, heritage (live, per-lot)</w:t>
+        <w:t xml:space="preserve">  v</w:t>
       </w:r>
       <w:r>
         <w:rPr>
@@ -3407,43 +3424,43 @@
           <w:sz w:val="19"/>
         </w:rPr>
         <w:br/>
-        <w:t xml:space="preserve">  |</w:t>
-      </w:r>
+        <w:t xml:space="preserve">NSW </w:t>
+      </w:r>
+      <w:proofErr w:type="spellStart"/>
       <w:r>
         <w:rPr>
           <w:rFonts w:ascii="Consolas" w:hAnsi="Consolas"/>
           <w:color w:val="333333"/>
           <w:sz w:val="19"/>
         </w:rPr>
-        <w:br/>
-        <w:t xml:space="preserve">  v</w:t>
-      </w:r>
+        <w:t>Cadastre</w:t>
+      </w:r>
+      <w:proofErr w:type="spellEnd"/>
       <w:r>
         <w:rPr>
           <w:rFonts w:ascii="Consolas" w:hAnsi="Consolas"/>
           <w:color w:val="333333"/>
           <w:sz w:val="19"/>
         </w:rPr>
-        <w:br/>
-        <w:t>Rule lookup (DCP + LEP + SEPP, filtered by zone/dwelling type)</w:t>
-      </w:r>
+        <w:t xml:space="preserve"> API ----&gt; lot polygon (</w:t>
+      </w:r>
+      <w:proofErr w:type="spellStart"/>
       <w:r>
         <w:rPr>
           <w:rFonts w:ascii="Consolas" w:hAnsi="Consolas"/>
           <w:color w:val="333333"/>
           <w:sz w:val="19"/>
         </w:rPr>
-        <w:br/>
-        <w:t xml:space="preserve">  |</w:t>
-      </w:r>
+        <w:t>GeoJSON</w:t>
+      </w:r>
+      <w:proofErr w:type="spellEnd"/>
       <w:r>
         <w:rPr>
           <w:rFonts w:ascii="Consolas" w:hAnsi="Consolas"/>
           <w:color w:val="333333"/>
           <w:sz w:val="19"/>
         </w:rPr>
-        <w:br/>
-        <w:t xml:space="preserve">  v</w:t>
+        <w:t>)</w:t>
       </w:r>
       <w:r>
         <w:rPr>
@@ -3452,7 +3469,7 @@
           <w:sz w:val="19"/>
         </w:rPr>
         <w:br/>
-        <w:t>compute_envelope() ----&gt; buildable footprint polygon + citations</w:t>
+        <w:t>NSW Planning API ----&gt; zone, LGA</w:t>
       </w:r>
       <w:r>
         <w:rPr>
@@ -3461,7 +3478,7 @@
           <w:sz w:val="19"/>
         </w:rPr>
         <w:br/>
-        <w:t xml:space="preserve">  |</w:t>
+        <w:t>NSW LEP Map Layers ----&gt; FSR, height-of-building, min lot size, heritage (live, per-lot)</w:t>
       </w:r>
       <w:r>
         <w:rPr>
@@ -3470,7 +3487,7 @@
           <w:sz w:val="19"/>
         </w:rPr>
         <w:br/>
-        <w:t xml:space="preserve">  v</w:t>
+        <w:t xml:space="preserve">  |</w:t>
       </w:r>
       <w:r>
         <w:rPr>
@@ -3479,7 +3496,122 @@
           <w:sz w:val="19"/>
         </w:rPr>
         <w:br/>
-        <w:t>FastAPI JSON response ----&gt; frontend map UI / Grasshopper plugin</w:t>
+        <w:t xml:space="preserve">  v</w:t>
+      </w:r>
+      <w:r>
+        <w:rPr>
+          <w:rFonts w:ascii="Consolas" w:hAnsi="Consolas"/>
+          <w:color w:val="333333"/>
+          <w:sz w:val="19"/>
+        </w:rPr>
+        <w:br/>
+        <w:t>Rule lookup (DCP + LEP + SEPP, filtered by zone/dwelling type)</w:t>
+      </w:r>
+      <w:r>
+        <w:rPr>
+          <w:rFonts w:ascii="Consolas" w:hAnsi="Consolas"/>
+          <w:color w:val="333333"/>
+          <w:sz w:val="19"/>
+        </w:rPr>
+        <w:br/>
+        <w:t xml:space="preserve">  |</w:t>
+      </w:r>
+      <w:r>
+        <w:rPr>
+          <w:rFonts w:ascii="Consolas" w:hAnsi="Consolas"/>
+          <w:color w:val="333333"/>
+          <w:sz w:val="19"/>
+        </w:rPr>
+        <w:br/>
+        <w:t xml:space="preserve">  v</w:t>
+      </w:r>
+      <w:r>
+        <w:rPr>
+          <w:rFonts w:ascii="Consolas" w:hAnsi="Consolas"/>
+          <w:color w:val="333333"/>
+          <w:sz w:val="19"/>
+        </w:rPr>
+        <w:br/>
+      </w:r>
+      <w:proofErr w:type="spellStart"/>
+      <w:r>
+        <w:rPr>
+          <w:rFonts w:ascii="Consolas" w:hAnsi="Consolas"/>
+          <w:color w:val="333333"/>
+          <w:sz w:val="19"/>
+        </w:rPr>
+        <w:t>compute_</w:t>
+      </w:r>
+      <w:proofErr w:type="gramStart"/>
+      <w:r>
+        <w:rPr>
+          <w:rFonts w:ascii="Consolas" w:hAnsi="Consolas"/>
+          <w:color w:val="333333"/>
+          <w:sz w:val="19"/>
+        </w:rPr>
+        <w:t>envelope</w:t>
+      </w:r>
+      <w:proofErr w:type="spellEnd"/>
+      <w:r>
+        <w:rPr>
+          <w:rFonts w:ascii="Consolas" w:hAnsi="Consolas"/>
+          <w:color w:val="333333"/>
+          <w:sz w:val="19"/>
+        </w:rPr>
+        <w:t>(</w:t>
+      </w:r>
+      <w:proofErr w:type="gramEnd"/>
+      <w:r>
+        <w:rPr>
+          <w:rFonts w:ascii="Consolas" w:hAnsi="Consolas"/>
+          <w:color w:val="333333"/>
+          <w:sz w:val="19"/>
+        </w:rPr>
+        <w:t>) ----&gt; buildable footprint polygon + citations</w:t>
+      </w:r>
+      <w:r>
+        <w:rPr>
+          <w:rFonts w:ascii="Consolas" w:hAnsi="Consolas"/>
+          <w:color w:val="333333"/>
+          <w:sz w:val="19"/>
+        </w:rPr>
+        <w:br/>
+        <w:t xml:space="preserve">  |</w:t>
+      </w:r>
+      <w:r>
+        <w:rPr>
+          <w:rFonts w:ascii="Consolas" w:hAnsi="Consolas"/>
+          <w:color w:val="333333"/>
+          <w:sz w:val="19"/>
+        </w:rPr>
+        <w:br/>
+        <w:t xml:space="preserve">  v</w:t>
+      </w:r>
+      <w:r>
+        <w:rPr>
+          <w:rFonts w:ascii="Consolas" w:hAnsi="Consolas"/>
+          <w:color w:val="333333"/>
+          <w:sz w:val="19"/>
+        </w:rPr>
+        <w:br/>
+      </w:r>
+      <w:proofErr w:type="spellStart"/>
+      <w:r>
+        <w:rPr>
+          <w:rFonts w:ascii="Consolas" w:hAnsi="Consolas"/>
+          <w:color w:val="333333"/>
+          <w:sz w:val="19"/>
+        </w:rPr>
+        <w:t>FastAPI</w:t>
+      </w:r>
+      <w:proofErr w:type="spellEnd"/>
+      <w:r>
+        <w:rPr>
+          <w:rFonts w:ascii="Consolas" w:hAnsi="Consolas"/>
+          <w:color w:val="333333"/>
+          <w:sz w:val="19"/>
+        </w:rPr>
+        <w:t xml:space="preserve"> JSON response ----&gt; frontend map UI / Grasshopper plugin</w:t>
       </w:r>
     </w:p>
     <w:p>
@@ -3511,7 +3643,23 @@
           <w:sz w:val="24"/>
           <w:szCs w:val="24"/>
         </w:rPr>
-        <w:t xml:space="preserve"> all external API integration: ArcGIS geocoding and autocomplete, NSW Six Maps cadastre (lot polygons), NSW Planning spatial layers (zone, LGA, FSR, height, lot size, heritage), NSW Transport road-segment layer (used for corner-lot frontage detection).</w:t>
+        <w:t xml:space="preserve"> all external API integration: ArcGIS geocoding and autocomplete, NSW Six Maps </w:t>
+      </w:r>
+      <w:proofErr w:type="spellStart"/>
+      <w:r>
+        <w:rPr>
+          <w:sz w:val="24"/>
+          <w:szCs w:val="24"/>
+        </w:rPr>
+        <w:t>cadastre</w:t>
+      </w:r>
+      <w:proofErr w:type="spellEnd"/>
+      <w:r>
+        <w:rPr>
+          <w:sz w:val="24"/>
+          <w:szCs w:val="24"/>
+        </w:rPr>
+        <w:t xml:space="preserve"> (lot polygons), NSW Planning spatial layers (zone, LGA, FSR, height, lot size, heritage), NSW Transport road-segment layer (used for corner-lot frontage detection).</w:t>
       </w:r>
     </w:p>
     <w:p>
@@ -3543,7 +3691,23 @@
           <w:sz w:val="24"/>
           <w:szCs w:val="24"/>
         </w:rPr>
-        <w:t xml:space="preserve"> the geometry engine. Takes a lot polygon and a filtered rule set and produces a clipped buildable-envelope polygon.</w:t>
+        <w:t xml:space="preserve"> the geometry engine. Takes a </w:t>
+      </w:r>
+      <w:proofErr w:type="gramStart"/>
+      <w:r>
+        <w:rPr>
+          <w:sz w:val="24"/>
+          <w:szCs w:val="24"/>
+        </w:rPr>
+        <w:t>lot</w:t>
+      </w:r>
+      <w:proofErr w:type="gramEnd"/>
+      <w:r>
+        <w:rPr>
+          <w:sz w:val="24"/>
+          <w:szCs w:val="24"/>
+        </w:rPr>
+        <w:t xml:space="preserve"> polygon and a filtered rule set and produces a clipped buildable-envelope polygon.</w:t>
       </w:r>
     </w:p>
     <w:p>
@@ -3575,7 +3739,39 @@
           <w:sz w:val="24"/>
           <w:szCs w:val="24"/>
         </w:rPr>
-        <w:t xml:space="preserve"> Housing SEPP 2021 Ch6 LMR eligibility: zone check, spatial distance-to-town-centre check (walking distance via NSW Town Centres Map), dimensional checks (min lot size/width).</w:t>
+        <w:t xml:space="preserve"> Housing SEPP 2021 Ch6 LMR eligibility: zone check, spatial distance-to-town-</w:t>
+      </w:r>
+      <w:proofErr w:type="spellStart"/>
+      <w:r>
+        <w:rPr>
+          <w:sz w:val="24"/>
+          <w:szCs w:val="24"/>
+        </w:rPr>
+        <w:t>centre</w:t>
+      </w:r>
+      <w:proofErr w:type="spellEnd"/>
+      <w:r>
+        <w:rPr>
+          <w:sz w:val="24"/>
+          <w:szCs w:val="24"/>
+        </w:rPr>
+        <w:t xml:space="preserve"> check (walking distance via NSW Town </w:t>
+      </w:r>
+      <w:proofErr w:type="spellStart"/>
+      <w:r>
+        <w:rPr>
+          <w:sz w:val="24"/>
+          <w:szCs w:val="24"/>
+        </w:rPr>
+        <w:t>Centres</w:t>
+      </w:r>
+      <w:proofErr w:type="spellEnd"/>
+      <w:r>
+        <w:rPr>
+          <w:sz w:val="24"/>
+          <w:szCs w:val="24"/>
+        </w:rPr>
+        <w:t xml:space="preserve"> Map), dimensional checks (min lot size/width).</w:t>
       </w:r>
     </w:p>
     <w:p>
@@ -3607,7 +3803,23 @@
           <w:sz w:val="24"/>
           <w:szCs w:val="24"/>
         </w:rPr>
-        <w:t xml:space="preserve"> FastAPI app; wires the above together into </w:t>
+        <w:t xml:space="preserve"> </w:t>
+      </w:r>
+      <w:proofErr w:type="spellStart"/>
+      <w:r>
+        <w:rPr>
+          <w:sz w:val="24"/>
+          <w:szCs w:val="24"/>
+        </w:rPr>
+        <w:t>FastAPI</w:t>
+      </w:r>
+      <w:proofErr w:type="spellEnd"/>
+      <w:r>
+        <w:rPr>
+          <w:sz w:val="24"/>
+          <w:szCs w:val="24"/>
+        </w:rPr>
+        <w:t xml:space="preserve"> app; wires the above together into </w:t>
       </w:r>
       <w:r>
         <w:rPr>
@@ -3645,7 +3857,25 @@
           <w:sz w:val="24"/>
           <w:szCs w:val="24"/>
         </w:rPr>
-        <w:t>/cdc-eligibility</w:t>
+        <w:t>/</w:t>
+      </w:r>
+      <w:proofErr w:type="spellStart"/>
+      <w:r>
+        <w:rPr>
+          <w:rFonts w:ascii="Consolas" w:hAnsi="Consolas"/>
+          <w:sz w:val="24"/>
+          <w:szCs w:val="24"/>
+        </w:rPr>
+        <w:t>cdc</w:t>
+      </w:r>
+      <w:proofErr w:type="spellEnd"/>
+      <w:r>
+        <w:rPr>
+          <w:rFonts w:ascii="Consolas" w:hAnsi="Consolas"/>
+          <w:sz w:val="24"/>
+          <w:szCs w:val="24"/>
+        </w:rPr>
+        <w:t>-eligibility</w:t>
       </w:r>
       <w:r>
         <w:rPr>
@@ -3660,8 +3890,18 @@
           <w:sz w:val="24"/>
           <w:szCs w:val="24"/>
         </w:rPr>
-        <w:t>/lmr</w:t>
-      </w:r>
+        <w:t>/</w:t>
+      </w:r>
+      <w:proofErr w:type="spellStart"/>
+      <w:r>
+        <w:rPr>
+          <w:rFonts w:ascii="Consolas" w:hAnsi="Consolas"/>
+          <w:sz w:val="24"/>
+          <w:szCs w:val="24"/>
+        </w:rPr>
+        <w:t>lmr</w:t>
+      </w:r>
+      <w:proofErr w:type="spellEnd"/>
       <w:r>
         <w:rPr>
           <w:sz w:val="24"/>
@@ -3744,8 +3984,17 @@
           <w:sz w:val="24"/>
           <w:szCs w:val="24"/>
         </w:rPr>
-        <w:t xml:space="preserve"> the LLM-driven rule extraction pipeline:</w:t>
-      </w:r>
+        <w:t xml:space="preserve"> the LLM-driven rule extraction </w:t>
+      </w:r>
+      <w:proofErr w:type="gramStart"/>
+      <w:r>
+        <w:rPr>
+          <w:sz w:val="24"/>
+          <w:szCs w:val="24"/>
+        </w:rPr>
+        <w:t>pipeline:</w:t>
+      </w:r>
+      <w:proofErr w:type="gramEnd"/>
       <w:r>
         <w:rPr>
           <w:sz w:val="24"/>
@@ -3794,7 +4043,23 @@
           <w:sz w:val="24"/>
           <w:szCs w:val="24"/>
         </w:rPr>
-        <w:t xml:space="preserve"> a Grasshopper definition with a Python component that calls the same FastAPI backend an architect would otherwise hit via the web UI.</w:t>
+        <w:t xml:space="preserve"> a Grasshopper definition with a Python component that calls the same </w:t>
+      </w:r>
+      <w:proofErr w:type="spellStart"/>
+      <w:r>
+        <w:rPr>
+          <w:sz w:val="24"/>
+          <w:szCs w:val="24"/>
+        </w:rPr>
+        <w:t>FastAPI</w:t>
+      </w:r>
+      <w:proofErr w:type="spellEnd"/>
+      <w:r>
+        <w:rPr>
+          <w:sz w:val="24"/>
+          <w:szCs w:val="24"/>
+        </w:rPr>
+        <w:t xml:space="preserve"> backend an architect would otherwise hit via the web UI.</w:t>
       </w:r>
     </w:p>
     <w:p>
@@ -3843,7 +4108,23 @@
           <w:sz w:val="24"/>
           <w:szCs w:val="24"/>
         </w:rPr>
-        <w:t>Converts the backend's GeoJSON lot/envelope polygons into real Rhino curves, extrudes a 3D mass from the envelope up to the height limit, and surfaces citations, LMR info, and development controls as labelled outputs directly in the Rhino viewport.</w:t>
+        <w:t xml:space="preserve">Converts the backend's </w:t>
+      </w:r>
+      <w:proofErr w:type="spellStart"/>
+      <w:r>
+        <w:rPr>
+          <w:sz w:val="24"/>
+          <w:szCs w:val="24"/>
+        </w:rPr>
+        <w:t>GeoJSON</w:t>
+      </w:r>
+      <w:proofErr w:type="spellEnd"/>
+      <w:r>
+        <w:rPr>
+          <w:sz w:val="24"/>
+          <w:szCs w:val="24"/>
+        </w:rPr>
+        <w:t xml:space="preserve"> lot/envelope polygons into real Rhino curves, extrudes a 3D mass from the envelope up to the height limit, and surfaces citations, LMR info, and development controls as labelled outputs directly in the Rhino viewport.</w:t>
       </w:r>
     </w:p>
     <w:p>
@@ -3884,13 +4165,23 @@
         </w:rPr>
         <w:t xml:space="preserve"> Every number an architect sees in Rhino traces back to the same </w:t>
       </w:r>
+      <w:proofErr w:type="spellStart"/>
       <w:r>
         <w:rPr>
           <w:rFonts w:ascii="Consolas" w:hAnsi="Consolas"/>
           <w:sz w:val="24"/>
           <w:szCs w:val="24"/>
         </w:rPr>
-        <w:t>compute_envelope ()</w:t>
+        <w:t>compute_envelope</w:t>
+      </w:r>
+      <w:proofErr w:type="spellEnd"/>
+      <w:r>
+        <w:rPr>
+          <w:rFonts w:ascii="Consolas" w:hAnsi="Consolas"/>
+          <w:sz w:val="24"/>
+          <w:szCs w:val="24"/>
+        </w:rPr>
+        <w:t xml:space="preserve"> ()</w:t>
       </w:r>
       <w:r>
         <w:rPr>
@@ -4278,12 +4569,21 @@
                 <w:szCs w:val="24"/>
               </w:rPr>
             </w:pPr>
+            <w:proofErr w:type="spellStart"/>
             <w:r>
               <w:rPr>
                 <w:sz w:val="24"/>
                 <w:szCs w:val="24"/>
               </w:rPr>
-              <w:t>FastAPI backend live (</w:t>
+              <w:t>FastAPI</w:t>
+            </w:r>
+            <w:proofErr w:type="spellEnd"/>
+            <w:r>
+              <w:rPr>
+                <w:sz w:val="24"/>
+                <w:szCs w:val="24"/>
+              </w:rPr>
+              <w:t xml:space="preserve"> backend live (</w:t>
             </w:r>
             <w:r>
               <w:rPr>
@@ -4505,6 +4805,7 @@
                 <w:szCs w:val="24"/>
                 <w:lang w:val="en-AU"/>
               </w:rPr>
+              <w:lastRenderedPageBreak/>
               <w:t>Day 10 - 14</w:t>
             </w:r>
           </w:p>
@@ -4530,14 +4831,59 @@
               </w:rPr>
               <w:t xml:space="preserve">Grasshopper Python component; </w:t>
             </w:r>
+            <w:proofErr w:type="spellStart"/>
             <w:r>
               <w:rPr>
                 <w:sz w:val="24"/>
                 <w:szCs w:val="24"/>
                 <w:lang w:val="en-AU"/>
               </w:rPr>
-              <w:lastRenderedPageBreak/>
-              <w:t>GeoJSON→Rhino curve conversion; 7-output layout; envelope area=0 bug; GH/Rhino context bug; pre-Demo fixes (response normalization, lat/lon handling)</w:t>
+              <w:t>GeoJSON→Rhino</w:t>
+            </w:r>
+            <w:proofErr w:type="spellEnd"/>
+            <w:r>
+              <w:rPr>
+                <w:sz w:val="24"/>
+                <w:szCs w:val="24"/>
+                <w:lang w:val="en-AU"/>
+              </w:rPr>
+              <w:t xml:space="preserve"> curve conversion; 7-output layout; envelope area=0 bug; GH/Rhino context bug; pre-Demo fixes (response normalization, </w:t>
+            </w:r>
+            <w:proofErr w:type="spellStart"/>
+            <w:r>
+              <w:rPr>
+                <w:sz w:val="24"/>
+                <w:szCs w:val="24"/>
+                <w:lang w:val="en-AU"/>
+              </w:rPr>
+              <w:t>lat</w:t>
+            </w:r>
+            <w:proofErr w:type="spellEnd"/>
+            <w:r>
+              <w:rPr>
+                <w:sz w:val="24"/>
+                <w:szCs w:val="24"/>
+                <w:lang w:val="en-AU"/>
+              </w:rPr>
+              <w:t>/</w:t>
+            </w:r>
+            <w:proofErr w:type="spellStart"/>
+            <w:r>
+              <w:rPr>
+                <w:sz w:val="24"/>
+                <w:szCs w:val="24"/>
+                <w:lang w:val="en-AU"/>
+              </w:rPr>
+              <w:t>lon</w:t>
+            </w:r>
+            <w:proofErr w:type="spellEnd"/>
+            <w:r>
+              <w:rPr>
+                <w:sz w:val="24"/>
+                <w:szCs w:val="24"/>
+                <w:lang w:val="en-AU"/>
+              </w:rPr>
+              <w:t xml:space="preserve"> handling)</w:t>
             </w:r>
           </w:p>
         </w:tc>
@@ -4570,7 +4916,25 @@
           <w:szCs w:val="24"/>
           <w:lang w:val="en-AU"/>
         </w:rPr>
-        <w:t>Week 1 moved from infrastructure setup through production deployment in 14 days. The first half (Days 1–5) focused on the extraction pipeline: designing rule schema, parsing 191 DCP chunks, and achieving 94% F1 accuracy on extracted rules. By Day 4, the FastAPI backend was serving compliance requests across three test addresses with 100% ground-truth accuracy.</w:t>
+        <w:t xml:space="preserve">Week 1 moved from infrastructure setup through production deployment in 14 days. The first half (Days 1–5) focused on the extraction pipeline: designing rule schema, parsing 191 DCP chunks, and achieving 94% F1 accuracy on extracted rules. By Day 4, the </w:t>
+      </w:r>
+      <w:proofErr w:type="spellStart"/>
+      <w:r>
+        <w:rPr>
+          <w:sz w:val="24"/>
+          <w:szCs w:val="24"/>
+          <w:lang w:val="en-AU"/>
+        </w:rPr>
+        <w:t>FastAPI</w:t>
+      </w:r>
+      <w:proofErr w:type="spellEnd"/>
+      <w:r>
+        <w:rPr>
+          <w:sz w:val="24"/>
+          <w:szCs w:val="24"/>
+          <w:lang w:val="en-AU"/>
+        </w:rPr>
+        <w:t xml:space="preserve"> backend was serving compliance requests across three test addresses with 100% ground-truth accuracy.</w:t>
       </w:r>
     </w:p>
     <w:p>
@@ -4606,7 +4970,25 @@
           <w:szCs w:val="24"/>
           <w:lang w:val="en-AU"/>
         </w:rPr>
-        <w:t>Grasshopper plugin development ran in parallel, completing the 7-output visualization layer and GeoJSON-to-Rhino conversion. Two significant bugs emerged (envelope area returning zero, GH/Rhino document-context switching) and remained through the week, addressed only in pre-Demo fixes on Day 14.</w:t>
+        <w:t xml:space="preserve">Grasshopper plugin development ran in parallel, completing the 7-output visualization layer and </w:t>
+      </w:r>
+      <w:proofErr w:type="spellStart"/>
+      <w:r>
+        <w:rPr>
+          <w:sz w:val="24"/>
+          <w:szCs w:val="24"/>
+          <w:lang w:val="en-AU"/>
+        </w:rPr>
+        <w:t>GeoJSON</w:t>
+      </w:r>
+      <w:proofErr w:type="spellEnd"/>
+      <w:r>
+        <w:rPr>
+          <w:sz w:val="24"/>
+          <w:szCs w:val="24"/>
+          <w:lang w:val="en-AU"/>
+        </w:rPr>
+        <w:t>-to-Rhino conversion. Two significant bugs emerged (envelope area returning zero, GH/Rhino document-context switching) and remained through the week, addressed only in pre-Demo fixes on Day 14.</w:t>
       </w:r>
     </w:p>
     <w:p>
@@ -4806,6 +5188,7 @@
                 <w:sz w:val="24"/>
                 <w:szCs w:val="24"/>
               </w:rPr>
+              <w:lastRenderedPageBreak/>
               <w:t>Day</w:t>
             </w:r>
           </w:p>
@@ -4858,7 +5241,6 @@
                 <w:sz w:val="24"/>
                 <w:szCs w:val="24"/>
               </w:rPr>
-              <w:lastRenderedPageBreak/>
               <w:t>5 July</w:t>
             </w:r>
           </w:p>
@@ -4881,7 +5263,23 @@
                 <w:sz w:val="24"/>
                 <w:szCs w:val="24"/>
               </w:rPr>
-              <w:t xml:space="preserve">Removed Inner West/Marrickville/Ashfield extraction code and data; consolidated per-council extractors to single generic </w:t>
+              <w:t>Removed Inner West/</w:t>
+            </w:r>
+            <w:proofErr w:type="spellStart"/>
+            <w:r>
+              <w:rPr>
+                <w:sz w:val="24"/>
+                <w:szCs w:val="24"/>
+              </w:rPr>
+              <w:t>Marrickville</w:t>
+            </w:r>
+            <w:proofErr w:type="spellEnd"/>
+            <w:r>
+              <w:rPr>
+                <w:sz w:val="24"/>
+                <w:szCs w:val="24"/>
+              </w:rPr>
+              <w:t xml:space="preserve">/Ashfield extraction code and data; consolidated per-council extractors to single generic </w:t>
             </w:r>
             <w:r>
               <w:rPr>
@@ -4950,7 +5348,23 @@
                 <w:sz w:val="24"/>
                 <w:szCs w:val="24"/>
               </w:rPr>
-              <w:t>R1 CDC zone filter fix (initial implementation); discovered undocumented behaviour requiring author confirmation</w:t>
+              <w:t xml:space="preserve">R1 CDC zone filter fix (initial implementation); discovered undocumented </w:t>
+            </w:r>
+            <w:proofErr w:type="spellStart"/>
+            <w:r>
+              <w:rPr>
+                <w:sz w:val="24"/>
+                <w:szCs w:val="24"/>
+              </w:rPr>
+              <w:t>behaviour</w:t>
+            </w:r>
+            <w:proofErr w:type="spellEnd"/>
+            <w:r>
+              <w:rPr>
+                <w:sz w:val="24"/>
+                <w:szCs w:val="24"/>
+              </w:rPr>
+              <w:t xml:space="preserve"> requiring author confirmation</w:t>
             </w:r>
           </w:p>
         </w:tc>
@@ -5129,7 +5543,15 @@
         <w:t>and</w:t>
       </w:r>
       <w:r>
-        <w:t xml:space="preserve"> corrected where the original description didn't match what was actually shipped.</w:t>
+        <w:t xml:space="preserve"> corrected where the original description didn't match what was </w:t>
+      </w:r>
+      <w:proofErr w:type="gramStart"/>
+      <w:r>
+        <w:t>actually shipped</w:t>
+      </w:r>
+      <w:proofErr w:type="gramEnd"/>
+      <w:r>
+        <w:t>.</w:t>
       </w:r>
     </w:p>
     <w:p>
@@ -5166,6 +5588,7 @@
         </w:rPr>
         <w:t xml:space="preserve">Root cause: </w:t>
       </w:r>
+      <w:proofErr w:type="spellStart"/>
       <w:r>
         <w:rPr>
           <w:rFonts w:ascii="Consolas" w:hAnsi="Consolas"/>
@@ -5173,6 +5596,7 @@
         </w:rPr>
         <w:t>development_controls</w:t>
       </w:r>
+      <w:proofErr w:type="spellEnd"/>
       <w:r>
         <w:t xml:space="preserve"> wasn't returned from </w:t>
       </w:r>
@@ -5186,12 +5610,21 @@
       <w:r>
         <w:t xml:space="preserve">; Grasshopper was trying to recompute area from the converted Rhino surface, and </w:t>
       </w:r>
+      <w:proofErr w:type="spellStart"/>
       <w:r>
         <w:rPr>
           <w:rFonts w:ascii="Consolas" w:hAnsi="Consolas"/>
           <w:sz w:val="20"/>
         </w:rPr>
-        <w:t>AreaMassProperties.Compute()</w:t>
+        <w:t>AreaMassProperties.Compute</w:t>
+      </w:r>
+      <w:proofErr w:type="spellEnd"/>
+      <w:r>
+        <w:rPr>
+          <w:rFonts w:ascii="Consolas" w:hAnsi="Consolas"/>
+          <w:sz w:val="20"/>
+        </w:rPr>
+        <w:t>()</w:t>
       </w:r>
       <w:r>
         <w:t xml:space="preserve"> returned 0 for that surface.</w:t>
@@ -5210,6 +5643,7 @@
       <w:r>
         <w:t xml:space="preserve">Return </w:t>
       </w:r>
+      <w:proofErr w:type="spellStart"/>
       <w:r>
         <w:rPr>
           <w:rFonts w:ascii="Consolas" w:hAnsi="Consolas"/>
@@ -5217,6 +5651,7 @@
         </w:rPr>
         <w:t>development_controls</w:t>
       </w:r>
+      <w:proofErr w:type="spellEnd"/>
       <w:r>
         <w:t xml:space="preserve"> from the API; make Grasshopper consume the backend's area directly instead of recalculating.</w:t>
       </w:r>
@@ -5287,7 +5722,39 @@
           <w:rFonts w:ascii="Consolas" w:hAnsi="Consolas"/>
           <w:sz w:val="20"/>
         </w:rPr>
-        <w:t>_apply_directional_setbacks()</w:t>
+        <w:t>_</w:t>
+      </w:r>
+      <w:proofErr w:type="spellStart"/>
+      <w:r>
+        <w:rPr>
+          <w:rFonts w:ascii="Consolas" w:hAnsi="Consolas"/>
+          <w:sz w:val="20"/>
+        </w:rPr>
+        <w:t>apply_directional_</w:t>
+      </w:r>
+      <w:proofErr w:type="gramStart"/>
+      <w:r>
+        <w:rPr>
+          <w:rFonts w:ascii="Consolas" w:hAnsi="Consolas"/>
+          <w:sz w:val="20"/>
+        </w:rPr>
+        <w:t>setbacks</w:t>
+      </w:r>
+      <w:proofErr w:type="spellEnd"/>
+      <w:r>
+        <w:rPr>
+          <w:rFonts w:ascii="Consolas" w:hAnsi="Consolas"/>
+          <w:sz w:val="20"/>
+        </w:rPr>
+        <w:t>(</w:t>
+      </w:r>
+      <w:proofErr w:type="gramEnd"/>
+      <w:r>
+        <w:rPr>
+          <w:rFonts w:ascii="Consolas" w:hAnsi="Consolas"/>
+          <w:sz w:val="20"/>
+        </w:rPr>
+        <w:t>)</w:t>
       </w:r>
       <w:r>
         <w:t>:</w:t>
@@ -5381,7 +5848,23 @@
           <w:sz w:val="24"/>
           <w:szCs w:val="24"/>
         </w:rPr>
-        <w:t xml:space="preserve"> correction was already applied when converting the setback offset vector from metres to degrees, to account for longitude degrees being physically shorter than latitude degrees away from the equator.</w:t>
+        <w:t xml:space="preserve"> correction was already applied when converting the setback offset vector from </w:t>
+      </w:r>
+      <w:proofErr w:type="spellStart"/>
+      <w:r>
+        <w:rPr>
+          <w:sz w:val="24"/>
+          <w:szCs w:val="24"/>
+        </w:rPr>
+        <w:t>metres</w:t>
+      </w:r>
+      <w:proofErr w:type="spellEnd"/>
+      <w:r>
+        <w:rPr>
+          <w:sz w:val="24"/>
+          <w:szCs w:val="24"/>
+        </w:rPr>
+        <w:t xml:space="preserve"> to degrees, to account for longitude degrees being physically shorter than latitude degrees away from the equator.</w:t>
       </w:r>
     </w:p>
     <w:p>
@@ -5398,7 +5881,25 @@
           <w:sz w:val="24"/>
           <w:szCs w:val="24"/>
         </w:rPr>
-        <w:t xml:space="preserve">What the shipped code actually did: </w:t>
+        <w:t xml:space="preserve">What the shipped code </w:t>
+      </w:r>
+      <w:proofErr w:type="gramStart"/>
+      <w:r>
+        <w:rPr>
+          <w:b/>
+          <w:sz w:val="24"/>
+          <w:szCs w:val="24"/>
+        </w:rPr>
+        <w:t>actually did</w:t>
+      </w:r>
+      <w:proofErr w:type="gramEnd"/>
+      <w:r>
+        <w:rPr>
+          <w:b/>
+          <w:sz w:val="24"/>
+          <w:szCs w:val="24"/>
+        </w:rPr>
+        <w:t xml:space="preserve">: </w:t>
       </w:r>
       <w:r>
         <w:rPr>
@@ -5443,7 +5944,15 @@
           <w:sz w:val="24"/>
           <w:szCs w:val="24"/>
         </w:rPr>
-        <w:t xml:space="preserve"> term existed anywhere in the setback-clipping path. At Sydney's latitude (≈ -33.85°, cos ≈ 0.83), this silently under-applied setbacks by up to ~17% on east/west-facing lot edges </w:t>
+        <w:t xml:space="preserve"> term existed anywhere in the setback-clipping path. At Sydney's latitude (≈ -33.85°, cos ≈ 0.83), this silently under-applied setbacks by up to ~17% on east/west-facing lot </w:t>
+      </w:r>
+      <w:proofErr w:type="gramStart"/>
+      <w:r>
+        <w:rPr>
+          <w:sz w:val="24"/>
+          <w:szCs w:val="24"/>
+        </w:rPr>
+        <w:t xml:space="preserve">edges </w:t>
       </w:r>
       <w:r>
         <w:rPr>
@@ -5452,6 +5961,7 @@
         </w:rPr>
         <w:t>,</w:t>
       </w:r>
+      <w:proofErr w:type="gramEnd"/>
       <w:r>
         <w:rPr>
           <w:sz w:val="24"/>
@@ -5474,14 +5984,40 @@
           <w:sz w:val="24"/>
           <w:szCs w:val="24"/>
         </w:rPr>
-        <w:t xml:space="preserve">The fix : </w:t>
-      </w:r>
-      <w:r>
-        <w:rPr>
-          <w:sz w:val="24"/>
-          <w:szCs w:val="24"/>
-        </w:rPr>
-        <w:t>rewrote the setback-application path to project the lot polygon into a local metric coordinate system (</w:t>
+        <w:t xml:space="preserve">The </w:t>
+      </w:r>
+      <w:proofErr w:type="gramStart"/>
+      <w:r>
+        <w:rPr>
+          <w:b/>
+          <w:sz w:val="24"/>
+          <w:szCs w:val="24"/>
+        </w:rPr>
+        <w:t>fix :</w:t>
+      </w:r>
+      <w:proofErr w:type="gramEnd"/>
+      <w:r>
+        <w:rPr>
+          <w:b/>
+          <w:sz w:val="24"/>
+          <w:szCs w:val="24"/>
+        </w:rPr>
+        <w:t xml:space="preserve"> </w:t>
+      </w:r>
+      <w:r>
+        <w:rPr>
+          <w:sz w:val="24"/>
+          <w:szCs w:val="24"/>
+        </w:rPr>
+        <w:t xml:space="preserve">rewrote the setback-application path to project the lot polygon into a local metric coordinate </w:t>
+      </w:r>
+      <w:proofErr w:type="gramStart"/>
+      <w:r>
+        <w:rPr>
+          <w:sz w:val="24"/>
+          <w:szCs w:val="24"/>
+        </w:rPr>
+        <w:t>system (</w:t>
       </w:r>
       <w:r>
         <w:rPr>
@@ -5489,8 +6025,19 @@
           <w:sz w:val="24"/>
           <w:szCs w:val="24"/>
         </w:rPr>
-        <w:t>_project_to_m</w:t>
-      </w:r>
+        <w:t>_</w:t>
+      </w:r>
+      <w:proofErr w:type="spellStart"/>
+      <w:proofErr w:type="gramEnd"/>
+      <w:r>
+        <w:rPr>
+          <w:rFonts w:ascii="Consolas" w:hAnsi="Consolas"/>
+          <w:sz w:val="24"/>
+          <w:szCs w:val="24"/>
+        </w:rPr>
+        <w:t>project_to_m</w:t>
+      </w:r>
+      <w:proofErr w:type="spellEnd"/>
       <w:r>
         <w:rPr>
           <w:sz w:val="24"/>
@@ -5534,8 +6081,41 @@
           <w:szCs w:val="24"/>
         </w:rPr>
         <w:lastRenderedPageBreak/>
-        <w:t xml:space="preserve">computed area from raw lon/lat degrees: </w:t>
-      </w:r>
+        <w:t xml:space="preserve">computed area from raw </w:t>
+      </w:r>
+      <w:proofErr w:type="spellStart"/>
+      <w:r>
+        <w:rPr>
+          <w:sz w:val="24"/>
+          <w:szCs w:val="24"/>
+        </w:rPr>
+        <w:t>lon</w:t>
+      </w:r>
+      <w:proofErr w:type="spellEnd"/>
+      <w:r>
+        <w:rPr>
+          <w:sz w:val="24"/>
+          <w:szCs w:val="24"/>
+        </w:rPr>
+        <w:t>/</w:t>
+      </w:r>
+      <w:proofErr w:type="spellStart"/>
+      <w:r>
+        <w:rPr>
+          <w:sz w:val="24"/>
+          <w:szCs w:val="24"/>
+        </w:rPr>
+        <w:t>lat</w:t>
+      </w:r>
+      <w:proofErr w:type="spellEnd"/>
+      <w:r>
+        <w:rPr>
+          <w:sz w:val="24"/>
+          <w:szCs w:val="24"/>
+        </w:rPr>
+        <w:t xml:space="preserve"> degrees: </w:t>
+      </w:r>
+      <w:proofErr w:type="spellStart"/>
       <w:r>
         <w:rPr>
           <w:rFonts w:ascii="Consolas" w:hAnsi="Consolas"/>
@@ -5549,7 +6129,15 @@
           <w:sz w:val="24"/>
           <w:szCs w:val="24"/>
         </w:rPr>
-        <w:t xml:space="preserve">'s </w:t>
+        <w:t>'s</w:t>
+      </w:r>
+      <w:proofErr w:type="spellEnd"/>
+      <w:r>
+        <w:rPr>
+          <w:sz w:val="24"/>
+          <w:szCs w:val="24"/>
+        </w:rPr>
+        <w:t xml:space="preserve"> </w:t>
       </w:r>
       <w:r>
         <w:rPr>
@@ -5557,7 +6145,43 @@
           <w:sz w:val="24"/>
           <w:szCs w:val="24"/>
         </w:rPr>
-        <w:t>_area_sqm()</w:t>
+        <w:t>_</w:t>
+      </w:r>
+      <w:proofErr w:type="spellStart"/>
+      <w:r>
+        <w:rPr>
+          <w:rFonts w:ascii="Consolas" w:hAnsi="Consolas"/>
+          <w:sz w:val="24"/>
+          <w:szCs w:val="24"/>
+        </w:rPr>
+        <w:t>area_</w:t>
+      </w:r>
+      <w:proofErr w:type="gramStart"/>
+      <w:r>
+        <w:rPr>
+          <w:rFonts w:ascii="Consolas" w:hAnsi="Consolas"/>
+          <w:sz w:val="24"/>
+          <w:szCs w:val="24"/>
+        </w:rPr>
+        <w:t>sqm</w:t>
+      </w:r>
+      <w:proofErr w:type="spellEnd"/>
+      <w:r>
+        <w:rPr>
+          <w:rFonts w:ascii="Consolas" w:hAnsi="Consolas"/>
+          <w:sz w:val="24"/>
+          <w:szCs w:val="24"/>
+        </w:rPr>
+        <w:t>(</w:t>
+      </w:r>
+      <w:proofErr w:type="gramEnd"/>
+      <w:r>
+        <w:rPr>
+          <w:rFonts w:ascii="Consolas" w:hAnsi="Consolas"/>
+          <w:sz w:val="24"/>
+          <w:szCs w:val="24"/>
+        </w:rPr>
+        <w:t>)</w:t>
       </w:r>
       <w:r>
         <w:rPr>
@@ -5566,6 +6190,7 @@
         </w:rPr>
         <w:t xml:space="preserve">, </w:t>
       </w:r>
+      <w:proofErr w:type="spellStart"/>
       <w:r>
         <w:rPr>
           <w:rFonts w:ascii="Consolas" w:hAnsi="Consolas"/>
@@ -5579,8 +6204,17 @@
           <w:sz w:val="24"/>
           <w:szCs w:val="24"/>
         </w:rPr>
-        <w:t xml:space="preserve">'s CDC lot-area calculation, and </w:t>
-      </w:r>
+        <w:t>'s</w:t>
+      </w:r>
+      <w:proofErr w:type="spellEnd"/>
+      <w:r>
+        <w:rPr>
+          <w:sz w:val="24"/>
+          <w:szCs w:val="24"/>
+        </w:rPr>
+        <w:t xml:space="preserve"> CDC lot-area calculation, and </w:t>
+      </w:r>
+      <w:proofErr w:type="spellStart"/>
       <w:r>
         <w:rPr>
           <w:rFonts w:ascii="Consolas" w:hAnsi="Consolas"/>
@@ -5594,15 +6228,51 @@
           <w:sz w:val="24"/>
           <w:szCs w:val="24"/>
         </w:rPr>
-        <w:t xml:space="preserve">'s </w:t>
-      </w:r>
+        <w:t>'s</w:t>
+      </w:r>
+      <w:proofErr w:type="spellEnd"/>
+      <w:r>
+        <w:rPr>
+          <w:sz w:val="24"/>
+          <w:szCs w:val="24"/>
+        </w:rPr>
+        <w:t xml:space="preserve"> </w:t>
+      </w:r>
+      <w:proofErr w:type="spellStart"/>
       <w:r>
         <w:rPr>
           <w:rFonts w:ascii="Consolas" w:hAnsi="Consolas"/>
           <w:sz w:val="24"/>
           <w:szCs w:val="24"/>
         </w:rPr>
-        <w:t>compute_lot_dimensions()</w:t>
+        <w:t>compute_lot_</w:t>
+      </w:r>
+      <w:proofErr w:type="gramStart"/>
+      <w:r>
+        <w:rPr>
+          <w:rFonts w:ascii="Consolas" w:hAnsi="Consolas"/>
+          <w:sz w:val="24"/>
+          <w:szCs w:val="24"/>
+        </w:rPr>
+        <w:t>dimensions</w:t>
+      </w:r>
+      <w:proofErr w:type="spellEnd"/>
+      <w:r>
+        <w:rPr>
+          <w:rFonts w:ascii="Consolas" w:hAnsi="Consolas"/>
+          <w:sz w:val="24"/>
+          <w:szCs w:val="24"/>
+        </w:rPr>
+        <w:t>(</w:t>
+      </w:r>
+      <w:proofErr w:type="gramEnd"/>
+      <w:r>
+        <w:rPr>
+          <w:rFonts w:ascii="Consolas" w:hAnsi="Consolas"/>
+          <w:sz w:val="24"/>
+          <w:szCs w:val="24"/>
+        </w:rPr>
+        <w:t>)</w:t>
       </w:r>
       <w:r>
         <w:rPr>
@@ -5648,7 +6318,23 @@
           <w:sz w:val="24"/>
           <w:szCs w:val="24"/>
         </w:rPr>
-        <w:t xml:space="preserve"> constant (used to build an oversized half-plane rectangle for clipping) was tuned for degree-space, where a lot spans ~0.0003°. Once coordinates were correctly projected to metres, that same constant became a comically small 2 </w:t>
+        <w:t xml:space="preserve"> constant (used to build an oversized half-plane rectangle for clipping) was tuned for degree-space, where a lot spans ~0.0003°. Once coordinates were correctly projected to </w:t>
+      </w:r>
+      <w:proofErr w:type="spellStart"/>
+      <w:r>
+        <w:rPr>
+          <w:sz w:val="24"/>
+          <w:szCs w:val="24"/>
+        </w:rPr>
+        <w:t>metres</w:t>
+      </w:r>
+      <w:proofErr w:type="spellEnd"/>
+      <w:r>
+        <w:rPr>
+          <w:sz w:val="24"/>
+          <w:szCs w:val="24"/>
+        </w:rPr>
+        <w:t xml:space="preserve">, that same constant became a comically small 2 </w:t>
       </w:r>
       <w:r>
         <w:rPr>
@@ -5786,12 +6472,21 @@
         </w:rPr>
         <w:t xml:space="preserve"> </w:t>
       </w:r>
-      <w:r>
-        <w:rPr>
-          <w:sz w:val="24"/>
-          <w:szCs w:val="24"/>
-        </w:rPr>
-        <w:t>standardised units (900mm vs 0.9m), and ambiguous parameter names.</w:t>
+      <w:proofErr w:type="spellStart"/>
+      <w:r>
+        <w:rPr>
+          <w:sz w:val="24"/>
+          <w:szCs w:val="24"/>
+        </w:rPr>
+        <w:t>standardised</w:t>
+      </w:r>
+      <w:proofErr w:type="spellEnd"/>
+      <w:r>
+        <w:rPr>
+          <w:sz w:val="24"/>
+          <w:szCs w:val="24"/>
+        </w:rPr>
+        <w:t xml:space="preserve"> units (900mm vs 0.9m), and ambiguous parameter names.</w:t>
       </w:r>
     </w:p>
     <w:p>
@@ -5868,7 +6563,23 @@
           <w:sz w:val="24"/>
           <w:szCs w:val="24"/>
         </w:rPr>
-        <w:t xml:space="preserve"> extracts using Gemini and Groq only — the Anthropic client and </w:t>
+        <w:t xml:space="preserve"> extracts using Gemini and </w:t>
+      </w:r>
+      <w:proofErr w:type="spellStart"/>
+      <w:r>
+        <w:rPr>
+          <w:sz w:val="24"/>
+          <w:szCs w:val="24"/>
+        </w:rPr>
+        <w:t>Groq</w:t>
+      </w:r>
+      <w:proofErr w:type="spellEnd"/>
+      <w:r>
+        <w:rPr>
+          <w:sz w:val="24"/>
+          <w:szCs w:val="24"/>
+        </w:rPr>
+        <w:t xml:space="preserve"> only — the Anthropic client and </w:t>
       </w:r>
       <w:r>
         <w:rPr>
@@ -5928,7 +6639,23 @@
           <w:sz w:val="24"/>
           <w:szCs w:val="24"/>
         </w:rPr>
-        <w:t xml:space="preserve"> in this engagement). If Claude-based extraction is a claimed differentiator going forward, it needs to actually be reinstated — it isn't running today.</w:t>
+        <w:t xml:space="preserve"> in this engagement). If Claude-based extraction is a claimed differentiator going forward, it needs to </w:t>
+      </w:r>
+      <w:proofErr w:type="gramStart"/>
+      <w:r>
+        <w:rPr>
+          <w:sz w:val="24"/>
+          <w:szCs w:val="24"/>
+        </w:rPr>
+        <w:t>actually be</w:t>
+      </w:r>
+      <w:proofErr w:type="gramEnd"/>
+      <w:r>
+        <w:rPr>
+          <w:sz w:val="24"/>
+          <w:szCs w:val="24"/>
+        </w:rPr>
+        <w:t xml:space="preserve"> reinstated — it isn't running today.</w:t>
       </w:r>
     </w:p>
     <w:p>
@@ -5947,6 +6674,7 @@
         </w:rPr>
         <w:t xml:space="preserve">A second, separate gap found in this engagement: </w:t>
       </w:r>
+      <w:proofErr w:type="spellStart"/>
       <w:r>
         <w:rPr>
           <w:rFonts w:ascii="Consolas" w:hAnsi="Consolas"/>
@@ -5960,15 +6688,33 @@
           <w:sz w:val="24"/>
           <w:szCs w:val="24"/>
         </w:rPr>
-        <w:t xml:space="preserve">'s own </w:t>
-      </w:r>
+        <w:t>'s</w:t>
+      </w:r>
+      <w:proofErr w:type="spellEnd"/>
+      <w:r>
+        <w:rPr>
+          <w:sz w:val="24"/>
+          <w:szCs w:val="24"/>
+        </w:rPr>
+        <w:t xml:space="preserve"> own </w:t>
+      </w:r>
+      <w:proofErr w:type="gramStart"/>
       <w:r>
         <w:rPr>
           <w:rFonts w:ascii="Consolas" w:hAnsi="Consolas"/>
           <w:sz w:val="24"/>
           <w:szCs w:val="24"/>
         </w:rPr>
-        <w:t>validate()</w:t>
+        <w:t>validate(</w:t>
+      </w:r>
+      <w:proofErr w:type="gramEnd"/>
+      <w:r>
+        <w:rPr>
+          <w:rFonts w:ascii="Consolas" w:hAnsi="Consolas"/>
+          <w:sz w:val="24"/>
+          <w:szCs w:val="24"/>
+        </w:rPr>
+        <w:t>)</w:t>
       </w:r>
       <w:r>
         <w:rPr>
@@ -5977,6 +6723,7 @@
         </w:rPr>
         <w:t xml:space="preserve"> correctly flags schema-invalid rules, but flagged rules are still written into the same output file as valid ones, and nothing downstream checks the </w:t>
       </w:r>
+      <w:proofErr w:type="spellStart"/>
       <w:r>
         <w:rPr>
           <w:rFonts w:ascii="Consolas" w:hAnsi="Consolas"/>
@@ -5985,6 +6732,7 @@
         </w:rPr>
         <w:t>validation_warnings</w:t>
       </w:r>
+      <w:proofErr w:type="spellEnd"/>
       <w:r>
         <w:rPr>
           <w:sz w:val="24"/>
@@ -6030,7 +6778,15 @@
         <w:t xml:space="preserve">Problem: </w:t>
       </w:r>
       <w:r>
-        <w:t xml:space="preserve">a colour-assignment script failed inside the Grasshopper Python component with “this type of object is not supported in Grasshopper” it was trying to create Rhino layers while </w:t>
+        <w:t xml:space="preserve">a </w:t>
+      </w:r>
+      <w:proofErr w:type="spellStart"/>
+      <w:r>
+        <w:t>colour</w:t>
+      </w:r>
+      <w:proofErr w:type="spellEnd"/>
+      <w:r>
+        <w:t xml:space="preserve">-assignment script failed inside the Grasshopper Python component with “this type of object is not supported in Grasshopper” it was trying to create Rhino layers while </w:t>
       </w:r>
       <w:r>
         <w:rPr>
@@ -6066,6 +6822,8 @@
       <w:r>
         <w:t xml:space="preserve">, switch it to </w:t>
       </w:r>
+      <w:proofErr w:type="spellStart"/>
+      <w:proofErr w:type="gramStart"/>
       <w:r>
         <w:rPr>
           <w:rFonts w:ascii="Consolas" w:hAnsi="Consolas"/>
@@ -6073,6 +6831,8 @@
         </w:rPr>
         <w:t>Rhino.RhinoDoc.ActiveDoc</w:t>
       </w:r>
+      <w:proofErr w:type="spellEnd"/>
+      <w:proofErr w:type="gramEnd"/>
       <w:r>
         <w:t xml:space="preserve"> for the duration of the layer operations, then restore it.</w:t>
       </w:r>
@@ -6093,11 +6853,211 @@
     </w:p>
     <w:p>
       <w:pPr>
+        <w:spacing w:after="0" w:line="240" w:lineRule="auto"/>
+      </w:pPr>
+    </w:p>
+    <w:p>
+      <w:pPr>
         <w:pStyle w:val="Heading2"/>
       </w:pPr>
+      <w:r>
+        <w:t>6.</w:t>
+      </w:r>
+      <w:r>
+        <w:t>6</w:t>
+      </w:r>
+      <w:r>
+        <w:t xml:space="preserve"> Grasshopper/Rhino </w:t>
+      </w:r>
+      <w:r>
+        <w:t xml:space="preserve">Application Familiarity </w:t>
+      </w:r>
+      <w:r>
+        <w:t>(Period 1)</w:t>
+      </w:r>
+    </w:p>
+    <w:p>
+      <w:pPr>
+        <w:spacing w:after="0" w:line="240" w:lineRule="auto"/>
+      </w:pPr>
+      <w:r>
+        <w:rPr>
+          <w:b/>
+          <w:bCs/>
+        </w:rPr>
+        <w:t>Problem:</w:t>
+      </w:r>
+      <w:r>
+        <w:t xml:space="preserve"> Neither team member had used Rhino or Grasshopper before this project, and unlike the domain gap described in </w:t>
+      </w:r>
+      <w:r>
+        <w:t>(</w:t>
+      </w:r>
+      <w:r>
+        <w:t>5</w:t>
+      </w:r>
+      <w:r>
+        <w:t>)</w:t>
+      </w:r>
+      <w:r>
+        <w:t xml:space="preserve">, which at least had two co-founders bridging software and </w:t>
+      </w:r>
+      <w:r>
+        <w:t>architecture there</w:t>
+      </w:r>
+      <w:r>
+        <w:t xml:space="preserve"> was no one on the team, or available to consult, with prior Rhino/Grasshopper experience. Basic mechanics (the Grasshopper canvas, component wiring, how a Python component executes within a GH definition, the GH/Rhino document-context split later diagnosed in §6.5) all had to be learned from documentation and trial-and-error, with no shortcut from someone who'd hit these issues before.</w:t>
+      </w:r>
+    </w:p>
+    <w:p>
+      <w:pPr>
+        <w:spacing w:after="0" w:line="240" w:lineRule="auto"/>
+      </w:pPr>
+      <w:r>
+        <w:rPr>
+          <w:b/>
+          <w:bCs/>
+        </w:rPr>
+        <w:t>Fix:</w:t>
+      </w:r>
+      <w:r>
+        <w:t xml:space="preserve"> No shortcut existed, so the team treated it as a dedicated phase rather than trying to learn the tool and build the plugin simultaneously</w:t>
+      </w:r>
+      <w:r>
+        <w:t>,</w:t>
+      </w:r>
+      <w:r>
+        <w:t xml:space="preserve"> roughly 3</w:t>
+      </w:r>
+      <w:r>
+        <w:t>-</w:t>
+      </w:r>
+      <w:r>
+        <w:t xml:space="preserve">4 days were spent purely on </w:t>
+      </w:r>
+      <w:r>
+        <w:t>familiarization</w:t>
+      </w:r>
+      <w:r>
+        <w:t xml:space="preserve"> (working through sample definitions, understanding the component model) before writing any project-specific plugin logic.</w:t>
+      </w:r>
+    </w:p>
+    <w:p>
+      <w:pPr>
+        <w:spacing w:after="0" w:line="240" w:lineRule="auto"/>
+      </w:pPr>
+      <w:r>
+        <w:rPr>
+          <w:b/>
+          <w:bCs/>
+        </w:rPr>
+        <w:t>Lesson:</w:t>
+      </w:r>
+      <w:r>
+        <w:t xml:space="preserve"> For a tool that is the product's "founding bet" (3) rather than incidental infrastructure, ramp-up time on unfamiliar software should be budgeted explicitly, not folded into build time. It also compounds with the domain-expertise gap (5, 11.5): the team was simultaneously learning an unfamiliar application and the architectural domain it operates in</w:t>
+      </w:r>
+      <w:r>
+        <w:t>.</w:t>
+      </w:r>
+    </w:p>
+    <w:p>
+      <w:pPr>
+        <w:spacing w:after="0" w:line="240" w:lineRule="auto"/>
+      </w:pPr>
+    </w:p>
+    <w:p>
+      <w:pPr>
+        <w:pStyle w:val="Heading2"/>
+      </w:pPr>
+      <w:r>
+        <w:t>6.</w:t>
+      </w:r>
+      <w:r>
+        <w:t>7</w:t>
+      </w:r>
+      <w:r>
+        <w:t xml:space="preserve"> Grasshopper/Rhino </w:t>
+      </w:r>
+      <w:r>
+        <w:t xml:space="preserve">Application Expiration (Period 2) </w:t>
+      </w:r>
+    </w:p>
+    <w:p>
+      <w:pPr>
+        <w:spacing w:after="0" w:line="240" w:lineRule="auto"/>
+      </w:pPr>
+      <w:r>
+        <w:rPr>
+          <w:b/>
+          <w:bCs/>
+        </w:rPr>
+        <w:t>Problem:</w:t>
+      </w:r>
+      <w:r>
+        <w:t xml:space="preserve"> Rhino's free trial license — the only way the team could run and test the Grasshopper plugin, since a paid seat was out of scope/budget for this project — expired roughly 90 days after initial installation, partway through Period 2. This blocked all plugin-side verification until resolved, and the same constraint resurfaced during this engagement: the trial had expired again by the time of this report, meaning the geometry fixes in §6.3 could be verified against the backend and browser map, but not re-confirmed inside Rhino/Grasshopper itself.</w:t>
+      </w:r>
+    </w:p>
+    <w:p>
+      <w:pPr>
+        <w:spacing w:after="0" w:line="240" w:lineRule="auto"/>
+      </w:pPr>
+      <w:r>
+        <w:rPr>
+          <w:b/>
+          <w:bCs/>
+        </w:rPr>
+        <w:t>Fix:</w:t>
+      </w:r>
+      <w:r>
+        <w:t xml:space="preserve"> Rather than purchase a license, the team registered a new Rhino trial under a different email address to obtain a fresh 90-day evaluation window and resume plugin testing.</w:t>
+      </w:r>
+    </w:p>
+    <w:p>
+      <w:pPr>
+        <w:spacing w:after="0" w:line="240" w:lineRule="auto"/>
+      </w:pPr>
+      <w:r>
+        <w:rPr>
+          <w:b/>
+          <w:bCs/>
+        </w:rPr>
+        <w:t>Lesson:</w:t>
+      </w:r>
+      <w:r>
+        <w:t xml:space="preserve"> A free-trial window is a recurring constraint for this </w:t>
+      </w:r>
+      <w:r>
+        <w:t xml:space="preserve">project; </w:t>
+      </w:r>
+      <w:r>
+        <w:t xml:space="preserve">it will lapse again on roughly the same cycle. Two things follow: (1) plugin-affecting changes should get an explicit "verified in Rhino: yes/no, as of [date]" note rather than assumed-current status, since backend/browser verification alone (as in this engagement) cannot confirm Grasshopper-side </w:t>
+      </w:r>
+      <w:r>
+        <w:t>behavior</w:t>
+      </w:r>
+      <w:r>
+        <w:t>; and (2) if the plugin remains core to the product, budgeting a real license is a decision worth making deliberately rather than continuing the email-swap workaround indefinitely.</w:t>
+      </w:r>
+    </w:p>
+    <w:p>
+      <w:pPr>
+        <w:spacing w:after="0" w:line="240" w:lineRule="auto"/>
+      </w:pPr>
+    </w:p>
+    <w:p>
+      <w:pPr>
+        <w:pStyle w:val="Heading2"/>
+      </w:pPr>
       <w:bookmarkStart w:id="16" w:name="_Toc235115196"/>
       <w:r>
-        <w:t>6.6 NSW API Rate Limiting (Period 1)</w:t>
+        <w:lastRenderedPageBreak/>
+        <w:t>6.</w:t>
+      </w:r>
+      <w:r>
+        <w:t>8</w:t>
+      </w:r>
+      <w:r>
+        <w:t xml:space="preserve"> NSW API Rate Limiting (Period 1)</w:t>
       </w:r>
       <w:bookmarkEnd w:id="16"/>
     </w:p>
@@ -6133,8 +7093,17 @@
           <w:rFonts w:ascii="Consolas" w:hAnsi="Consolas"/>
           <w:sz w:val="20"/>
         </w:rPr>
-        <w:t>data/cached_lots.json</w:t>
-      </w:r>
+        <w:t>data/</w:t>
+      </w:r>
+      <w:proofErr w:type="spellStart"/>
+      <w:r>
+        <w:rPr>
+          <w:rFonts w:ascii="Consolas" w:hAnsi="Consolas"/>
+          <w:sz w:val="20"/>
+        </w:rPr>
+        <w:t>cached_lots.json</w:t>
+      </w:r>
+      <w:proofErr w:type="spellEnd"/>
       <w:r>
         <w:t>) storing the full resolved lot record per address. First request: 2-3s; cached: near-instant. Live map-layer data (FSR/height/lot-size/heritage) is re-fetched if the cached copy is older than 30 days, so a permanent cache doesn't serve stale post-amendment values forever.</w:t>
       </w:r>
@@ -6145,7 +7114,13 @@
       </w:pPr>
       <w:bookmarkStart w:id="17" w:name="_Toc235115197"/>
       <w:r>
-        <w:t>6.7 Multi-Council DCP Variation (Period 1)</w:t>
+        <w:t>6.</w:t>
+      </w:r>
+      <w:r>
+        <w:t>9</w:t>
+      </w:r>
+      <w:r>
+        <w:t xml:space="preserve"> Multi-Council DCP Variation (Period 1)</w:t>
       </w:r>
       <w:bookmarkEnd w:id="17"/>
     </w:p>
@@ -6160,7 +7135,15 @@
         <w:t xml:space="preserve">Problem: </w:t>
       </w:r>
       <w:r>
-        <w:t>Canada Bay's DCP structure differs from Inner West's three separate DCPs (Marrickville, Ashfield, briefly Leichhardt); parameter naming and section structure varied by council.</w:t>
+        <w:t>Canada Bay's DCP structure differs from Inner West's three separate DCPs (</w:t>
+      </w:r>
+      <w:proofErr w:type="spellStart"/>
+      <w:r>
+        <w:t>Marrickville</w:t>
+      </w:r>
+      <w:proofErr w:type="spellEnd"/>
+      <w:r>
+        <w:t>, Ashfield, briefly Leichhardt); parameter naming and section structure varied by council.</w:t>
       </w:r>
     </w:p>
     <w:p>
@@ -6208,7 +7191,15 @@
         <w:t xml:space="preserve">What actually happened next: </w:t>
       </w:r>
       <w:r>
-        <w:t xml:space="preserve">rather than generalising this further to more councils (per the original roadmap), the 5 July cleanup consolidated extraction into one generic </w:t>
+        <w:t xml:space="preserve">rather than </w:t>
+      </w:r>
+      <w:proofErr w:type="spellStart"/>
+      <w:r>
+        <w:t>generalising</w:t>
+      </w:r>
+      <w:proofErr w:type="spellEnd"/>
+      <w:r>
+        <w:t xml:space="preserve"> this further to more councils (per the original roadmap), the 5 July cleanup consolidated extraction into one generic </w:t>
       </w:r>
       <w:r>
         <w:rPr>
@@ -6218,18 +7209,42 @@
         <w:t>pipeline.py</w:t>
       </w:r>
       <w:r>
-        <w:t xml:space="preserve"> driven by a document-structure-detection step (works out a DCP's clause-labelling and heading conventions per document, rather than hardcoding them)  and</w:t>
-      </w:r>
-      <w:r>
-        <w:t xml:space="preserve"> simultaneously removed Inner West support entirely, narrowing live scope back to Canada Bay only. The generic pipeline exists and is designed to generalise; it just isn't currently pointed at any council but Canada Bay in </w:t>
-      </w:r>
+        <w:t xml:space="preserve"> driven by a document-structure-detection step (works out a DCP's clause-labelling and heading conventions per document, rather than hardcoding </w:t>
+      </w:r>
+      <w:proofErr w:type="gramStart"/>
+      <w:r>
+        <w:t>them)  and</w:t>
+      </w:r>
+      <w:proofErr w:type="gramEnd"/>
+      <w:r>
+        <w:t xml:space="preserve"> simultaneously removed Inner West support entirely, narrowing live scope back to Canada Bay only. The generic pipeline exists and is designed to </w:t>
+      </w:r>
+      <w:proofErr w:type="spellStart"/>
+      <w:r>
+        <w:t>generalise</w:t>
+      </w:r>
+      <w:proofErr w:type="spellEnd"/>
+      <w:r>
+        <w:t xml:space="preserve">; it just isn't currently pointed at any council but Canada Bay in </w:t>
+      </w:r>
+      <w:proofErr w:type="spellStart"/>
       <w:r>
         <w:rPr>
           <w:rFonts w:ascii="Consolas" w:hAnsi="Consolas"/>
           <w:sz w:val="20"/>
         </w:rPr>
-        <w:t>pipeline_manifest.json</w:t>
-      </w:r>
+        <w:t>pipeline_</w:t>
+      </w:r>
+      <w:proofErr w:type="gramStart"/>
+      <w:r>
+        <w:rPr>
+          <w:rFonts w:ascii="Consolas" w:hAnsi="Consolas"/>
+          <w:sz w:val="20"/>
+        </w:rPr>
+        <w:t>manifest.json</w:t>
+      </w:r>
+      <w:proofErr w:type="spellEnd"/>
+      <w:proofErr w:type="gramEnd"/>
       <w:r>
         <w:t>.</w:t>
       </w:r>
@@ -6240,7 +7255,13 @@
       </w:pPr>
       <w:bookmarkStart w:id="18" w:name="_Toc235115198"/>
       <w:r>
-        <w:t>6.8 Envelope Geometry Edge-Detection Weaknesses (Found in This Engagement, Still Open)</w:t>
+        <w:t>6.</w:t>
+      </w:r>
+      <w:r>
+        <w:t>10</w:t>
+      </w:r>
+      <w:r>
+        <w:t xml:space="preserve"> Envelope Geometry Edge-Detection Weaknesses (Found in This Engagement, Still Open)</w:t>
       </w:r>
       <w:bookmarkEnd w:id="18"/>
     </w:p>
@@ -6276,13 +7297,32 @@
         <w:rPr>
           <w:b/>
         </w:rPr>
-        <w:t xml:space="preserve">Wide/shallow lots swap rear and side setbacks: </w:t>
-      </w:r>
-      <w:r>
-        <w:t>the “rear edge = whichever edge's midpoint sits furthest from the front edge's midpoint” heuristic is only correct when a lot's width is less than ~1.73× its depth. Confirmed concretely on real Canada Bay addresses (e.g. a 43.8m-wide, ~13m-deep lot) where a side edge got clipped as “rear” (applying 0.9m where 6.0m was required) and vice versa. A parallelism-based guard was attempted, calibrated against the actual cached dataset, and found to fire on 89% of simple lots — unusable as a warning. Pulled back ou</w:t>
-      </w:r>
-      <w:r>
-        <w:t>t rather than ship noise; the underlying question (is this dataset genuinely skewed wide/shallow, or is front-edge detection itself unreliable for many real addresses) needs real investigation, not a quick threshold.</w:t>
+        <w:t xml:space="preserve">Wide/shallow </w:t>
+      </w:r>
+      <w:proofErr w:type="gramStart"/>
+      <w:r>
+        <w:rPr>
+          <w:b/>
+        </w:rPr>
+        <w:t>lots</w:t>
+      </w:r>
+      <w:proofErr w:type="gramEnd"/>
+      <w:r>
+        <w:rPr>
+          <w:b/>
+        </w:rPr>
+        <w:t xml:space="preserve"> swap rear and side setbacks: </w:t>
+      </w:r>
+      <w:r>
+        <w:t>the “rear edge = whichever edge's midpoint sits furthest from the front edge's midpoint” heuristic is only correct when a lot's width is less than ~1.73× its depth. Confirmed concretely on real Canada Bay addresses (e.g. a 43.8m-wide, ~13m-deep lot) where a side edge got clipped as “rear” (applying 0.9m where 6.0m was required) and vice versa. A parallelism-based guard was attempted, calibrated against the actual cached dataset, and found to fire on 89% of simple lots — unusable as a warning. Pulled back out rather than ship noise; the underlying question (is this dataset genuinely skewed wide/</w:t>
+      </w:r>
+      <w:proofErr w:type="gramStart"/>
+      <w:r>
+        <w:t>shallow, or</w:t>
+      </w:r>
+      <w:proofErr w:type="gramEnd"/>
+      <w:r>
+        <w:t xml:space="preserve"> is front-edge detection itself unreliable for many real addresses) needs real investigation, not a quick threshold.</w:t>
       </w:r>
     </w:p>
     <w:p>
@@ -6293,12 +7333,20 @@
         <w:rPr>
           <w:b/>
         </w:rPr>
-        <w:lastRenderedPageBreak/>
         <w:t xml:space="preserve">Complex/curved boundaries confuse edge detection entirely: </w:t>
       </w:r>
       <w:r>
-        <w:t xml:space="preserve">a real 100-vertex lot (a curved/waterfront cadastral boundary approximated by dozens of ~1.2m micro-segments) had the front-edge detector pick one of those micro-segments as “the front edge” — architecturally meaningless. This one is fixed: any lot boundary over 12 vertices now returns its envelope plus a clear warning rather than a silently-wrong number, surfaced through the API's </w:t>
-      </w:r>
+        <w:t xml:space="preserve">a real 100-vertex lot (a curved/waterfront cadastral boundary approximated by dozens of ~1.2m micro-segments) had the front-edge detector pick one of those micro-segments as “the front edge” — architecturally meaningless. This one is fixed: any lot boundary over 12 vertices now returns its envelope plus a clear warning rather than a </w:t>
+      </w:r>
+      <w:proofErr w:type="gramStart"/>
+      <w:r>
+        <w:t>silently-wrong</w:t>
+      </w:r>
+      <w:proofErr w:type="gramEnd"/>
+      <w:r>
+        <w:t xml:space="preserve"> number, surfaced through the API's </w:t>
+      </w:r>
+      <w:proofErr w:type="spellStart"/>
       <w:r>
         <w:rPr>
           <w:rFonts w:ascii="Consolas" w:hAnsi="Consolas"/>
@@ -6306,6 +7354,7 @@
         </w:rPr>
         <w:t>envelope_fallback_warnings</w:t>
       </w:r>
+      <w:proofErr w:type="spellEnd"/>
       <w:r>
         <w:t xml:space="preserve"> and a dedicated frontend banner.</w:t>
       </w:r>
@@ -6316,7 +7365,14 @@
       </w:pPr>
       <w:bookmarkStart w:id="19" w:name="_Toc235115199"/>
       <w:r>
-        <w:t>6.9 A Ground-Floor-Only Envelope Presented as a Full 3D Massing Constraint (Found and Disclosed)</w:t>
+        <w:lastRenderedPageBreak/>
+        <w:t>6.</w:t>
+      </w:r>
+      <w:r>
+        <w:t>11</w:t>
+      </w:r>
+      <w:r>
+        <w:t xml:space="preserve"> A Ground-Floor-Only Envelope Presented as a Full 3D Massing Constraint (Found and Disclosed)</w:t>
       </w:r>
       <w:bookmarkEnd w:id="19"/>
     </w:p>
@@ -6335,18 +7391,60 @@
           <w:rFonts w:ascii="Consolas" w:hAnsi="Consolas"/>
           <w:sz w:val="20"/>
         </w:rPr>
-        <w:t>_apply_directional_setbacks()</w:t>
-      </w:r>
-      <w:r>
-        <w:t xml:space="preserve"> only ever accepts front/rear/side(ground)/secondary setbacks — there is no parameter for the upper-storey side setback, and </w:t>
-      </w:r>
+        <w:t>_</w:t>
+      </w:r>
+      <w:proofErr w:type="spellStart"/>
       <w:r>
         <w:rPr>
           <w:rFonts w:ascii="Consolas" w:hAnsi="Consolas"/>
           <w:sz w:val="20"/>
         </w:rPr>
+        <w:t>apply_directional_</w:t>
+      </w:r>
+      <w:proofErr w:type="gramStart"/>
+      <w:r>
+        <w:rPr>
+          <w:rFonts w:ascii="Consolas" w:hAnsi="Consolas"/>
+          <w:sz w:val="20"/>
+        </w:rPr>
+        <w:t>setbacks</w:t>
+      </w:r>
+      <w:proofErr w:type="spellEnd"/>
+      <w:r>
+        <w:rPr>
+          <w:rFonts w:ascii="Consolas" w:hAnsi="Consolas"/>
+          <w:sz w:val="20"/>
+        </w:rPr>
+        <w:t>(</w:t>
+      </w:r>
+      <w:proofErr w:type="gramEnd"/>
+      <w:r>
+        <w:rPr>
+          <w:rFonts w:ascii="Consolas" w:hAnsi="Consolas"/>
+          <w:sz w:val="20"/>
+        </w:rPr>
+        <w:t>)</w:t>
+      </w:r>
+      <w:r>
+        <w:t xml:space="preserve"> only ever accepts front/rear/side(ground)/secondary setbacks — there is no parameter for the upper-</w:t>
+      </w:r>
+      <w:proofErr w:type="spellStart"/>
+      <w:r>
+        <w:t>storey</w:t>
+      </w:r>
+      <w:proofErr w:type="spellEnd"/>
+      <w:r>
+        <w:t xml:space="preserve"> side setback, and </w:t>
+      </w:r>
+      <w:proofErr w:type="spellStart"/>
+      <w:r>
+        <w:rPr>
+          <w:rFonts w:ascii="Consolas" w:hAnsi="Consolas"/>
+          <w:sz w:val="20"/>
+        </w:rPr>
         <w:t>height_plane</w:t>
       </w:r>
+      <w:proofErr w:type="spellEnd"/>
       <w:r>
         <w:t xml:space="preserve"> is never applied to the geometry at all. The “3D buildable envelope” the README and pitch materials describe is, in the actual returned polygon, a single flat ground-floor footprint extruded to a flat height — it does not step in for upper floors the way most DCPs require.</w:t>
       </w:r>
@@ -6364,6 +7462,7 @@
       <w:r>
         <w:t>rather than attempt a full stepped-massing rebuild (a real geometry project, not a quick fix), added an explicit disclaimer — in the API response (</w:t>
       </w:r>
+      <w:proofErr w:type="spellStart"/>
       <w:r>
         <w:rPr>
           <w:rFonts w:ascii="Consolas" w:hAnsi="Consolas"/>
@@ -6371,9 +7470,11 @@
         </w:rPr>
         <w:t>envelope_geometry_note</w:t>
       </w:r>
+      <w:proofErr w:type="spellEnd"/>
       <w:r>
         <w:t xml:space="preserve">) and a matching frontend banner — stating plainly that the shape is ground-floor-only and that </w:t>
       </w:r>
+      <w:proofErr w:type="spellStart"/>
       <w:r>
         <w:rPr>
           <w:rFonts w:ascii="Consolas" w:hAnsi="Consolas"/>
@@ -6381,9 +7482,11 @@
         </w:rPr>
         <w:t>side_setback_upper</w:t>
       </w:r>
+      <w:proofErr w:type="spellEnd"/>
       <w:r>
         <w:t>/</w:t>
       </w:r>
+      <w:proofErr w:type="spellStart"/>
       <w:r>
         <w:rPr>
           <w:rFonts w:ascii="Consolas" w:hAnsi="Consolas"/>
@@ -6391,6 +7494,7 @@
         </w:rPr>
         <w:t>height_plane</w:t>
       </w:r>
+      <w:proofErr w:type="spellEnd"/>
       <w:r>
         <w:t xml:space="preserve"> are cited separately but not yet applied to the geometry. Honest disclosure over silent overclaiming.</w:t>
       </w:r>
@@ -6527,7 +7631,35 @@
               <w:rPr>
                 <w:sz w:val="20"/>
               </w:rPr>
-              <w:t>Doing offset/area math directly in lon/lat degrees is only correct at the equator; a proper metric projection (6.3) is the only way to get real, latitude-independent accuracy.</w:t>
+              <w:t xml:space="preserve">Doing offset/area math directly in </w:t>
+            </w:r>
+            <w:proofErr w:type="spellStart"/>
+            <w:r>
+              <w:rPr>
+                <w:sz w:val="20"/>
+              </w:rPr>
+              <w:t>lon</w:t>
+            </w:r>
+            <w:proofErr w:type="spellEnd"/>
+            <w:r>
+              <w:rPr>
+                <w:sz w:val="20"/>
+              </w:rPr>
+              <w:t>/</w:t>
+            </w:r>
+            <w:proofErr w:type="spellStart"/>
+            <w:r>
+              <w:rPr>
+                <w:sz w:val="20"/>
+              </w:rPr>
+              <w:t>lat</w:t>
+            </w:r>
+            <w:proofErr w:type="spellEnd"/>
+            <w:r>
+              <w:rPr>
+                <w:sz w:val="20"/>
+              </w:rPr>
+              <w:t xml:space="preserve"> degrees is only correct at the equator; a proper metric projection (6.3) is the only way to get real, latitude-independent accuracy.</w:t>
             </w:r>
           </w:p>
         </w:tc>
@@ -6578,7 +7710,21 @@
               <w:rPr>
                 <w:sz w:val="20"/>
               </w:rPr>
-              <w:t>Council DCPs vary in structure but not in kind of variation (clause labels, heading conventions, section nesting) a structure-detection step generalises better than hardcoding each council's quirks, and is much less code to maintain.</w:t>
+              <w:t xml:space="preserve">Council DCPs vary in structure but not in kind of variation (clause labels, heading conventions, section nesting) a structure-detection step </w:t>
+            </w:r>
+            <w:proofErr w:type="spellStart"/>
+            <w:r>
+              <w:rPr>
+                <w:sz w:val="20"/>
+              </w:rPr>
+              <w:t>generalises</w:t>
+            </w:r>
+            <w:proofErr w:type="spellEnd"/>
+            <w:r>
+              <w:rPr>
+                <w:sz w:val="20"/>
+              </w:rPr>
+              <w:t xml:space="preserve"> better than hardcoding each council's quirks, and is much less code to maintain.</w:t>
             </w:r>
           </w:p>
         </w:tc>
@@ -6599,7 +7745,23 @@
                 <w:b w:val="0"/>
                 <w:sz w:val="20"/>
               </w:rPr>
-              <w:t>Gemini/Groq over Claude for extraction (as currently implemented)</w:t>
+              <w:t>Gemini/</w:t>
+            </w:r>
+            <w:proofErr w:type="spellStart"/>
+            <w:r>
+              <w:rPr>
+                <w:b w:val="0"/>
+                <w:sz w:val="20"/>
+              </w:rPr>
+              <w:t>Groq</w:t>
+            </w:r>
+            <w:proofErr w:type="spellEnd"/>
+            <w:r>
+              <w:rPr>
+                <w:b w:val="0"/>
+                <w:sz w:val="20"/>
+              </w:rPr>
+              <w:t xml:space="preserve"> over Claude for extraction (as currently implemented)</w:t>
             </w:r>
           </w:p>
         </w:tc>
@@ -6774,7 +7936,35 @@
               <w:rPr>
                 <w:sz w:val="20"/>
               </w:rPr>
-              <w:t>For a compliance tool, a confidently-wrong number is strictly worse than an honestly-flagged uncertain one</w:t>
+              <w:t xml:space="preserve">For a compliance tool, a </w:t>
+            </w:r>
+            <w:proofErr w:type="gramStart"/>
+            <w:r>
+              <w:rPr>
+                <w:sz w:val="20"/>
+              </w:rPr>
+              <w:t>confidently-wrong</w:t>
+            </w:r>
+            <w:proofErr w:type="gramEnd"/>
+            <w:r>
+              <w:rPr>
+                <w:sz w:val="20"/>
+              </w:rPr>
+              <w:t xml:space="preserve"> number is strictly worse than an </w:t>
+            </w:r>
+            <w:proofErr w:type="gramStart"/>
+            <w:r>
+              <w:rPr>
+                <w:sz w:val="20"/>
+              </w:rPr>
+              <w:t>honestly-flagged</w:t>
+            </w:r>
+            <w:proofErr w:type="gramEnd"/>
+            <w:r>
+              <w:rPr>
+                <w:sz w:val="20"/>
+              </w:rPr>
+              <w:t xml:space="preserve"> uncertain one</w:t>
             </w:r>
             <w:r>
               <w:rPr>
@@ -6836,22 +8026,27 @@
               <w:rPr>
                 <w:sz w:val="20"/>
               </w:rPr>
-              <w:t xml:space="preserve"> (with an explanatory README) rather than deleted outright, since this is a reversible, low-risk action appropriate for a wrap-up-and-document phase rather than a we're-certain-we'll-never-need-this phase.</w:t>
+              <w:t xml:space="preserve"> (with an explanatory README) rather than deleted outright, since this is a reversible, low-risk action appropriate for a wrap-up-and-document phase rather than </w:t>
+            </w:r>
+            <w:proofErr w:type="gramStart"/>
+            <w:r>
+              <w:rPr>
+                <w:sz w:val="20"/>
+              </w:rPr>
+              <w:t>a we're</w:t>
+            </w:r>
+            <w:proofErr w:type="gramEnd"/>
+            <w:r>
+              <w:rPr>
+                <w:sz w:val="20"/>
+              </w:rPr>
+              <w:t>-certain-we'll-never-need-this phase.</w:t>
             </w:r>
           </w:p>
         </w:tc>
       </w:tr>
     </w:tbl>
-    <w:p>
-      <w:pPr>
-        <w:spacing w:after="80"/>
-      </w:pPr>
-    </w:p>
-    <w:p>
-      <w:r>
-        <w:br w:type="page"/>
-      </w:r>
-    </w:p>
+    <w:p/>
     <w:p>
       <w:pPr>
         <w:pStyle w:val="Heading1"/>
@@ -6878,7 +8073,15 @@
         <w:spacing w:after="160"/>
       </w:pPr>
       <w:r>
-        <w:t>City of Canada Bay Council only; R1–R4 residential zones. Every other LGA returns a 404. Inner West (Marrickville/Ashfield) support existed briefly and was deliberately removed — not a bug, a scope decision.</w:t>
+        <w:t>City of Canada Bay Council only; R1–R4 residential zones. Every other LGA returns a 404. Inner West (</w:t>
+      </w:r>
+      <w:proofErr w:type="spellStart"/>
+      <w:r>
+        <w:t>Marrickville</w:t>
+      </w:r>
+      <w:proofErr w:type="spellEnd"/>
+      <w:r>
+        <w:t>/Ashfield) support existed briefly and was deliberately removed — not a bug, a scope decision.</w:t>
       </w:r>
     </w:p>
     <w:p>
@@ -6976,17 +8179,42 @@
           <w:rFonts w:ascii="Consolas" w:hAnsi="Consolas"/>
           <w:sz w:val="20"/>
         </w:rPr>
-        <w:t>/lmr</w:t>
-      </w:r>
-      <w:r>
-        <w:t>) and CDC (</w:t>
-      </w:r>
+        <w:t>/</w:t>
+      </w:r>
+      <w:proofErr w:type="spellStart"/>
       <w:r>
         <w:rPr>
           <w:rFonts w:ascii="Consolas" w:hAnsi="Consolas"/>
           <w:sz w:val="20"/>
         </w:rPr>
-        <w:t>/cdc-eligibility</w:t>
+        <w:t>lmr</w:t>
+      </w:r>
+      <w:proofErr w:type="spellEnd"/>
+      <w:r>
+        <w:t>) and CDC (</w:t>
+      </w:r>
+      <w:r>
+        <w:rPr>
+          <w:rFonts w:ascii="Consolas" w:hAnsi="Consolas"/>
+          <w:sz w:val="20"/>
+        </w:rPr>
+        <w:t>/</w:t>
+      </w:r>
+      <w:proofErr w:type="spellStart"/>
+      <w:r>
+        <w:rPr>
+          <w:rFonts w:ascii="Consolas" w:hAnsi="Consolas"/>
+          <w:sz w:val="20"/>
+        </w:rPr>
+        <w:t>cdc</w:t>
+      </w:r>
+      <w:proofErr w:type="spellEnd"/>
+      <w:r>
+        <w:rPr>
+          <w:rFonts w:ascii="Consolas" w:hAnsi="Consolas"/>
+          <w:sz w:val="20"/>
+        </w:rPr>
+        <w:t>-eligibility</w:t>
       </w:r>
       <w:r>
         <w:t>) are preliminary screens, not determinations — several statutory exclusions (bushfire, flood, TOD overlap, ANEF noise contours, etc.) aren't verified.</w:t>
@@ -7016,6 +8244,7 @@
         <w:pStyle w:val="ListBullet"/>
         <w:spacing w:after="80"/>
       </w:pPr>
+      <w:proofErr w:type="spellStart"/>
       <w:r>
         <w:rPr>
           <w:rFonts w:ascii="Consolas" w:hAnsi="Consolas"/>
@@ -7024,7 +8253,11 @@
         <w:t>pipeline.py</w:t>
       </w:r>
       <w:r>
-        <w:t>'s schema-invalid (“flagged”) rules aren't excluded from its output file</w:t>
+        <w:t>'s</w:t>
+      </w:r>
+      <w:proofErr w:type="spellEnd"/>
+      <w:r>
+        <w:t xml:space="preserve"> schema-invalid (“flagged”) rules aren't excluded from its output file</w:t>
       </w:r>
       <w:r>
         <w:t>,</w:t>
@@ -7055,7 +8288,23 @@
         <w:t>External, no key required:</w:t>
       </w:r>
       <w:r>
-        <w:t xml:space="preserve"> NSW ArcGIS Geocoder, NSW Six Maps Cadastre, NSW Planning spatial layers (zone/LGA/FSR/height/lot-size/heritage), NSW Transport road-segment layer, NSW SEPP_Housing_2021 Town Centres layer.</w:t>
+        <w:t xml:space="preserve"> NSW ArcGIS Geocoder, NSW Six Maps </w:t>
+      </w:r>
+      <w:proofErr w:type="spellStart"/>
+      <w:r>
+        <w:t>Cadastre</w:t>
+      </w:r>
+      <w:proofErr w:type="spellEnd"/>
+      <w:r>
+        <w:t xml:space="preserve">, NSW Planning spatial layers (zone/LGA/FSR/height/lot-size/heritage), NSW Transport road-segment layer, NSW SEPP_Housing_2021 Town </w:t>
+      </w:r>
+      <w:proofErr w:type="spellStart"/>
+      <w:r>
+        <w:t>Centres</w:t>
+      </w:r>
+      <w:proofErr w:type="spellEnd"/>
+      <w:r>
+        <w:t xml:space="preserve"> layer.</w:t>
       </w:r>
     </w:p>
     <w:p>
@@ -7097,16 +8346,28 @@
           <w:rFonts w:ascii="Consolas" w:hAnsi="Consolas"/>
           <w:sz w:val="20"/>
         </w:rPr>
-        <w:t>.env</w:t>
-      </w:r>
-      <w:r>
-        <w:t xml:space="preserve">) — only needed to re-run </w:t>
-      </w:r>
+        <w:t>.</w:t>
+      </w:r>
+      <w:proofErr w:type="gramStart"/>
       <w:r>
         <w:rPr>
           <w:rFonts w:ascii="Consolas" w:hAnsi="Consolas"/>
           <w:sz w:val="20"/>
         </w:rPr>
+        <w:t>env</w:t>
+      </w:r>
+      <w:r>
+        <w:t>) —</w:t>
+      </w:r>
+      <w:proofErr w:type="gramEnd"/>
+      <w:r>
+        <w:t xml:space="preserve"> only needed to re-run </w:t>
+      </w:r>
+      <w:r>
+        <w:rPr>
+          <w:rFonts w:ascii="Consolas" w:hAnsi="Consolas"/>
+          <w:sz w:val="20"/>
+        </w:rPr>
         <w:t>pipeline.py</w:t>
       </w:r>
       <w:r>
@@ -7125,7 +8386,23 @@
         <w:t>Backend:</w:t>
       </w:r>
       <w:r>
-        <w:t xml:space="preserve"> FastAPI, Shapely, PyMuPDF, pandas, requests.</w:t>
+        <w:t xml:space="preserve"> </w:t>
+      </w:r>
+      <w:proofErr w:type="spellStart"/>
+      <w:r>
+        <w:t>FastAPI</w:t>
+      </w:r>
+      <w:proofErr w:type="spellEnd"/>
+      <w:r>
+        <w:t xml:space="preserve">, Shapely, </w:t>
+      </w:r>
+      <w:proofErr w:type="spellStart"/>
+      <w:r>
+        <w:t>PyMuPDF</w:t>
+      </w:r>
+      <w:proofErr w:type="spellEnd"/>
+      <w:r>
+        <w:t>, pandas, requests.</w:t>
       </w:r>
     </w:p>
     <w:p>
@@ -7155,7 +8432,15 @@
         <w:t>Plugin:</w:t>
       </w:r>
       <w:r>
-        <w:t xml:space="preserve"> Rhino/Grasshopper (Python component), requires the backend running and reachable at </w:t>
+        <w:t xml:space="preserve"> </w:t>
+      </w:r>
+      <w:proofErr w:type="gramStart"/>
+      <w:r>
+        <w:t>Rhino/Grasshopper (Python component),</w:t>
+      </w:r>
+      <w:proofErr w:type="gramEnd"/>
+      <w:r>
+        <w:t xml:space="preserve"> requires the backend running and reachable at </w:t>
       </w:r>
       <w:r>
         <w:rPr>
@@ -7219,7 +8504,57 @@
           <w:szCs w:val="24"/>
         </w:rPr>
         <w:br/>
-        <w:t>uvicorn backend.main:app --reload --port 8000</w:t>
+      </w:r>
+      <w:proofErr w:type="spellStart"/>
+      <w:r>
+        <w:rPr>
+          <w:rFonts w:ascii="Consolas" w:hAnsi="Consolas"/>
+          <w:color w:val="333333"/>
+          <w:sz w:val="24"/>
+          <w:szCs w:val="24"/>
+        </w:rPr>
+        <w:t>uvicorn</w:t>
+      </w:r>
+      <w:proofErr w:type="spellEnd"/>
+      <w:r>
+        <w:rPr>
+          <w:rFonts w:ascii="Consolas" w:hAnsi="Consolas"/>
+          <w:color w:val="333333"/>
+          <w:sz w:val="24"/>
+          <w:szCs w:val="24"/>
+        </w:rPr>
+        <w:t xml:space="preserve"> </w:t>
+      </w:r>
+      <w:proofErr w:type="spellStart"/>
+      <w:proofErr w:type="gramStart"/>
+      <w:r>
+        <w:rPr>
+          <w:rFonts w:ascii="Consolas" w:hAnsi="Consolas"/>
+          <w:color w:val="333333"/>
+          <w:sz w:val="24"/>
+          <w:szCs w:val="24"/>
+        </w:rPr>
+        <w:t>backend.main</w:t>
+      </w:r>
+      <w:proofErr w:type="gramEnd"/>
+      <w:r>
+        <w:rPr>
+          <w:rFonts w:ascii="Consolas" w:hAnsi="Consolas"/>
+          <w:color w:val="333333"/>
+          <w:sz w:val="24"/>
+          <w:szCs w:val="24"/>
+        </w:rPr>
+        <w:t>:app</w:t>
+      </w:r>
+      <w:proofErr w:type="spellEnd"/>
+      <w:r>
+        <w:rPr>
+          <w:rFonts w:ascii="Consolas" w:hAnsi="Consolas"/>
+          <w:color w:val="333333"/>
+          <w:sz w:val="24"/>
+          <w:szCs w:val="24"/>
+        </w:rPr>
+        <w:t xml:space="preserve"> --reload --port 8000</w:t>
       </w:r>
     </w:p>
     <w:p>
@@ -7288,8 +8623,8 @@
           <w:szCs w:val="24"/>
         </w:rPr>
         <w:br/>
-        <w:t>npm install</w:t>
-      </w:r>
+      </w:r>
+      <w:proofErr w:type="spellStart"/>
       <w:r>
         <w:rPr>
           <w:rFonts w:ascii="Consolas" w:hAnsi="Consolas"/>
@@ -7297,8 +8632,46 @@
           <w:sz w:val="24"/>
           <w:szCs w:val="24"/>
         </w:rPr>
+        <w:t>npm</w:t>
+      </w:r>
+      <w:proofErr w:type="spellEnd"/>
+      <w:r>
+        <w:rPr>
+          <w:rFonts w:ascii="Consolas" w:hAnsi="Consolas"/>
+          <w:color w:val="333333"/>
+          <w:sz w:val="24"/>
+          <w:szCs w:val="24"/>
+        </w:rPr>
+        <w:t xml:space="preserve"> install</w:t>
+      </w:r>
+      <w:r>
+        <w:rPr>
+          <w:rFonts w:ascii="Consolas" w:hAnsi="Consolas"/>
+          <w:color w:val="333333"/>
+          <w:sz w:val="24"/>
+          <w:szCs w:val="24"/>
+        </w:rPr>
         <w:br/>
-        <w:t>npm run dev</w:t>
+      </w:r>
+      <w:proofErr w:type="spellStart"/>
+      <w:r>
+        <w:rPr>
+          <w:rFonts w:ascii="Consolas" w:hAnsi="Consolas"/>
+          <w:color w:val="333333"/>
+          <w:sz w:val="24"/>
+          <w:szCs w:val="24"/>
+        </w:rPr>
+        <w:t>npm</w:t>
+      </w:r>
+      <w:proofErr w:type="spellEnd"/>
+      <w:r>
+        <w:rPr>
+          <w:rFonts w:ascii="Consolas" w:hAnsi="Consolas"/>
+          <w:color w:val="333333"/>
+          <w:sz w:val="24"/>
+          <w:szCs w:val="24"/>
+        </w:rPr>
+        <w:t xml:space="preserve"> run dev</w:t>
       </w:r>
     </w:p>
     <w:p>
@@ -7457,8 +8830,9 @@
           <w:sz w:val="24"/>
           <w:szCs w:val="24"/>
         </w:rPr>
-        <w:t>python pipeline.py                          # all LGAs in pipeline_manifest.json (currently: Canada Bay only)</w:t>
-      </w:r>
+        <w:t xml:space="preserve">python pipeline.py                          # all LGAs in </w:t>
+      </w:r>
+      <w:proofErr w:type="spellStart"/>
       <w:r>
         <w:rPr>
           <w:rFonts w:ascii="Consolas" w:hAnsi="Consolas"/>
@@ -7466,8 +8840,58 @@
           <w:sz w:val="24"/>
           <w:szCs w:val="24"/>
         </w:rPr>
+        <w:t>pipeline_</w:t>
+      </w:r>
+      <w:proofErr w:type="gramStart"/>
+      <w:r>
+        <w:rPr>
+          <w:rFonts w:ascii="Consolas" w:hAnsi="Consolas"/>
+          <w:color w:val="333333"/>
+          <w:sz w:val="24"/>
+          <w:szCs w:val="24"/>
+        </w:rPr>
+        <w:t>manifest.json</w:t>
+      </w:r>
+      <w:proofErr w:type="spellEnd"/>
+      <w:proofErr w:type="gramEnd"/>
+      <w:r>
+        <w:rPr>
+          <w:rFonts w:ascii="Consolas" w:hAnsi="Consolas"/>
+          <w:color w:val="333333"/>
+          <w:sz w:val="24"/>
+          <w:szCs w:val="24"/>
+        </w:rPr>
+        <w:t xml:space="preserve"> (currently: Canada Bay only)</w:t>
+      </w:r>
+      <w:r>
+        <w:rPr>
+          <w:rFonts w:ascii="Consolas" w:hAnsi="Consolas"/>
+          <w:color w:val="333333"/>
+          <w:sz w:val="24"/>
+          <w:szCs w:val="24"/>
+        </w:rPr>
         <w:br/>
-        <w:t>python pipeline.py --lga "Canada Bay R3"     # one entry</w:t>
+        <w:t>python pipeline.py --</w:t>
+      </w:r>
+      <w:proofErr w:type="spellStart"/>
+      <w:r>
+        <w:rPr>
+          <w:rFonts w:ascii="Consolas" w:hAnsi="Consolas"/>
+          <w:color w:val="333333"/>
+          <w:sz w:val="24"/>
+          <w:szCs w:val="24"/>
+        </w:rPr>
+        <w:t>lga</w:t>
+      </w:r>
+      <w:proofErr w:type="spellEnd"/>
+      <w:r>
+        <w:rPr>
+          <w:rFonts w:ascii="Consolas" w:hAnsi="Consolas"/>
+          <w:color w:val="333333"/>
+          <w:sz w:val="24"/>
+          <w:szCs w:val="24"/>
+        </w:rPr>
+        <w:t xml:space="preserve"> "Canada Bay R3"     # one entry</w:t>
       </w:r>
     </w:p>
     <w:p>
@@ -7505,8 +8929,19 @@
           <w:szCs w:val="24"/>
         </w:rPr>
         <w:br/>
-        <w:t>python test_accuracy.py --skip-geometry     # skip the envelope-geometry check added</w:t>
-      </w:r>
+        <w:t xml:space="preserve">python test_accuracy.py --skip-geometry     # skip the envelope-geometry </w:t>
+      </w:r>
+      <w:proofErr w:type="gramStart"/>
+      <w:r>
+        <w:rPr>
+          <w:rFonts w:ascii="Consolas" w:hAnsi="Consolas"/>
+          <w:color w:val="333333"/>
+          <w:sz w:val="24"/>
+          <w:szCs w:val="24"/>
+        </w:rPr>
+        <w:t>check added</w:t>
+      </w:r>
+      <w:proofErr w:type="gramEnd"/>
       <w:r>
         <w:rPr>
           <w:rFonts w:ascii="Consolas" w:hAnsi="Consolas"/>
@@ -7588,11 +9023,19 @@
             <w:pPr>
               <w:cnfStyle w:val="100000000000" w:firstRow="1" w:lastRow="0" w:firstColumn="0" w:lastColumn="0" w:oddVBand="0" w:evenVBand="0" w:oddHBand="0" w:evenHBand="0" w:firstRowFirstColumn="0" w:firstRowLastColumn="0" w:lastRowFirstColumn="0" w:lastRowLastColumn="0"/>
             </w:pPr>
+            <w:proofErr w:type="gramStart"/>
             <w:r>
               <w:rPr>
                 <w:sz w:val="20"/>
               </w:rPr>
-              <w:t>Actually Verified Now</w:t>
+              <w:t>Actually</w:t>
+            </w:r>
+            <w:proofErr w:type="gramEnd"/>
+            <w:r>
+              <w:rPr>
+                <w:sz w:val="20"/>
+              </w:rPr>
+              <w:t xml:space="preserve"> Verified Now</w:t>
             </w:r>
           </w:p>
         </w:tc>
@@ -7902,8 +9345,17 @@
                 <w:sz w:val="24"/>
                 <w:szCs w:val="24"/>
               </w:rPr>
-              <w:t>66/70 cached</w:t>
-            </w:r>
+              <w:t xml:space="preserve">66/70 </w:t>
+            </w:r>
+            <w:proofErr w:type="gramStart"/>
+            <w:r>
+              <w:rPr>
+                <w:sz w:val="24"/>
+                <w:szCs w:val="24"/>
+              </w:rPr>
+              <w:t>cached</w:t>
+            </w:r>
+            <w:proofErr w:type="gramEnd"/>
             <w:r>
               <w:rPr>
                 <w:sz w:val="24"/>
@@ -8039,7 +9491,25 @@
                 <w:sz w:val="24"/>
                 <w:szCs w:val="24"/>
               </w:rPr>
-              <w:t xml:space="preserve"> setback distance correct (±0.3m/10%)</w:t>
+              <w:t xml:space="preserve"> setback distance </w:t>
+            </w:r>
+            <w:proofErr w:type="gramStart"/>
+            <w:r>
+              <w:rPr>
+                <w:b w:val="0"/>
+                <w:sz w:val="24"/>
+                <w:szCs w:val="24"/>
+              </w:rPr>
+              <w:t>correct</w:t>
+            </w:r>
+            <w:proofErr w:type="gramEnd"/>
+            <w:r>
+              <w:rPr>
+                <w:b w:val="0"/>
+                <w:sz w:val="24"/>
+                <w:szCs w:val="24"/>
+              </w:rPr>
+              <w:t xml:space="preserve"> (±0.3m/10%)</w:t>
             </w:r>
           </w:p>
         </w:tc>
@@ -8165,7 +9635,23 @@
                 <w:sz w:val="24"/>
                 <w:szCs w:val="24"/>
               </w:rPr>
-              <w:t>Gemini/Groq (Anthropic removed)</w:t>
+              <w:t>Gemini/</w:t>
+            </w:r>
+            <w:proofErr w:type="spellStart"/>
+            <w:r>
+              <w:rPr>
+                <w:sz w:val="24"/>
+                <w:szCs w:val="24"/>
+              </w:rPr>
+              <w:t>Groq</w:t>
+            </w:r>
+            <w:proofErr w:type="spellEnd"/>
+            <w:r>
+              <w:rPr>
+                <w:sz w:val="24"/>
+                <w:szCs w:val="24"/>
+              </w:rPr>
+              <w:t xml:space="preserve"> (Anthropic removed)</w:t>
             </w:r>
           </w:p>
         </w:tc>
@@ -8335,7 +9821,23 @@
           <w:sz w:val="24"/>
           <w:szCs w:val="24"/>
         </w:rPr>
-        <w:t xml:space="preserve"> (5, 11). The team correctly recognised they couldn't audit their own output without architectural/planning expertise and scaled down in response</w:t>
+        <w:t xml:space="preserve"> (5, 11). The team correctly </w:t>
+      </w:r>
+      <w:proofErr w:type="spellStart"/>
+      <w:r>
+        <w:rPr>
+          <w:sz w:val="24"/>
+          <w:szCs w:val="24"/>
+        </w:rPr>
+        <w:t>recognised</w:t>
+      </w:r>
+      <w:proofErr w:type="spellEnd"/>
+      <w:r>
+        <w:rPr>
+          <w:sz w:val="24"/>
+          <w:szCs w:val="24"/>
+        </w:rPr>
+        <w:t xml:space="preserve"> they couldn't audit their own output without architectural/planning expertise and scaled down in response</w:t>
       </w:r>
       <w:r>
         <w:rPr>

--- a/ProjectEvaluationReport.docx
+++ b/ProjectEvaluationReport.docx
@@ -224,6 +224,8 @@
       <w:sdtEndPr>
         <w:rPr>
           <w:noProof/>
+          <w:sz w:val="24"/>
+          <w:szCs w:val="24"/>
         </w:rPr>
       </w:sdtEndPr>
       <w:sdtContent>
@@ -253,19 +255,33 @@
             </w:rPr>
           </w:pPr>
           <w:r>
+            <w:rPr>
+              <w:sz w:val="24"/>
+              <w:szCs w:val="24"/>
+            </w:rPr>
             <w:fldChar w:fldCharType="begin"/>
           </w:r>
           <w:r>
+            <w:rPr>
+              <w:sz w:val="24"/>
+              <w:szCs w:val="24"/>
+            </w:rPr>
             <w:instrText xml:space="preserve"> TOC \o "1-3" \h \z \u </w:instrText>
           </w:r>
           <w:r>
+            <w:rPr>
+              <w:sz w:val="24"/>
+              <w:szCs w:val="24"/>
+            </w:rPr>
             <w:fldChar w:fldCharType="separate"/>
           </w:r>
-          <w:hyperlink w:anchor="_Toc235115180" w:history="1">
+          <w:hyperlink w:anchor="_Toc235132868" w:history="1">
             <w:r>
               <w:rPr>
                 <w:rStyle w:val="Hyperlink"/>
                 <w:noProof/>
+                <w:sz w:val="24"/>
+                <w:szCs w:val="24"/>
               </w:rPr>
               <w:t>Executive Summary</w:t>
             </w:r>
@@ -273,6 +289,8 @@
               <w:rPr>
                 <w:noProof/>
                 <w:webHidden/>
+                <w:sz w:val="24"/>
+                <w:szCs w:val="24"/>
               </w:rPr>
               <w:tab/>
             </w:r>
@@ -280,6 +298,8 @@
               <w:rPr>
                 <w:noProof/>
                 <w:webHidden/>
+                <w:sz w:val="24"/>
+                <w:szCs w:val="24"/>
               </w:rPr>
               <w:fldChar w:fldCharType="begin"/>
             </w:r>
@@ -287,19 +307,25 @@
               <w:rPr>
                 <w:noProof/>
                 <w:webHidden/>
-              </w:rPr>
-              <w:instrText xml:space="preserve"> PAGEREF _Toc235115180 \h </w:instrText>
-            </w:r>
-            <w:r>
-              <w:rPr>
-                <w:noProof/>
-                <w:webHidden/>
-              </w:rPr>
-            </w:r>
-            <w:r>
-              <w:rPr>
-                <w:noProof/>
-                <w:webHidden/>
+                <w:sz w:val="24"/>
+                <w:szCs w:val="24"/>
+              </w:rPr>
+              <w:instrText xml:space="preserve"> PAGEREF _Toc235132868 \h </w:instrText>
+            </w:r>
+            <w:r>
+              <w:rPr>
+                <w:noProof/>
+                <w:webHidden/>
+                <w:sz w:val="24"/>
+                <w:szCs w:val="24"/>
+              </w:rPr>
+            </w:r>
+            <w:r>
+              <w:rPr>
+                <w:noProof/>
+                <w:webHidden/>
+                <w:sz w:val="24"/>
+                <w:szCs w:val="24"/>
               </w:rPr>
               <w:fldChar w:fldCharType="separate"/>
             </w:r>
@@ -307,6 +333,8 @@
               <w:rPr>
                 <w:noProof/>
                 <w:webHidden/>
+                <w:sz w:val="24"/>
+                <w:szCs w:val="24"/>
               </w:rPr>
               <w:t>4</w:t>
             </w:r>
@@ -314,6 +342,8 @@
               <w:rPr>
                 <w:noProof/>
                 <w:webHidden/>
+                <w:sz w:val="24"/>
+                <w:szCs w:val="24"/>
               </w:rPr>
               <w:fldChar w:fldCharType="end"/>
             </w:r>
@@ -336,11 +366,13 @@
               <w14:ligatures w14:val="standardContextual"/>
             </w:rPr>
           </w:pPr>
-          <w:hyperlink w:anchor="_Toc235115181" w:history="1">
+          <w:hyperlink w:anchor="_Toc235132869" w:history="1">
             <w:r>
               <w:rPr>
                 <w:rStyle w:val="Hyperlink"/>
                 <w:noProof/>
+                <w:sz w:val="24"/>
+                <w:szCs w:val="24"/>
               </w:rPr>
               <w:t>1. Background &amp; Context</w:t>
             </w:r>
@@ -348,6 +380,8 @@
               <w:rPr>
                 <w:noProof/>
                 <w:webHidden/>
+                <w:sz w:val="24"/>
+                <w:szCs w:val="24"/>
               </w:rPr>
               <w:tab/>
             </w:r>
@@ -355,6 +389,8 @@
               <w:rPr>
                 <w:noProof/>
                 <w:webHidden/>
+                <w:sz w:val="24"/>
+                <w:szCs w:val="24"/>
               </w:rPr>
               <w:fldChar w:fldCharType="begin"/>
             </w:r>
@@ -362,19 +398,25 @@
               <w:rPr>
                 <w:noProof/>
                 <w:webHidden/>
-              </w:rPr>
-              <w:instrText xml:space="preserve"> PAGEREF _Toc235115181 \h </w:instrText>
-            </w:r>
-            <w:r>
-              <w:rPr>
-                <w:noProof/>
-                <w:webHidden/>
-              </w:rPr>
-            </w:r>
-            <w:r>
-              <w:rPr>
-                <w:noProof/>
-                <w:webHidden/>
+                <w:sz w:val="24"/>
+                <w:szCs w:val="24"/>
+              </w:rPr>
+              <w:instrText xml:space="preserve"> PAGEREF _Toc235132869 \h </w:instrText>
+            </w:r>
+            <w:r>
+              <w:rPr>
+                <w:noProof/>
+                <w:webHidden/>
+                <w:sz w:val="24"/>
+                <w:szCs w:val="24"/>
+              </w:rPr>
+            </w:r>
+            <w:r>
+              <w:rPr>
+                <w:noProof/>
+                <w:webHidden/>
+                <w:sz w:val="24"/>
+                <w:szCs w:val="24"/>
               </w:rPr>
               <w:fldChar w:fldCharType="separate"/>
             </w:r>
@@ -382,6 +424,8 @@
               <w:rPr>
                 <w:noProof/>
                 <w:webHidden/>
+                <w:sz w:val="24"/>
+                <w:szCs w:val="24"/>
               </w:rPr>
               <w:t>5</w:t>
             </w:r>
@@ -389,6 +433,8 @@
               <w:rPr>
                 <w:noProof/>
                 <w:webHidden/>
+                <w:sz w:val="24"/>
+                <w:szCs w:val="24"/>
               </w:rPr>
               <w:fldChar w:fldCharType="end"/>
             </w:r>
@@ -411,11 +457,13 @@
               <w14:ligatures w14:val="standardContextual"/>
             </w:rPr>
           </w:pPr>
-          <w:hyperlink w:anchor="_Toc235115182" w:history="1">
+          <w:hyperlink w:anchor="_Toc235132870" w:history="1">
             <w:r>
               <w:rPr>
                 <w:rStyle w:val="Hyperlink"/>
                 <w:noProof/>
+                <w:sz w:val="24"/>
+                <w:szCs w:val="24"/>
               </w:rPr>
               <w:t>2. Problem Statement</w:t>
             </w:r>
@@ -423,6 +471,8 @@
               <w:rPr>
                 <w:noProof/>
                 <w:webHidden/>
+                <w:sz w:val="24"/>
+                <w:szCs w:val="24"/>
               </w:rPr>
               <w:tab/>
             </w:r>
@@ -430,6 +480,8 @@
               <w:rPr>
                 <w:noProof/>
                 <w:webHidden/>
+                <w:sz w:val="24"/>
+                <w:szCs w:val="24"/>
               </w:rPr>
               <w:fldChar w:fldCharType="begin"/>
             </w:r>
@@ -437,19 +489,25 @@
               <w:rPr>
                 <w:noProof/>
                 <w:webHidden/>
-              </w:rPr>
-              <w:instrText xml:space="preserve"> PAGEREF _Toc235115182 \h </w:instrText>
-            </w:r>
-            <w:r>
-              <w:rPr>
-                <w:noProof/>
-                <w:webHidden/>
-              </w:rPr>
-            </w:r>
-            <w:r>
-              <w:rPr>
-                <w:noProof/>
-                <w:webHidden/>
+                <w:sz w:val="24"/>
+                <w:szCs w:val="24"/>
+              </w:rPr>
+              <w:instrText xml:space="preserve"> PAGEREF _Toc235132870 \h </w:instrText>
+            </w:r>
+            <w:r>
+              <w:rPr>
+                <w:noProof/>
+                <w:webHidden/>
+                <w:sz w:val="24"/>
+                <w:szCs w:val="24"/>
+              </w:rPr>
+            </w:r>
+            <w:r>
+              <w:rPr>
+                <w:noProof/>
+                <w:webHidden/>
+                <w:sz w:val="24"/>
+                <w:szCs w:val="24"/>
               </w:rPr>
               <w:fldChar w:fldCharType="separate"/>
             </w:r>
@@ -457,6 +515,8 @@
               <w:rPr>
                 <w:noProof/>
                 <w:webHidden/>
+                <w:sz w:val="24"/>
+                <w:szCs w:val="24"/>
               </w:rPr>
               <w:t>5</w:t>
             </w:r>
@@ -464,6 +524,8 @@
               <w:rPr>
                 <w:noProof/>
                 <w:webHidden/>
+                <w:sz w:val="24"/>
+                <w:szCs w:val="24"/>
               </w:rPr>
               <w:fldChar w:fldCharType="end"/>
             </w:r>
@@ -486,11 +548,13 @@
               <w14:ligatures w14:val="standardContextual"/>
             </w:rPr>
           </w:pPr>
-          <w:hyperlink w:anchor="_Toc235115183" w:history="1">
+          <w:hyperlink w:anchor="_Toc235132871" w:history="1">
             <w:r>
               <w:rPr>
                 <w:rStyle w:val="Hyperlink"/>
                 <w:noProof/>
+                <w:sz w:val="24"/>
+                <w:szCs w:val="24"/>
               </w:rPr>
               <w:t>4. Technical Architecture</w:t>
             </w:r>
@@ -498,6 +562,8 @@
               <w:rPr>
                 <w:noProof/>
                 <w:webHidden/>
+                <w:sz w:val="24"/>
+                <w:szCs w:val="24"/>
               </w:rPr>
               <w:tab/>
             </w:r>
@@ -505,6 +571,8 @@
               <w:rPr>
                 <w:noProof/>
                 <w:webHidden/>
+                <w:sz w:val="24"/>
+                <w:szCs w:val="24"/>
               </w:rPr>
               <w:fldChar w:fldCharType="begin"/>
             </w:r>
@@ -512,19 +580,25 @@
               <w:rPr>
                 <w:noProof/>
                 <w:webHidden/>
-              </w:rPr>
-              <w:instrText xml:space="preserve"> PAGEREF _Toc235115183 \h </w:instrText>
-            </w:r>
-            <w:r>
-              <w:rPr>
-                <w:noProof/>
-                <w:webHidden/>
-              </w:rPr>
-            </w:r>
-            <w:r>
-              <w:rPr>
-                <w:noProof/>
-                <w:webHidden/>
+                <w:sz w:val="24"/>
+                <w:szCs w:val="24"/>
+              </w:rPr>
+              <w:instrText xml:space="preserve"> PAGEREF _Toc235132871 \h </w:instrText>
+            </w:r>
+            <w:r>
+              <w:rPr>
+                <w:noProof/>
+                <w:webHidden/>
+                <w:sz w:val="24"/>
+                <w:szCs w:val="24"/>
+              </w:rPr>
+            </w:r>
+            <w:r>
+              <w:rPr>
+                <w:noProof/>
+                <w:webHidden/>
+                <w:sz w:val="24"/>
+                <w:szCs w:val="24"/>
               </w:rPr>
               <w:fldChar w:fldCharType="separate"/>
             </w:r>
@@ -532,6 +606,8 @@
               <w:rPr>
                 <w:noProof/>
                 <w:webHidden/>
+                <w:sz w:val="24"/>
+                <w:szCs w:val="24"/>
               </w:rPr>
               <w:t>6</w:t>
             </w:r>
@@ -539,6 +615,8 @@
               <w:rPr>
                 <w:noProof/>
                 <w:webHidden/>
+                <w:sz w:val="24"/>
+                <w:szCs w:val="24"/>
               </w:rPr>
               <w:fldChar w:fldCharType="end"/>
             </w:r>
@@ -561,11 +639,13 @@
               <w14:ligatures w14:val="standardContextual"/>
             </w:rPr>
           </w:pPr>
-          <w:hyperlink w:anchor="_Toc235115184" w:history="1">
+          <w:hyperlink w:anchor="_Toc235132872" w:history="1">
             <w:r>
               <w:rPr>
                 <w:rStyle w:val="Hyperlink"/>
                 <w:noProof/>
+                <w:sz w:val="24"/>
+                <w:szCs w:val="24"/>
               </w:rPr>
               <w:t>4.1 The Model (Backend)</w:t>
             </w:r>
@@ -573,6 +653,8 @@
               <w:rPr>
                 <w:noProof/>
                 <w:webHidden/>
+                <w:sz w:val="24"/>
+                <w:szCs w:val="24"/>
               </w:rPr>
               <w:tab/>
             </w:r>
@@ -580,6 +662,8 @@
               <w:rPr>
                 <w:noProof/>
                 <w:webHidden/>
+                <w:sz w:val="24"/>
+                <w:szCs w:val="24"/>
               </w:rPr>
               <w:fldChar w:fldCharType="begin"/>
             </w:r>
@@ -587,19 +671,25 @@
               <w:rPr>
                 <w:noProof/>
                 <w:webHidden/>
-              </w:rPr>
-              <w:instrText xml:space="preserve"> PAGEREF _Toc235115184 \h </w:instrText>
-            </w:r>
-            <w:r>
-              <w:rPr>
-                <w:noProof/>
-                <w:webHidden/>
-              </w:rPr>
-            </w:r>
-            <w:r>
-              <w:rPr>
-                <w:noProof/>
-                <w:webHidden/>
+                <w:sz w:val="24"/>
+                <w:szCs w:val="24"/>
+              </w:rPr>
+              <w:instrText xml:space="preserve"> PAGEREF _Toc235132872 \h </w:instrText>
+            </w:r>
+            <w:r>
+              <w:rPr>
+                <w:noProof/>
+                <w:webHidden/>
+                <w:sz w:val="24"/>
+                <w:szCs w:val="24"/>
+              </w:rPr>
+            </w:r>
+            <w:r>
+              <w:rPr>
+                <w:noProof/>
+                <w:webHidden/>
+                <w:sz w:val="24"/>
+                <w:szCs w:val="24"/>
               </w:rPr>
               <w:fldChar w:fldCharType="separate"/>
             </w:r>
@@ -607,6 +697,8 @@
               <w:rPr>
                 <w:noProof/>
                 <w:webHidden/>
+                <w:sz w:val="24"/>
+                <w:szCs w:val="24"/>
               </w:rPr>
               <w:t>6</w:t>
             </w:r>
@@ -614,6 +706,8 @@
               <w:rPr>
                 <w:noProof/>
                 <w:webHidden/>
+                <w:sz w:val="24"/>
+                <w:szCs w:val="24"/>
               </w:rPr>
               <w:fldChar w:fldCharType="end"/>
             </w:r>
@@ -636,11 +730,13 @@
               <w14:ligatures w14:val="standardContextual"/>
             </w:rPr>
           </w:pPr>
-          <w:hyperlink w:anchor="_Toc235115185" w:history="1">
+          <w:hyperlink w:anchor="_Toc235132873" w:history="1">
             <w:r>
               <w:rPr>
                 <w:rStyle w:val="Hyperlink"/>
                 <w:noProof/>
+                <w:sz w:val="24"/>
+                <w:szCs w:val="24"/>
               </w:rPr>
               <w:t>4.2 The Plugin (Grasshopper/Rhino)</w:t>
             </w:r>
@@ -648,6 +744,8 @@
               <w:rPr>
                 <w:noProof/>
                 <w:webHidden/>
+                <w:sz w:val="24"/>
+                <w:szCs w:val="24"/>
               </w:rPr>
               <w:tab/>
             </w:r>
@@ -655,6 +753,8 @@
               <w:rPr>
                 <w:noProof/>
                 <w:webHidden/>
+                <w:sz w:val="24"/>
+                <w:szCs w:val="24"/>
               </w:rPr>
               <w:fldChar w:fldCharType="begin"/>
             </w:r>
@@ -662,19 +762,25 @@
               <w:rPr>
                 <w:noProof/>
                 <w:webHidden/>
-              </w:rPr>
-              <w:instrText xml:space="preserve"> PAGEREF _Toc235115185 \h </w:instrText>
-            </w:r>
-            <w:r>
-              <w:rPr>
-                <w:noProof/>
-                <w:webHidden/>
-              </w:rPr>
-            </w:r>
-            <w:r>
-              <w:rPr>
-                <w:noProof/>
-                <w:webHidden/>
+                <w:sz w:val="24"/>
+                <w:szCs w:val="24"/>
+              </w:rPr>
+              <w:instrText xml:space="preserve"> PAGEREF _Toc235132873 \h </w:instrText>
+            </w:r>
+            <w:r>
+              <w:rPr>
+                <w:noProof/>
+                <w:webHidden/>
+                <w:sz w:val="24"/>
+                <w:szCs w:val="24"/>
+              </w:rPr>
+            </w:r>
+            <w:r>
+              <w:rPr>
+                <w:noProof/>
+                <w:webHidden/>
+                <w:sz w:val="24"/>
+                <w:szCs w:val="24"/>
               </w:rPr>
               <w:fldChar w:fldCharType="separate"/>
             </w:r>
@@ -682,6 +788,8 @@
               <w:rPr>
                 <w:noProof/>
                 <w:webHidden/>
+                <w:sz w:val="24"/>
+                <w:szCs w:val="24"/>
               </w:rPr>
               <w:t>7</w:t>
             </w:r>
@@ -689,6 +797,8 @@
               <w:rPr>
                 <w:noProof/>
                 <w:webHidden/>
+                <w:sz w:val="24"/>
+                <w:szCs w:val="24"/>
               </w:rPr>
               <w:fldChar w:fldCharType="end"/>
             </w:r>
@@ -711,11 +821,13 @@
               <w14:ligatures w14:val="standardContextual"/>
             </w:rPr>
           </w:pPr>
-          <w:hyperlink w:anchor="_Toc235115186" w:history="1">
+          <w:hyperlink w:anchor="_Toc235132874" w:history="1">
             <w:r>
               <w:rPr>
                 <w:rStyle w:val="Hyperlink"/>
                 <w:noProof/>
+                <w:sz w:val="24"/>
+                <w:szCs w:val="24"/>
               </w:rPr>
               <w:t>5. Evolution: How Both Halves Got Here</w:t>
             </w:r>
@@ -723,6 +835,8 @@
               <w:rPr>
                 <w:noProof/>
                 <w:webHidden/>
+                <w:sz w:val="24"/>
+                <w:szCs w:val="24"/>
               </w:rPr>
               <w:tab/>
             </w:r>
@@ -730,6 +844,8 @@
               <w:rPr>
                 <w:noProof/>
                 <w:webHidden/>
+                <w:sz w:val="24"/>
+                <w:szCs w:val="24"/>
               </w:rPr>
               <w:fldChar w:fldCharType="begin"/>
             </w:r>
@@ -737,19 +853,25 @@
               <w:rPr>
                 <w:noProof/>
                 <w:webHidden/>
-              </w:rPr>
-              <w:instrText xml:space="preserve"> PAGEREF _Toc235115186 \h </w:instrText>
-            </w:r>
-            <w:r>
-              <w:rPr>
-                <w:noProof/>
-                <w:webHidden/>
-              </w:rPr>
-            </w:r>
-            <w:r>
-              <w:rPr>
-                <w:noProof/>
-                <w:webHidden/>
+                <w:sz w:val="24"/>
+                <w:szCs w:val="24"/>
+              </w:rPr>
+              <w:instrText xml:space="preserve"> PAGEREF _Toc235132874 \h </w:instrText>
+            </w:r>
+            <w:r>
+              <w:rPr>
+                <w:noProof/>
+                <w:webHidden/>
+                <w:sz w:val="24"/>
+                <w:szCs w:val="24"/>
+              </w:rPr>
+            </w:r>
+            <w:r>
+              <w:rPr>
+                <w:noProof/>
+                <w:webHidden/>
+                <w:sz w:val="24"/>
+                <w:szCs w:val="24"/>
               </w:rPr>
               <w:fldChar w:fldCharType="separate"/>
             </w:r>
@@ -757,6 +879,8 @@
               <w:rPr>
                 <w:noProof/>
                 <w:webHidden/>
+                <w:sz w:val="24"/>
+                <w:szCs w:val="24"/>
               </w:rPr>
               <w:t>8</w:t>
             </w:r>
@@ -764,6 +888,8 @@
               <w:rPr>
                 <w:noProof/>
                 <w:webHidden/>
+                <w:sz w:val="24"/>
+                <w:szCs w:val="24"/>
               </w:rPr>
               <w:fldChar w:fldCharType="end"/>
             </w:r>
@@ -786,11 +912,13 @@
               <w14:ligatures w14:val="standardContextual"/>
             </w:rPr>
           </w:pPr>
-          <w:hyperlink w:anchor="_Toc235115187" w:history="1">
+          <w:hyperlink w:anchor="_Toc235132875" w:history="1">
             <w:r>
               <w:rPr>
                 <w:rStyle w:val="Hyperlink"/>
                 <w:noProof/>
+                <w:sz w:val="24"/>
+                <w:szCs w:val="24"/>
               </w:rPr>
               <w:t>Period 0: Research and Feedback Sprint (May 2026, 1 week)</w:t>
             </w:r>
@@ -798,6 +926,8 @@
               <w:rPr>
                 <w:noProof/>
                 <w:webHidden/>
+                <w:sz w:val="24"/>
+                <w:szCs w:val="24"/>
               </w:rPr>
               <w:tab/>
             </w:r>
@@ -805,6 +935,8 @@
               <w:rPr>
                 <w:noProof/>
                 <w:webHidden/>
+                <w:sz w:val="24"/>
+                <w:szCs w:val="24"/>
               </w:rPr>
               <w:fldChar w:fldCharType="begin"/>
             </w:r>
@@ -812,19 +944,25 @@
               <w:rPr>
                 <w:noProof/>
                 <w:webHidden/>
-              </w:rPr>
-              <w:instrText xml:space="preserve"> PAGEREF _Toc235115187 \h </w:instrText>
-            </w:r>
-            <w:r>
-              <w:rPr>
-                <w:noProof/>
-                <w:webHidden/>
-              </w:rPr>
-            </w:r>
-            <w:r>
-              <w:rPr>
-                <w:noProof/>
-                <w:webHidden/>
+                <w:sz w:val="24"/>
+                <w:szCs w:val="24"/>
+              </w:rPr>
+              <w:instrText xml:space="preserve"> PAGEREF _Toc235132875 \h </w:instrText>
+            </w:r>
+            <w:r>
+              <w:rPr>
+                <w:noProof/>
+                <w:webHidden/>
+                <w:sz w:val="24"/>
+                <w:szCs w:val="24"/>
+              </w:rPr>
+            </w:r>
+            <w:r>
+              <w:rPr>
+                <w:noProof/>
+                <w:webHidden/>
+                <w:sz w:val="24"/>
+                <w:szCs w:val="24"/>
               </w:rPr>
               <w:fldChar w:fldCharType="separate"/>
             </w:r>
@@ -832,6 +970,8 @@
               <w:rPr>
                 <w:noProof/>
                 <w:webHidden/>
+                <w:sz w:val="24"/>
+                <w:szCs w:val="24"/>
               </w:rPr>
               <w:t>8</w:t>
             </w:r>
@@ -839,6 +979,8 @@
               <w:rPr>
                 <w:noProof/>
                 <w:webHidden/>
+                <w:sz w:val="24"/>
+                <w:szCs w:val="24"/>
               </w:rPr>
               <w:fldChar w:fldCharType="end"/>
             </w:r>
@@ -861,11 +1003,13 @@
               <w14:ligatures w14:val="standardContextual"/>
             </w:rPr>
           </w:pPr>
-          <w:hyperlink w:anchor="_Toc235115188" w:history="1">
+          <w:hyperlink w:anchor="_Toc235132876" w:history="1">
             <w:r>
               <w:rPr>
                 <w:rStyle w:val="Hyperlink"/>
                 <w:noProof/>
+                <w:sz w:val="24"/>
+                <w:szCs w:val="24"/>
               </w:rPr>
               <w:t>Period 1: Initial Build Sprint (April 2026, 2-3 weeks)</w:t>
             </w:r>
@@ -873,6 +1017,8 @@
               <w:rPr>
                 <w:noProof/>
                 <w:webHidden/>
+                <w:sz w:val="24"/>
+                <w:szCs w:val="24"/>
               </w:rPr>
               <w:tab/>
             </w:r>
@@ -880,6 +1026,8 @@
               <w:rPr>
                 <w:noProof/>
                 <w:webHidden/>
+                <w:sz w:val="24"/>
+                <w:szCs w:val="24"/>
               </w:rPr>
               <w:fldChar w:fldCharType="begin"/>
             </w:r>
@@ -887,19 +1035,25 @@
               <w:rPr>
                 <w:noProof/>
                 <w:webHidden/>
-              </w:rPr>
-              <w:instrText xml:space="preserve"> PAGEREF _Toc235115188 \h </w:instrText>
-            </w:r>
-            <w:r>
-              <w:rPr>
-                <w:noProof/>
-                <w:webHidden/>
-              </w:rPr>
-            </w:r>
-            <w:r>
-              <w:rPr>
-                <w:noProof/>
-                <w:webHidden/>
+                <w:sz w:val="24"/>
+                <w:szCs w:val="24"/>
+              </w:rPr>
+              <w:instrText xml:space="preserve"> PAGEREF _Toc235132876 \h </w:instrText>
+            </w:r>
+            <w:r>
+              <w:rPr>
+                <w:noProof/>
+                <w:webHidden/>
+                <w:sz w:val="24"/>
+                <w:szCs w:val="24"/>
+              </w:rPr>
+            </w:r>
+            <w:r>
+              <w:rPr>
+                <w:noProof/>
+                <w:webHidden/>
+                <w:sz w:val="24"/>
+                <w:szCs w:val="24"/>
               </w:rPr>
               <w:fldChar w:fldCharType="separate"/>
             </w:r>
@@ -907,6 +1061,8 @@
               <w:rPr>
                 <w:noProof/>
                 <w:webHidden/>
+                <w:sz w:val="24"/>
+                <w:szCs w:val="24"/>
               </w:rPr>
               <w:t>8</w:t>
             </w:r>
@@ -914,6 +1070,8 @@
               <w:rPr>
                 <w:noProof/>
                 <w:webHidden/>
+                <w:sz w:val="24"/>
+                <w:szCs w:val="24"/>
               </w:rPr>
               <w:fldChar w:fldCharType="end"/>
             </w:r>
@@ -936,11 +1094,13 @@
               <w14:ligatures w14:val="standardContextual"/>
             </w:rPr>
           </w:pPr>
-          <w:hyperlink w:anchor="_Toc235115189" w:history="1">
+          <w:hyperlink w:anchor="_Toc235132877" w:history="1">
             <w:r>
               <w:rPr>
                 <w:rStyle w:val="Hyperlink"/>
                 <w:noProof/>
+                <w:sz w:val="24"/>
+                <w:szCs w:val="24"/>
               </w:rPr>
               <w:t>Period 2: The Pivot: Scaling Down to Go Deep (5 -15 July 2026)</w:t>
             </w:r>
@@ -948,6 +1108,8 @@
               <w:rPr>
                 <w:noProof/>
                 <w:webHidden/>
+                <w:sz w:val="24"/>
+                <w:szCs w:val="24"/>
               </w:rPr>
               <w:tab/>
             </w:r>
@@ -955,6 +1117,8 @@
               <w:rPr>
                 <w:noProof/>
                 <w:webHidden/>
+                <w:sz w:val="24"/>
+                <w:szCs w:val="24"/>
               </w:rPr>
               <w:fldChar w:fldCharType="begin"/>
             </w:r>
@@ -962,19 +1126,25 @@
               <w:rPr>
                 <w:noProof/>
                 <w:webHidden/>
-              </w:rPr>
-              <w:instrText xml:space="preserve"> PAGEREF _Toc235115189 \h </w:instrText>
-            </w:r>
-            <w:r>
-              <w:rPr>
-                <w:noProof/>
-                <w:webHidden/>
-              </w:rPr>
-            </w:r>
-            <w:r>
-              <w:rPr>
-                <w:noProof/>
-                <w:webHidden/>
+                <w:sz w:val="24"/>
+                <w:szCs w:val="24"/>
+              </w:rPr>
+              <w:instrText xml:space="preserve"> PAGEREF _Toc235132877 \h </w:instrText>
+            </w:r>
+            <w:r>
+              <w:rPr>
+                <w:noProof/>
+                <w:webHidden/>
+                <w:sz w:val="24"/>
+                <w:szCs w:val="24"/>
+              </w:rPr>
+            </w:r>
+            <w:r>
+              <w:rPr>
+                <w:noProof/>
+                <w:webHidden/>
+                <w:sz w:val="24"/>
+                <w:szCs w:val="24"/>
               </w:rPr>
               <w:fldChar w:fldCharType="separate"/>
             </w:r>
@@ -982,6 +1152,8 @@
               <w:rPr>
                 <w:noProof/>
                 <w:webHidden/>
+                <w:sz w:val="24"/>
+                <w:szCs w:val="24"/>
               </w:rPr>
               <w:t>9</w:t>
             </w:r>
@@ -989,6 +1161,8 @@
               <w:rPr>
                 <w:noProof/>
                 <w:webHidden/>
+                <w:sz w:val="24"/>
+                <w:szCs w:val="24"/>
               </w:rPr>
               <w:fldChar w:fldCharType="end"/>
             </w:r>
@@ -1011,11 +1185,13 @@
               <w14:ligatures w14:val="standardContextual"/>
             </w:rPr>
           </w:pPr>
-          <w:hyperlink w:anchor="_Toc235115190" w:history="1">
+          <w:hyperlink w:anchor="_Toc235132878" w:history="1">
             <w:r>
               <w:rPr>
                 <w:rStyle w:val="Hyperlink"/>
                 <w:noProof/>
+                <w:sz w:val="24"/>
+                <w:szCs w:val="24"/>
               </w:rPr>
               <w:t>6. Challenges Encountered and How They Were Solved</w:t>
             </w:r>
@@ -1023,6 +1199,8 @@
               <w:rPr>
                 <w:noProof/>
                 <w:webHidden/>
+                <w:sz w:val="24"/>
+                <w:szCs w:val="24"/>
               </w:rPr>
               <w:tab/>
             </w:r>
@@ -1030,6 +1208,8 @@
               <w:rPr>
                 <w:noProof/>
                 <w:webHidden/>
+                <w:sz w:val="24"/>
+                <w:szCs w:val="24"/>
               </w:rPr>
               <w:fldChar w:fldCharType="begin"/>
             </w:r>
@@ -1037,19 +1217,25 @@
               <w:rPr>
                 <w:noProof/>
                 <w:webHidden/>
-              </w:rPr>
-              <w:instrText xml:space="preserve"> PAGEREF _Toc235115190 \h </w:instrText>
-            </w:r>
-            <w:r>
-              <w:rPr>
-                <w:noProof/>
-                <w:webHidden/>
-              </w:rPr>
-            </w:r>
-            <w:r>
-              <w:rPr>
-                <w:noProof/>
-                <w:webHidden/>
+                <w:sz w:val="24"/>
+                <w:szCs w:val="24"/>
+              </w:rPr>
+              <w:instrText xml:space="preserve"> PAGEREF _Toc235132878 \h </w:instrText>
+            </w:r>
+            <w:r>
+              <w:rPr>
+                <w:noProof/>
+                <w:webHidden/>
+                <w:sz w:val="24"/>
+                <w:szCs w:val="24"/>
+              </w:rPr>
+            </w:r>
+            <w:r>
+              <w:rPr>
+                <w:noProof/>
+                <w:webHidden/>
+                <w:sz w:val="24"/>
+                <w:szCs w:val="24"/>
               </w:rPr>
               <w:fldChar w:fldCharType="separate"/>
             </w:r>
@@ -1057,6 +1243,8 @@
               <w:rPr>
                 <w:noProof/>
                 <w:webHidden/>
+                <w:sz w:val="24"/>
+                <w:szCs w:val="24"/>
               </w:rPr>
               <w:t>11</w:t>
             </w:r>
@@ -1064,6 +1252,8 @@
               <w:rPr>
                 <w:noProof/>
                 <w:webHidden/>
+                <w:sz w:val="24"/>
+                <w:szCs w:val="24"/>
               </w:rPr>
               <w:fldChar w:fldCharType="end"/>
             </w:r>
@@ -1086,11 +1276,13 @@
               <w14:ligatures w14:val="standardContextual"/>
             </w:rPr>
           </w:pPr>
-          <w:hyperlink w:anchor="_Toc235115191" w:history="1">
+          <w:hyperlink w:anchor="_Toc235132879" w:history="1">
             <w:r>
               <w:rPr>
                 <w:rStyle w:val="Hyperlink"/>
                 <w:noProof/>
+                <w:sz w:val="24"/>
+                <w:szCs w:val="24"/>
               </w:rPr>
               <w:t>6.1 Envelope Area Returning 0 in Grasshopper (Period 1)</w:t>
             </w:r>
@@ -1098,6 +1290,8 @@
               <w:rPr>
                 <w:noProof/>
                 <w:webHidden/>
+                <w:sz w:val="24"/>
+                <w:szCs w:val="24"/>
               </w:rPr>
               <w:tab/>
             </w:r>
@@ -1105,6 +1299,8 @@
               <w:rPr>
                 <w:noProof/>
                 <w:webHidden/>
+                <w:sz w:val="24"/>
+                <w:szCs w:val="24"/>
               </w:rPr>
               <w:fldChar w:fldCharType="begin"/>
             </w:r>
@@ -1112,19 +1308,25 @@
               <w:rPr>
                 <w:noProof/>
                 <w:webHidden/>
-              </w:rPr>
-              <w:instrText xml:space="preserve"> PAGEREF _Toc235115191 \h </w:instrText>
-            </w:r>
-            <w:r>
-              <w:rPr>
-                <w:noProof/>
-                <w:webHidden/>
-              </w:rPr>
-            </w:r>
-            <w:r>
-              <w:rPr>
-                <w:noProof/>
-                <w:webHidden/>
+                <w:sz w:val="24"/>
+                <w:szCs w:val="24"/>
+              </w:rPr>
+              <w:instrText xml:space="preserve"> PAGEREF _Toc235132879 \h </w:instrText>
+            </w:r>
+            <w:r>
+              <w:rPr>
+                <w:noProof/>
+                <w:webHidden/>
+                <w:sz w:val="24"/>
+                <w:szCs w:val="24"/>
+              </w:rPr>
+            </w:r>
+            <w:r>
+              <w:rPr>
+                <w:noProof/>
+                <w:webHidden/>
+                <w:sz w:val="24"/>
+                <w:szCs w:val="24"/>
               </w:rPr>
               <w:fldChar w:fldCharType="separate"/>
             </w:r>
@@ -1132,6 +1334,8 @@
               <w:rPr>
                 <w:noProof/>
                 <w:webHidden/>
+                <w:sz w:val="24"/>
+                <w:szCs w:val="24"/>
               </w:rPr>
               <w:t>11</w:t>
             </w:r>
@@ -1139,6 +1343,8 @@
               <w:rPr>
                 <w:noProof/>
                 <w:webHidden/>
+                <w:sz w:val="24"/>
+                <w:szCs w:val="24"/>
               </w:rPr>
               <w:fldChar w:fldCharType="end"/>
             </w:r>
@@ -1161,11 +1367,13 @@
               <w14:ligatures w14:val="standardContextual"/>
             </w:rPr>
           </w:pPr>
-          <w:hyperlink w:anchor="_Toc235115192" w:history="1">
+          <w:hyperlink w:anchor="_Toc235132880" w:history="1">
             <w:r>
               <w:rPr>
                 <w:rStyle w:val="Hyperlink"/>
                 <w:noProof/>
+                <w:sz w:val="24"/>
+                <w:szCs w:val="24"/>
               </w:rPr>
               <w:t>6.2 Directional Setbacks vs. a Naive Uniform Buffer (Period 1)</w:t>
             </w:r>
@@ -1173,6 +1381,8 @@
               <w:rPr>
                 <w:noProof/>
                 <w:webHidden/>
+                <w:sz w:val="24"/>
+                <w:szCs w:val="24"/>
               </w:rPr>
               <w:tab/>
             </w:r>
@@ -1180,6 +1390,8 @@
               <w:rPr>
                 <w:noProof/>
                 <w:webHidden/>
+                <w:sz w:val="24"/>
+                <w:szCs w:val="24"/>
               </w:rPr>
               <w:fldChar w:fldCharType="begin"/>
             </w:r>
@@ -1187,19 +1399,25 @@
               <w:rPr>
                 <w:noProof/>
                 <w:webHidden/>
-              </w:rPr>
-              <w:instrText xml:space="preserve"> PAGEREF _Toc235115192 \h </w:instrText>
-            </w:r>
-            <w:r>
-              <w:rPr>
-                <w:noProof/>
-                <w:webHidden/>
-              </w:rPr>
-            </w:r>
-            <w:r>
-              <w:rPr>
-                <w:noProof/>
-                <w:webHidden/>
+                <w:sz w:val="24"/>
+                <w:szCs w:val="24"/>
+              </w:rPr>
+              <w:instrText xml:space="preserve"> PAGEREF _Toc235132880 \h </w:instrText>
+            </w:r>
+            <w:r>
+              <w:rPr>
+                <w:noProof/>
+                <w:webHidden/>
+                <w:sz w:val="24"/>
+                <w:szCs w:val="24"/>
+              </w:rPr>
+            </w:r>
+            <w:r>
+              <w:rPr>
+                <w:noProof/>
+                <w:webHidden/>
+                <w:sz w:val="24"/>
+                <w:szCs w:val="24"/>
               </w:rPr>
               <w:fldChar w:fldCharType="separate"/>
             </w:r>
@@ -1207,6 +1425,8 @@
               <w:rPr>
                 <w:noProof/>
                 <w:webHidden/>
+                <w:sz w:val="24"/>
+                <w:szCs w:val="24"/>
               </w:rPr>
               <w:t>11</w:t>
             </w:r>
@@ -1214,6 +1434,8 @@
               <w:rPr>
                 <w:noProof/>
                 <w:webHidden/>
+                <w:sz w:val="24"/>
+                <w:szCs w:val="24"/>
               </w:rPr>
               <w:fldChar w:fldCharType="end"/>
             </w:r>
@@ -1236,11 +1458,13 @@
               <w14:ligatures w14:val="standardContextual"/>
             </w:rPr>
           </w:pPr>
-          <w:hyperlink w:anchor="_Toc235115193" w:history="1">
+          <w:hyperlink w:anchor="_Toc235132881" w:history="1">
             <w:r>
               <w:rPr>
                 <w:rStyle w:val="Hyperlink"/>
                 <w:noProof/>
+                <w:sz w:val="24"/>
+                <w:szCs w:val="24"/>
               </w:rPr>
               <w:t>6.3 Coordinate Conversion</w:t>
             </w:r>
@@ -1248,6 +1472,8 @@
               <w:rPr>
                 <w:noProof/>
                 <w:webHidden/>
+                <w:sz w:val="24"/>
+                <w:szCs w:val="24"/>
               </w:rPr>
               <w:tab/>
             </w:r>
@@ -1255,6 +1481,8 @@
               <w:rPr>
                 <w:noProof/>
                 <w:webHidden/>
+                <w:sz w:val="24"/>
+                <w:szCs w:val="24"/>
               </w:rPr>
               <w:fldChar w:fldCharType="begin"/>
             </w:r>
@@ -1262,19 +1490,25 @@
               <w:rPr>
                 <w:noProof/>
                 <w:webHidden/>
-              </w:rPr>
-              <w:instrText xml:space="preserve"> PAGEREF _Toc235115193 \h </w:instrText>
-            </w:r>
-            <w:r>
-              <w:rPr>
-                <w:noProof/>
-                <w:webHidden/>
-              </w:rPr>
-            </w:r>
-            <w:r>
-              <w:rPr>
-                <w:noProof/>
-                <w:webHidden/>
+                <w:sz w:val="24"/>
+                <w:szCs w:val="24"/>
+              </w:rPr>
+              <w:instrText xml:space="preserve"> PAGEREF _Toc235132881 \h </w:instrText>
+            </w:r>
+            <w:r>
+              <w:rPr>
+                <w:noProof/>
+                <w:webHidden/>
+                <w:sz w:val="24"/>
+                <w:szCs w:val="24"/>
+              </w:rPr>
+            </w:r>
+            <w:r>
+              <w:rPr>
+                <w:noProof/>
+                <w:webHidden/>
+                <w:sz w:val="24"/>
+                <w:szCs w:val="24"/>
               </w:rPr>
               <w:fldChar w:fldCharType="separate"/>
             </w:r>
@@ -1282,6 +1516,8 @@
               <w:rPr>
                 <w:noProof/>
                 <w:webHidden/>
+                <w:sz w:val="24"/>
+                <w:szCs w:val="24"/>
               </w:rPr>
               <w:t>11</w:t>
             </w:r>
@@ -1289,6 +1525,8 @@
               <w:rPr>
                 <w:noProof/>
                 <w:webHidden/>
+                <w:sz w:val="24"/>
+                <w:szCs w:val="24"/>
               </w:rPr>
               <w:fldChar w:fldCharType="end"/>
             </w:r>
@@ -1311,11 +1549,13 @@
               <w14:ligatures w14:val="standardContextual"/>
             </w:rPr>
           </w:pPr>
-          <w:hyperlink w:anchor="_Toc235115194" w:history="1">
+          <w:hyperlink w:anchor="_Toc235132882" w:history="1">
             <w:r>
               <w:rPr>
                 <w:rStyle w:val="Hyperlink"/>
                 <w:noProof/>
+                <w:sz w:val="24"/>
+                <w:szCs w:val="24"/>
               </w:rPr>
               <w:t>6.4 Rule Extraction Accuracy (Period 1, Revisited)</w:t>
             </w:r>
@@ -1323,6 +1563,8 @@
               <w:rPr>
                 <w:noProof/>
                 <w:webHidden/>
+                <w:sz w:val="24"/>
+                <w:szCs w:val="24"/>
               </w:rPr>
               <w:tab/>
             </w:r>
@@ -1330,6 +1572,8 @@
               <w:rPr>
                 <w:noProof/>
                 <w:webHidden/>
+                <w:sz w:val="24"/>
+                <w:szCs w:val="24"/>
               </w:rPr>
               <w:fldChar w:fldCharType="begin"/>
             </w:r>
@@ -1337,19 +1581,25 @@
               <w:rPr>
                 <w:noProof/>
                 <w:webHidden/>
-              </w:rPr>
-              <w:instrText xml:space="preserve"> PAGEREF _Toc235115194 \h </w:instrText>
-            </w:r>
-            <w:r>
-              <w:rPr>
-                <w:noProof/>
-                <w:webHidden/>
-              </w:rPr>
-            </w:r>
-            <w:r>
-              <w:rPr>
-                <w:noProof/>
-                <w:webHidden/>
+                <w:sz w:val="24"/>
+                <w:szCs w:val="24"/>
+              </w:rPr>
+              <w:instrText xml:space="preserve"> PAGEREF _Toc235132882 \h </w:instrText>
+            </w:r>
+            <w:r>
+              <w:rPr>
+                <w:noProof/>
+                <w:webHidden/>
+                <w:sz w:val="24"/>
+                <w:szCs w:val="24"/>
+              </w:rPr>
+            </w:r>
+            <w:r>
+              <w:rPr>
+                <w:noProof/>
+                <w:webHidden/>
+                <w:sz w:val="24"/>
+                <w:szCs w:val="24"/>
               </w:rPr>
               <w:fldChar w:fldCharType="separate"/>
             </w:r>
@@ -1357,6 +1607,8 @@
               <w:rPr>
                 <w:noProof/>
                 <w:webHidden/>
+                <w:sz w:val="24"/>
+                <w:szCs w:val="24"/>
               </w:rPr>
               <w:t>12</w:t>
             </w:r>
@@ -1364,6 +1616,8 @@
               <w:rPr>
                 <w:noProof/>
                 <w:webHidden/>
+                <w:sz w:val="24"/>
+                <w:szCs w:val="24"/>
               </w:rPr>
               <w:fldChar w:fldCharType="end"/>
             </w:r>
@@ -1386,11 +1640,13 @@
               <w14:ligatures w14:val="standardContextual"/>
             </w:rPr>
           </w:pPr>
-          <w:hyperlink w:anchor="_Toc235115195" w:history="1">
+          <w:hyperlink w:anchor="_Toc235132883" w:history="1">
             <w:r>
               <w:rPr>
                 <w:rStyle w:val="Hyperlink"/>
                 <w:noProof/>
+                <w:sz w:val="24"/>
+                <w:szCs w:val="24"/>
               </w:rPr>
               <w:t>6.5 Grasshopper/Rhino Document-Context Switching (Period 1)</w:t>
             </w:r>
@@ -1398,6 +1654,8 @@
               <w:rPr>
                 <w:noProof/>
                 <w:webHidden/>
+                <w:sz w:val="24"/>
+                <w:szCs w:val="24"/>
               </w:rPr>
               <w:tab/>
             </w:r>
@@ -1405,6 +1663,8 @@
               <w:rPr>
                 <w:noProof/>
                 <w:webHidden/>
+                <w:sz w:val="24"/>
+                <w:szCs w:val="24"/>
               </w:rPr>
               <w:fldChar w:fldCharType="begin"/>
             </w:r>
@@ -1412,19 +1672,25 @@
               <w:rPr>
                 <w:noProof/>
                 <w:webHidden/>
-              </w:rPr>
-              <w:instrText xml:space="preserve"> PAGEREF _Toc235115195 \h </w:instrText>
-            </w:r>
-            <w:r>
-              <w:rPr>
-                <w:noProof/>
-                <w:webHidden/>
-              </w:rPr>
-            </w:r>
-            <w:r>
-              <w:rPr>
-                <w:noProof/>
-                <w:webHidden/>
+                <w:sz w:val="24"/>
+                <w:szCs w:val="24"/>
+              </w:rPr>
+              <w:instrText xml:space="preserve"> PAGEREF _Toc235132883 \h </w:instrText>
+            </w:r>
+            <w:r>
+              <w:rPr>
+                <w:noProof/>
+                <w:webHidden/>
+                <w:sz w:val="24"/>
+                <w:szCs w:val="24"/>
+              </w:rPr>
+            </w:r>
+            <w:r>
+              <w:rPr>
+                <w:noProof/>
+                <w:webHidden/>
+                <w:sz w:val="24"/>
+                <w:szCs w:val="24"/>
               </w:rPr>
               <w:fldChar w:fldCharType="separate"/>
             </w:r>
@@ -1432,13 +1698,17 @@
               <w:rPr>
                 <w:noProof/>
                 <w:webHidden/>
-              </w:rPr>
-              <w:t>13</w:t>
-            </w:r>
-            <w:r>
-              <w:rPr>
-                <w:noProof/>
-                <w:webHidden/>
+                <w:sz w:val="24"/>
+                <w:szCs w:val="24"/>
+              </w:rPr>
+              <w:t>12</w:t>
+            </w:r>
+            <w:r>
+              <w:rPr>
+                <w:noProof/>
+                <w:webHidden/>
+                <w:sz w:val="24"/>
+                <w:szCs w:val="24"/>
               </w:rPr>
               <w:fldChar w:fldCharType="end"/>
             </w:r>
@@ -1461,18 +1731,22 @@
               <w14:ligatures w14:val="standardContextual"/>
             </w:rPr>
           </w:pPr>
-          <w:hyperlink w:anchor="_Toc235115196" w:history="1">
+          <w:hyperlink w:anchor="_Toc235132884" w:history="1">
             <w:r>
               <w:rPr>
                 <w:rStyle w:val="Hyperlink"/>
                 <w:noProof/>
-              </w:rPr>
-              <w:t>6.6 NSW API Rate Limiting (Period 1)</w:t>
-            </w:r>
-            <w:r>
-              <w:rPr>
-                <w:noProof/>
-                <w:webHidden/>
+                <w:sz w:val="24"/>
+                <w:szCs w:val="24"/>
+              </w:rPr>
+              <w:t>6.6 Grasshopper/Rhino Application Familiarity (Period 1)</w:t>
+            </w:r>
+            <w:r>
+              <w:rPr>
+                <w:noProof/>
+                <w:webHidden/>
+                <w:sz w:val="24"/>
+                <w:szCs w:val="24"/>
               </w:rPr>
               <w:tab/>
             </w:r>
@@ -1480,6 +1754,8 @@
               <w:rPr>
                 <w:noProof/>
                 <w:webHidden/>
+                <w:sz w:val="24"/>
+                <w:szCs w:val="24"/>
               </w:rPr>
               <w:fldChar w:fldCharType="begin"/>
             </w:r>
@@ -1487,19 +1763,25 @@
               <w:rPr>
                 <w:noProof/>
                 <w:webHidden/>
-              </w:rPr>
-              <w:instrText xml:space="preserve"> PAGEREF _Toc235115196 \h </w:instrText>
-            </w:r>
-            <w:r>
-              <w:rPr>
-                <w:noProof/>
-                <w:webHidden/>
-              </w:rPr>
-            </w:r>
-            <w:r>
-              <w:rPr>
-                <w:noProof/>
-                <w:webHidden/>
+                <w:sz w:val="24"/>
+                <w:szCs w:val="24"/>
+              </w:rPr>
+              <w:instrText xml:space="preserve"> PAGEREF _Toc235132884 \h </w:instrText>
+            </w:r>
+            <w:r>
+              <w:rPr>
+                <w:noProof/>
+                <w:webHidden/>
+                <w:sz w:val="24"/>
+                <w:szCs w:val="24"/>
+              </w:rPr>
+            </w:r>
+            <w:r>
+              <w:rPr>
+                <w:noProof/>
+                <w:webHidden/>
+                <w:sz w:val="24"/>
+                <w:szCs w:val="24"/>
               </w:rPr>
               <w:fldChar w:fldCharType="separate"/>
             </w:r>
@@ -1507,6 +1789,8 @@
               <w:rPr>
                 <w:noProof/>
                 <w:webHidden/>
+                <w:sz w:val="24"/>
+                <w:szCs w:val="24"/>
               </w:rPr>
               <w:t>13</w:t>
             </w:r>
@@ -1514,6 +1798,8 @@
               <w:rPr>
                 <w:noProof/>
                 <w:webHidden/>
+                <w:sz w:val="24"/>
+                <w:szCs w:val="24"/>
               </w:rPr>
               <w:fldChar w:fldCharType="end"/>
             </w:r>
@@ -1536,18 +1822,22 @@
               <w14:ligatures w14:val="standardContextual"/>
             </w:rPr>
           </w:pPr>
-          <w:hyperlink w:anchor="_Toc235115197" w:history="1">
+          <w:hyperlink w:anchor="_Toc235132885" w:history="1">
             <w:r>
               <w:rPr>
                 <w:rStyle w:val="Hyperlink"/>
                 <w:noProof/>
-              </w:rPr>
-              <w:t>6.7 Multi-Council DCP Variation (Period 1)</w:t>
-            </w:r>
-            <w:r>
-              <w:rPr>
-                <w:noProof/>
-                <w:webHidden/>
+                <w:sz w:val="24"/>
+                <w:szCs w:val="24"/>
+              </w:rPr>
+              <w:t>6.7 Grasshopper/Rhino Application Expiration (Period 2)</w:t>
+            </w:r>
+            <w:r>
+              <w:rPr>
+                <w:noProof/>
+                <w:webHidden/>
+                <w:sz w:val="24"/>
+                <w:szCs w:val="24"/>
               </w:rPr>
               <w:tab/>
             </w:r>
@@ -1555,6 +1845,8 @@
               <w:rPr>
                 <w:noProof/>
                 <w:webHidden/>
+                <w:sz w:val="24"/>
+                <w:szCs w:val="24"/>
               </w:rPr>
               <w:fldChar w:fldCharType="begin"/>
             </w:r>
@@ -1562,19 +1854,25 @@
               <w:rPr>
                 <w:noProof/>
                 <w:webHidden/>
-              </w:rPr>
-              <w:instrText xml:space="preserve"> PAGEREF _Toc235115197 \h </w:instrText>
-            </w:r>
-            <w:r>
-              <w:rPr>
-                <w:noProof/>
-                <w:webHidden/>
-              </w:rPr>
-            </w:r>
-            <w:r>
-              <w:rPr>
-                <w:noProof/>
-                <w:webHidden/>
+                <w:sz w:val="24"/>
+                <w:szCs w:val="24"/>
+              </w:rPr>
+              <w:instrText xml:space="preserve"> PAGEREF _Toc235132885 \h </w:instrText>
+            </w:r>
+            <w:r>
+              <w:rPr>
+                <w:noProof/>
+                <w:webHidden/>
+                <w:sz w:val="24"/>
+                <w:szCs w:val="24"/>
+              </w:rPr>
+            </w:r>
+            <w:r>
+              <w:rPr>
+                <w:noProof/>
+                <w:webHidden/>
+                <w:sz w:val="24"/>
+                <w:szCs w:val="24"/>
               </w:rPr>
               <w:fldChar w:fldCharType="separate"/>
             </w:r>
@@ -1582,6 +1880,8 @@
               <w:rPr>
                 <w:noProof/>
                 <w:webHidden/>
+                <w:sz w:val="24"/>
+                <w:szCs w:val="24"/>
               </w:rPr>
               <w:t>13</w:t>
             </w:r>
@@ -1589,6 +1889,8 @@
               <w:rPr>
                 <w:noProof/>
                 <w:webHidden/>
+                <w:sz w:val="24"/>
+                <w:szCs w:val="24"/>
               </w:rPr>
               <w:fldChar w:fldCharType="end"/>
             </w:r>
@@ -1611,18 +1913,22 @@
               <w14:ligatures w14:val="standardContextual"/>
             </w:rPr>
           </w:pPr>
-          <w:hyperlink w:anchor="_Toc235115198" w:history="1">
+          <w:hyperlink w:anchor="_Toc235132886" w:history="1">
             <w:r>
               <w:rPr>
                 <w:rStyle w:val="Hyperlink"/>
                 <w:noProof/>
-              </w:rPr>
-              <w:t>6.8 Envelope Geometry Edge-Detection Weaknesses (Found in This Engagement, Still Open)</w:t>
-            </w:r>
-            <w:r>
-              <w:rPr>
-                <w:noProof/>
-                <w:webHidden/>
+                <w:sz w:val="24"/>
+                <w:szCs w:val="24"/>
+              </w:rPr>
+              <w:t>6.8 NSW API Rate Limiting (Period 1)</w:t>
+            </w:r>
+            <w:r>
+              <w:rPr>
+                <w:noProof/>
+                <w:webHidden/>
+                <w:sz w:val="24"/>
+                <w:szCs w:val="24"/>
               </w:rPr>
               <w:tab/>
             </w:r>
@@ -1630,6 +1936,8 @@
               <w:rPr>
                 <w:noProof/>
                 <w:webHidden/>
+                <w:sz w:val="24"/>
+                <w:szCs w:val="24"/>
               </w:rPr>
               <w:fldChar w:fldCharType="begin"/>
             </w:r>
@@ -1637,19 +1945,25 @@
               <w:rPr>
                 <w:noProof/>
                 <w:webHidden/>
-              </w:rPr>
-              <w:instrText xml:space="preserve"> PAGEREF _Toc235115198 \h </w:instrText>
-            </w:r>
-            <w:r>
-              <w:rPr>
-                <w:noProof/>
-                <w:webHidden/>
-              </w:rPr>
-            </w:r>
-            <w:r>
-              <w:rPr>
-                <w:noProof/>
-                <w:webHidden/>
+                <w:sz w:val="24"/>
+                <w:szCs w:val="24"/>
+              </w:rPr>
+              <w:instrText xml:space="preserve"> PAGEREF _Toc235132886 \h </w:instrText>
+            </w:r>
+            <w:r>
+              <w:rPr>
+                <w:noProof/>
+                <w:webHidden/>
+                <w:sz w:val="24"/>
+                <w:szCs w:val="24"/>
+              </w:rPr>
+            </w:r>
+            <w:r>
+              <w:rPr>
+                <w:noProof/>
+                <w:webHidden/>
+                <w:sz w:val="24"/>
+                <w:szCs w:val="24"/>
               </w:rPr>
               <w:fldChar w:fldCharType="separate"/>
             </w:r>
@@ -1657,6 +1971,8 @@
               <w:rPr>
                 <w:noProof/>
                 <w:webHidden/>
+                <w:sz w:val="24"/>
+                <w:szCs w:val="24"/>
               </w:rPr>
               <w:t>13</w:t>
             </w:r>
@@ -1664,6 +1980,8 @@
               <w:rPr>
                 <w:noProof/>
                 <w:webHidden/>
+                <w:sz w:val="24"/>
+                <w:szCs w:val="24"/>
               </w:rPr>
               <w:fldChar w:fldCharType="end"/>
             </w:r>
@@ -1686,18 +2004,22 @@
               <w14:ligatures w14:val="standardContextual"/>
             </w:rPr>
           </w:pPr>
-          <w:hyperlink w:anchor="_Toc235115199" w:history="1">
+          <w:hyperlink w:anchor="_Toc235132887" w:history="1">
             <w:r>
               <w:rPr>
                 <w:rStyle w:val="Hyperlink"/>
                 <w:noProof/>
-              </w:rPr>
-              <w:t>6.9 A Ground-Floor-Only Envelope Presented as a Full 3D Massing Constraint (Found and Disclosed)</w:t>
-            </w:r>
-            <w:r>
-              <w:rPr>
-                <w:noProof/>
-                <w:webHidden/>
+                <w:sz w:val="24"/>
+                <w:szCs w:val="24"/>
+              </w:rPr>
+              <w:t>6.9 Multi-Council DCP Variation (Period 1)</w:t>
+            </w:r>
+            <w:r>
+              <w:rPr>
+                <w:noProof/>
+                <w:webHidden/>
+                <w:sz w:val="24"/>
+                <w:szCs w:val="24"/>
               </w:rPr>
               <w:tab/>
             </w:r>
@@ -1705,6 +2027,8 @@
               <w:rPr>
                 <w:noProof/>
                 <w:webHidden/>
+                <w:sz w:val="24"/>
+                <w:szCs w:val="24"/>
               </w:rPr>
               <w:fldChar w:fldCharType="begin"/>
             </w:r>
@@ -1712,19 +2036,25 @@
               <w:rPr>
                 <w:noProof/>
                 <w:webHidden/>
-              </w:rPr>
-              <w:instrText xml:space="preserve"> PAGEREF _Toc235115199 \h </w:instrText>
-            </w:r>
-            <w:r>
-              <w:rPr>
-                <w:noProof/>
-                <w:webHidden/>
-              </w:rPr>
-            </w:r>
-            <w:r>
-              <w:rPr>
-                <w:noProof/>
-                <w:webHidden/>
+                <w:sz w:val="24"/>
+                <w:szCs w:val="24"/>
+              </w:rPr>
+              <w:instrText xml:space="preserve"> PAGEREF _Toc235132887 \h </w:instrText>
+            </w:r>
+            <w:r>
+              <w:rPr>
+                <w:noProof/>
+                <w:webHidden/>
+                <w:sz w:val="24"/>
+                <w:szCs w:val="24"/>
+              </w:rPr>
+            </w:r>
+            <w:r>
+              <w:rPr>
+                <w:noProof/>
+                <w:webHidden/>
+                <w:sz w:val="24"/>
+                <w:szCs w:val="24"/>
               </w:rPr>
               <w:fldChar w:fldCharType="separate"/>
             </w:r>
@@ -1732,6 +2062,8 @@
               <w:rPr>
                 <w:noProof/>
                 <w:webHidden/>
+                <w:sz w:val="24"/>
+                <w:szCs w:val="24"/>
               </w:rPr>
               <w:t>14</w:t>
             </w:r>
@@ -1739,6 +2071,190 @@
               <w:rPr>
                 <w:noProof/>
                 <w:webHidden/>
+                <w:sz w:val="24"/>
+                <w:szCs w:val="24"/>
+              </w:rPr>
+              <w:fldChar w:fldCharType="end"/>
+            </w:r>
+          </w:hyperlink>
+        </w:p>
+        <w:p>
+          <w:pPr>
+            <w:pStyle w:val="TOC2"/>
+            <w:tabs>
+              <w:tab w:val="right" w:leader="dot" w:pos="9350"/>
+            </w:tabs>
+            <w:rPr>
+              <w:rFonts w:asciiTheme="minorHAnsi" w:hAnsiTheme="minorHAnsi"/>
+              <w:noProof/>
+              <w:color w:val="auto"/>
+              <w:kern w:val="2"/>
+              <w:sz w:val="24"/>
+              <w:szCs w:val="24"/>
+              <w:lang w:val="en-AU" w:eastAsia="en-AU"/>
+              <w14:ligatures w14:val="standardContextual"/>
+            </w:rPr>
+          </w:pPr>
+          <w:hyperlink w:anchor="_Toc235132888" w:history="1">
+            <w:r>
+              <w:rPr>
+                <w:rStyle w:val="Hyperlink"/>
+                <w:noProof/>
+                <w:sz w:val="24"/>
+                <w:szCs w:val="24"/>
+              </w:rPr>
+              <w:t>6.10 Envelope Geometry Edge-Detection Weaknesses (Found in This Engagement, Still Open)</w:t>
+            </w:r>
+            <w:r>
+              <w:rPr>
+                <w:noProof/>
+                <w:webHidden/>
+                <w:sz w:val="24"/>
+                <w:szCs w:val="24"/>
+              </w:rPr>
+              <w:tab/>
+            </w:r>
+            <w:r>
+              <w:rPr>
+                <w:noProof/>
+                <w:webHidden/>
+                <w:sz w:val="24"/>
+                <w:szCs w:val="24"/>
+              </w:rPr>
+              <w:fldChar w:fldCharType="begin"/>
+            </w:r>
+            <w:r>
+              <w:rPr>
+                <w:noProof/>
+                <w:webHidden/>
+                <w:sz w:val="24"/>
+                <w:szCs w:val="24"/>
+              </w:rPr>
+              <w:instrText xml:space="preserve"> PAGEREF _Toc235132888 \h </w:instrText>
+            </w:r>
+            <w:r>
+              <w:rPr>
+                <w:noProof/>
+                <w:webHidden/>
+                <w:sz w:val="24"/>
+                <w:szCs w:val="24"/>
+              </w:rPr>
+            </w:r>
+            <w:r>
+              <w:rPr>
+                <w:noProof/>
+                <w:webHidden/>
+                <w:sz w:val="24"/>
+                <w:szCs w:val="24"/>
+              </w:rPr>
+              <w:fldChar w:fldCharType="separate"/>
+            </w:r>
+            <w:r>
+              <w:rPr>
+                <w:noProof/>
+                <w:webHidden/>
+                <w:sz w:val="24"/>
+                <w:szCs w:val="24"/>
+              </w:rPr>
+              <w:t>14</w:t>
+            </w:r>
+            <w:r>
+              <w:rPr>
+                <w:noProof/>
+                <w:webHidden/>
+                <w:sz w:val="24"/>
+                <w:szCs w:val="24"/>
+              </w:rPr>
+              <w:fldChar w:fldCharType="end"/>
+            </w:r>
+          </w:hyperlink>
+        </w:p>
+        <w:p>
+          <w:pPr>
+            <w:pStyle w:val="TOC2"/>
+            <w:tabs>
+              <w:tab w:val="right" w:leader="dot" w:pos="9350"/>
+            </w:tabs>
+            <w:rPr>
+              <w:rFonts w:asciiTheme="minorHAnsi" w:hAnsiTheme="minorHAnsi"/>
+              <w:noProof/>
+              <w:color w:val="auto"/>
+              <w:kern w:val="2"/>
+              <w:sz w:val="24"/>
+              <w:szCs w:val="24"/>
+              <w:lang w:val="en-AU" w:eastAsia="en-AU"/>
+              <w14:ligatures w14:val="standardContextual"/>
+            </w:rPr>
+          </w:pPr>
+          <w:hyperlink w:anchor="_Toc235132889" w:history="1">
+            <w:r>
+              <w:rPr>
+                <w:rStyle w:val="Hyperlink"/>
+                <w:noProof/>
+                <w:sz w:val="24"/>
+                <w:szCs w:val="24"/>
+              </w:rPr>
+              <w:t>6.11 A Ground-Floor-Only Envelope Presented as a Full 3D Massing Constraint (Found and Disclosed)</w:t>
+            </w:r>
+            <w:r>
+              <w:rPr>
+                <w:noProof/>
+                <w:webHidden/>
+                <w:sz w:val="24"/>
+                <w:szCs w:val="24"/>
+              </w:rPr>
+              <w:tab/>
+            </w:r>
+            <w:r>
+              <w:rPr>
+                <w:noProof/>
+                <w:webHidden/>
+                <w:sz w:val="24"/>
+                <w:szCs w:val="24"/>
+              </w:rPr>
+              <w:fldChar w:fldCharType="begin"/>
+            </w:r>
+            <w:r>
+              <w:rPr>
+                <w:noProof/>
+                <w:webHidden/>
+                <w:sz w:val="24"/>
+                <w:szCs w:val="24"/>
+              </w:rPr>
+              <w:instrText xml:space="preserve"> PAGEREF _Toc235132889 \h </w:instrText>
+            </w:r>
+            <w:r>
+              <w:rPr>
+                <w:noProof/>
+                <w:webHidden/>
+                <w:sz w:val="24"/>
+                <w:szCs w:val="24"/>
+              </w:rPr>
+            </w:r>
+            <w:r>
+              <w:rPr>
+                <w:noProof/>
+                <w:webHidden/>
+                <w:sz w:val="24"/>
+                <w:szCs w:val="24"/>
+              </w:rPr>
+              <w:fldChar w:fldCharType="separate"/>
+            </w:r>
+            <w:r>
+              <w:rPr>
+                <w:noProof/>
+                <w:webHidden/>
+                <w:sz w:val="24"/>
+                <w:szCs w:val="24"/>
+              </w:rPr>
+              <w:t>15</w:t>
+            </w:r>
+            <w:r>
+              <w:rPr>
+                <w:noProof/>
+                <w:webHidden/>
+                <w:sz w:val="24"/>
+                <w:szCs w:val="24"/>
               </w:rPr>
               <w:fldChar w:fldCharType="end"/>
             </w:r>
@@ -1761,11 +2277,13 @@
               <w14:ligatures w14:val="standardContextual"/>
             </w:rPr>
           </w:pPr>
-          <w:hyperlink w:anchor="_Toc235115200" w:history="1">
+          <w:hyperlink w:anchor="_Toc235132890" w:history="1">
             <w:r>
               <w:rPr>
                 <w:rStyle w:val="Hyperlink"/>
                 <w:noProof/>
+                <w:sz w:val="24"/>
+                <w:szCs w:val="24"/>
               </w:rPr>
               <w:t>7. Major Technical Decisions and Why</w:t>
             </w:r>
@@ -1773,6 +2291,8 @@
               <w:rPr>
                 <w:noProof/>
                 <w:webHidden/>
+                <w:sz w:val="24"/>
+                <w:szCs w:val="24"/>
               </w:rPr>
               <w:tab/>
             </w:r>
@@ -1780,6 +2300,8 @@
               <w:rPr>
                 <w:noProof/>
                 <w:webHidden/>
+                <w:sz w:val="24"/>
+                <w:szCs w:val="24"/>
               </w:rPr>
               <w:fldChar w:fldCharType="begin"/>
             </w:r>
@@ -1787,19 +2309,25 @@
               <w:rPr>
                 <w:noProof/>
                 <w:webHidden/>
-              </w:rPr>
-              <w:instrText xml:space="preserve"> PAGEREF _Toc235115200 \h </w:instrText>
-            </w:r>
-            <w:r>
-              <w:rPr>
-                <w:noProof/>
-                <w:webHidden/>
-              </w:rPr>
-            </w:r>
-            <w:r>
-              <w:rPr>
-                <w:noProof/>
-                <w:webHidden/>
+                <w:sz w:val="24"/>
+                <w:szCs w:val="24"/>
+              </w:rPr>
+              <w:instrText xml:space="preserve"> PAGEREF _Toc235132890 \h </w:instrText>
+            </w:r>
+            <w:r>
+              <w:rPr>
+                <w:noProof/>
+                <w:webHidden/>
+                <w:sz w:val="24"/>
+                <w:szCs w:val="24"/>
+              </w:rPr>
+            </w:r>
+            <w:r>
+              <w:rPr>
+                <w:noProof/>
+                <w:webHidden/>
+                <w:sz w:val="24"/>
+                <w:szCs w:val="24"/>
               </w:rPr>
               <w:fldChar w:fldCharType="separate"/>
             </w:r>
@@ -1807,13 +2335,17 @@
               <w:rPr>
                 <w:noProof/>
                 <w:webHidden/>
-              </w:rPr>
-              <w:t>15</w:t>
-            </w:r>
-            <w:r>
-              <w:rPr>
-                <w:noProof/>
-                <w:webHidden/>
+                <w:sz w:val="24"/>
+                <w:szCs w:val="24"/>
+              </w:rPr>
+              <w:t>16</w:t>
+            </w:r>
+            <w:r>
+              <w:rPr>
+                <w:noProof/>
+                <w:webHidden/>
+                <w:sz w:val="24"/>
+                <w:szCs w:val="24"/>
               </w:rPr>
               <w:fldChar w:fldCharType="end"/>
             </w:r>
@@ -1836,11 +2368,13 @@
               <w14:ligatures w14:val="standardContextual"/>
             </w:rPr>
           </w:pPr>
-          <w:hyperlink w:anchor="_Toc235115201" w:history="1">
+          <w:hyperlink w:anchor="_Toc235132891" w:history="1">
             <w:r>
               <w:rPr>
                 <w:rStyle w:val="Hyperlink"/>
                 <w:noProof/>
+                <w:sz w:val="24"/>
+                <w:szCs w:val="24"/>
               </w:rPr>
               <w:t>8. Scope, Limitations, Constraints, Dependencies</w:t>
             </w:r>
@@ -1848,6 +2382,8 @@
               <w:rPr>
                 <w:noProof/>
                 <w:webHidden/>
+                <w:sz w:val="24"/>
+                <w:szCs w:val="24"/>
               </w:rPr>
               <w:tab/>
             </w:r>
@@ -1855,6 +2391,8 @@
               <w:rPr>
                 <w:noProof/>
                 <w:webHidden/>
+                <w:sz w:val="24"/>
+                <w:szCs w:val="24"/>
               </w:rPr>
               <w:fldChar w:fldCharType="begin"/>
             </w:r>
@@ -1862,19 +2400,25 @@
               <w:rPr>
                 <w:noProof/>
                 <w:webHidden/>
-              </w:rPr>
-              <w:instrText xml:space="preserve"> PAGEREF _Toc235115201 \h </w:instrText>
-            </w:r>
-            <w:r>
-              <w:rPr>
-                <w:noProof/>
-                <w:webHidden/>
-              </w:rPr>
-            </w:r>
-            <w:r>
-              <w:rPr>
-                <w:noProof/>
-                <w:webHidden/>
+                <w:sz w:val="24"/>
+                <w:szCs w:val="24"/>
+              </w:rPr>
+              <w:instrText xml:space="preserve"> PAGEREF _Toc235132891 \h </w:instrText>
+            </w:r>
+            <w:r>
+              <w:rPr>
+                <w:noProof/>
+                <w:webHidden/>
+                <w:sz w:val="24"/>
+                <w:szCs w:val="24"/>
+              </w:rPr>
+            </w:r>
+            <w:r>
+              <w:rPr>
+                <w:noProof/>
+                <w:webHidden/>
+                <w:sz w:val="24"/>
+                <w:szCs w:val="24"/>
               </w:rPr>
               <w:fldChar w:fldCharType="separate"/>
             </w:r>
@@ -1882,13 +2426,17 @@
               <w:rPr>
                 <w:noProof/>
                 <w:webHidden/>
-              </w:rPr>
-              <w:t>16</w:t>
-            </w:r>
-            <w:r>
-              <w:rPr>
-                <w:noProof/>
-                <w:webHidden/>
+                <w:sz w:val="24"/>
+                <w:szCs w:val="24"/>
+              </w:rPr>
+              <w:t>17</w:t>
+            </w:r>
+            <w:r>
+              <w:rPr>
+                <w:noProof/>
+                <w:webHidden/>
+                <w:sz w:val="24"/>
+                <w:szCs w:val="24"/>
               </w:rPr>
               <w:fldChar w:fldCharType="end"/>
             </w:r>
@@ -1911,11 +2459,13 @@
               <w14:ligatures w14:val="standardContextual"/>
             </w:rPr>
           </w:pPr>
-          <w:hyperlink w:anchor="_Toc235115202" w:history="1">
+          <w:hyperlink w:anchor="_Toc235132892" w:history="1">
             <w:r>
               <w:rPr>
                 <w:rStyle w:val="Hyperlink"/>
                 <w:noProof/>
+                <w:sz w:val="24"/>
+                <w:szCs w:val="24"/>
               </w:rPr>
               <w:t>Current Scope</w:t>
             </w:r>
@@ -1923,6 +2473,8 @@
               <w:rPr>
                 <w:noProof/>
                 <w:webHidden/>
+                <w:sz w:val="24"/>
+                <w:szCs w:val="24"/>
               </w:rPr>
               <w:tab/>
             </w:r>
@@ -1930,6 +2482,8 @@
               <w:rPr>
                 <w:noProof/>
                 <w:webHidden/>
+                <w:sz w:val="24"/>
+                <w:szCs w:val="24"/>
               </w:rPr>
               <w:fldChar w:fldCharType="begin"/>
             </w:r>
@@ -1937,19 +2491,25 @@
               <w:rPr>
                 <w:noProof/>
                 <w:webHidden/>
-              </w:rPr>
-              <w:instrText xml:space="preserve"> PAGEREF _Toc235115202 \h </w:instrText>
-            </w:r>
-            <w:r>
-              <w:rPr>
-                <w:noProof/>
-                <w:webHidden/>
-              </w:rPr>
-            </w:r>
-            <w:r>
-              <w:rPr>
-                <w:noProof/>
-                <w:webHidden/>
+                <w:sz w:val="24"/>
+                <w:szCs w:val="24"/>
+              </w:rPr>
+              <w:instrText xml:space="preserve"> PAGEREF _Toc235132892 \h </w:instrText>
+            </w:r>
+            <w:r>
+              <w:rPr>
+                <w:noProof/>
+                <w:webHidden/>
+                <w:sz w:val="24"/>
+                <w:szCs w:val="24"/>
+              </w:rPr>
+            </w:r>
+            <w:r>
+              <w:rPr>
+                <w:noProof/>
+                <w:webHidden/>
+                <w:sz w:val="24"/>
+                <w:szCs w:val="24"/>
               </w:rPr>
               <w:fldChar w:fldCharType="separate"/>
             </w:r>
@@ -1957,13 +2517,17 @@
               <w:rPr>
                 <w:noProof/>
                 <w:webHidden/>
-              </w:rPr>
-              <w:t>16</w:t>
-            </w:r>
-            <w:r>
-              <w:rPr>
-                <w:noProof/>
-                <w:webHidden/>
+                <w:sz w:val="24"/>
+                <w:szCs w:val="24"/>
+              </w:rPr>
+              <w:t>17</w:t>
+            </w:r>
+            <w:r>
+              <w:rPr>
+                <w:noProof/>
+                <w:webHidden/>
+                <w:sz w:val="24"/>
+                <w:szCs w:val="24"/>
               </w:rPr>
               <w:fldChar w:fldCharType="end"/>
             </w:r>
@@ -1986,11 +2550,13 @@
               <w14:ligatures w14:val="standardContextual"/>
             </w:rPr>
           </w:pPr>
-          <w:hyperlink w:anchor="_Toc235115203" w:history="1">
+          <w:hyperlink w:anchor="_Toc235132893" w:history="1">
             <w:r>
               <w:rPr>
                 <w:rStyle w:val="Hyperlink"/>
                 <w:noProof/>
+                <w:sz w:val="24"/>
+                <w:szCs w:val="24"/>
               </w:rPr>
               <w:t>Known, Documented Limitations</w:t>
             </w:r>
@@ -1998,6 +2564,8 @@
               <w:rPr>
                 <w:noProof/>
                 <w:webHidden/>
+                <w:sz w:val="24"/>
+                <w:szCs w:val="24"/>
               </w:rPr>
               <w:tab/>
             </w:r>
@@ -2005,6 +2573,8 @@
               <w:rPr>
                 <w:noProof/>
                 <w:webHidden/>
+                <w:sz w:val="24"/>
+                <w:szCs w:val="24"/>
               </w:rPr>
               <w:fldChar w:fldCharType="begin"/>
             </w:r>
@@ -2012,19 +2582,25 @@
               <w:rPr>
                 <w:noProof/>
                 <w:webHidden/>
-              </w:rPr>
-              <w:instrText xml:space="preserve"> PAGEREF _Toc235115203 \h </w:instrText>
-            </w:r>
-            <w:r>
-              <w:rPr>
-                <w:noProof/>
-                <w:webHidden/>
-              </w:rPr>
-            </w:r>
-            <w:r>
-              <w:rPr>
-                <w:noProof/>
-                <w:webHidden/>
+                <w:sz w:val="24"/>
+                <w:szCs w:val="24"/>
+              </w:rPr>
+              <w:instrText xml:space="preserve"> PAGEREF _Toc235132893 \h </w:instrText>
+            </w:r>
+            <w:r>
+              <w:rPr>
+                <w:noProof/>
+                <w:webHidden/>
+                <w:sz w:val="24"/>
+                <w:szCs w:val="24"/>
+              </w:rPr>
+            </w:r>
+            <w:r>
+              <w:rPr>
+                <w:noProof/>
+                <w:webHidden/>
+                <w:sz w:val="24"/>
+                <w:szCs w:val="24"/>
               </w:rPr>
               <w:fldChar w:fldCharType="separate"/>
             </w:r>
@@ -2032,13 +2608,17 @@
               <w:rPr>
                 <w:noProof/>
                 <w:webHidden/>
-              </w:rPr>
-              <w:t>16</w:t>
-            </w:r>
-            <w:r>
-              <w:rPr>
-                <w:noProof/>
-                <w:webHidden/>
+                <w:sz w:val="24"/>
+                <w:szCs w:val="24"/>
+              </w:rPr>
+              <w:t>17</w:t>
+            </w:r>
+            <w:r>
+              <w:rPr>
+                <w:noProof/>
+                <w:webHidden/>
+                <w:sz w:val="24"/>
+                <w:szCs w:val="24"/>
               </w:rPr>
               <w:fldChar w:fldCharType="end"/>
             </w:r>
@@ -2061,11 +2641,13 @@
               <w14:ligatures w14:val="standardContextual"/>
             </w:rPr>
           </w:pPr>
-          <w:hyperlink w:anchor="_Toc235115204" w:history="1">
+          <w:hyperlink w:anchor="_Toc235132894" w:history="1">
             <w:r>
               <w:rPr>
                 <w:rStyle w:val="Hyperlink"/>
                 <w:noProof/>
+                <w:sz w:val="24"/>
+                <w:szCs w:val="24"/>
               </w:rPr>
               <w:t>Dependencies</w:t>
             </w:r>
@@ -2073,6 +2655,8 @@
               <w:rPr>
                 <w:noProof/>
                 <w:webHidden/>
+                <w:sz w:val="24"/>
+                <w:szCs w:val="24"/>
               </w:rPr>
               <w:tab/>
             </w:r>
@@ -2080,6 +2664,8 @@
               <w:rPr>
                 <w:noProof/>
                 <w:webHidden/>
+                <w:sz w:val="24"/>
+                <w:szCs w:val="24"/>
               </w:rPr>
               <w:fldChar w:fldCharType="begin"/>
             </w:r>
@@ -2087,19 +2673,25 @@
               <w:rPr>
                 <w:noProof/>
                 <w:webHidden/>
-              </w:rPr>
-              <w:instrText xml:space="preserve"> PAGEREF _Toc235115204 \h </w:instrText>
-            </w:r>
-            <w:r>
-              <w:rPr>
-                <w:noProof/>
-                <w:webHidden/>
-              </w:rPr>
-            </w:r>
-            <w:r>
-              <w:rPr>
-                <w:noProof/>
-                <w:webHidden/>
+                <w:sz w:val="24"/>
+                <w:szCs w:val="24"/>
+              </w:rPr>
+              <w:instrText xml:space="preserve"> PAGEREF _Toc235132894 \h </w:instrText>
+            </w:r>
+            <w:r>
+              <w:rPr>
+                <w:noProof/>
+                <w:webHidden/>
+                <w:sz w:val="24"/>
+                <w:szCs w:val="24"/>
+              </w:rPr>
+            </w:r>
+            <w:r>
+              <w:rPr>
+                <w:noProof/>
+                <w:webHidden/>
+                <w:sz w:val="24"/>
+                <w:szCs w:val="24"/>
               </w:rPr>
               <w:fldChar w:fldCharType="separate"/>
             </w:r>
@@ -2107,13 +2699,17 @@
               <w:rPr>
                 <w:noProof/>
                 <w:webHidden/>
-              </w:rPr>
-              <w:t>16</w:t>
-            </w:r>
-            <w:r>
-              <w:rPr>
-                <w:noProof/>
-                <w:webHidden/>
+                <w:sz w:val="24"/>
+                <w:szCs w:val="24"/>
+              </w:rPr>
+              <w:t>18</w:t>
+            </w:r>
+            <w:r>
+              <w:rPr>
+                <w:noProof/>
+                <w:webHidden/>
+                <w:sz w:val="24"/>
+                <w:szCs w:val="24"/>
               </w:rPr>
               <w:fldChar w:fldCharType="end"/>
             </w:r>
@@ -2136,11 +2732,13 @@
               <w14:ligatures w14:val="standardContextual"/>
             </w:rPr>
           </w:pPr>
-          <w:hyperlink w:anchor="_Toc235115205" w:history="1">
+          <w:hyperlink w:anchor="_Toc235132895" w:history="1">
             <w:r>
               <w:rPr>
                 <w:rStyle w:val="Hyperlink"/>
                 <w:noProof/>
+                <w:sz w:val="24"/>
+                <w:szCs w:val="24"/>
               </w:rPr>
               <w:t>9. How to Use the Application and Plugin</w:t>
             </w:r>
@@ -2148,6 +2746,8 @@
               <w:rPr>
                 <w:noProof/>
                 <w:webHidden/>
+                <w:sz w:val="24"/>
+                <w:szCs w:val="24"/>
               </w:rPr>
               <w:tab/>
             </w:r>
@@ -2155,6 +2755,8 @@
               <w:rPr>
                 <w:noProof/>
                 <w:webHidden/>
+                <w:sz w:val="24"/>
+                <w:szCs w:val="24"/>
               </w:rPr>
               <w:fldChar w:fldCharType="begin"/>
             </w:r>
@@ -2162,19 +2764,25 @@
               <w:rPr>
                 <w:noProof/>
                 <w:webHidden/>
-              </w:rPr>
-              <w:instrText xml:space="preserve"> PAGEREF _Toc235115205 \h </w:instrText>
-            </w:r>
-            <w:r>
-              <w:rPr>
-                <w:noProof/>
-                <w:webHidden/>
-              </w:rPr>
-            </w:r>
-            <w:r>
-              <w:rPr>
-                <w:noProof/>
-                <w:webHidden/>
+                <w:sz w:val="24"/>
+                <w:szCs w:val="24"/>
+              </w:rPr>
+              <w:instrText xml:space="preserve"> PAGEREF _Toc235132895 \h </w:instrText>
+            </w:r>
+            <w:r>
+              <w:rPr>
+                <w:noProof/>
+                <w:webHidden/>
+                <w:sz w:val="24"/>
+                <w:szCs w:val="24"/>
+              </w:rPr>
+            </w:r>
+            <w:r>
+              <w:rPr>
+                <w:noProof/>
+                <w:webHidden/>
+                <w:sz w:val="24"/>
+                <w:szCs w:val="24"/>
               </w:rPr>
               <w:fldChar w:fldCharType="separate"/>
             </w:r>
@@ -2182,13 +2790,17 @@
               <w:rPr>
                 <w:noProof/>
                 <w:webHidden/>
-              </w:rPr>
-              <w:t>17</w:t>
-            </w:r>
-            <w:r>
-              <w:rPr>
-                <w:noProof/>
-                <w:webHidden/>
+                <w:sz w:val="24"/>
+                <w:szCs w:val="24"/>
+              </w:rPr>
+              <w:t>19</w:t>
+            </w:r>
+            <w:r>
+              <w:rPr>
+                <w:noProof/>
+                <w:webHidden/>
+                <w:sz w:val="24"/>
+                <w:szCs w:val="24"/>
               </w:rPr>
               <w:fldChar w:fldCharType="end"/>
             </w:r>
@@ -2211,11 +2823,13 @@
               <w14:ligatures w14:val="standardContextual"/>
             </w:rPr>
           </w:pPr>
-          <w:hyperlink w:anchor="_Toc235115206" w:history="1">
+          <w:hyperlink w:anchor="_Toc235132896" w:history="1">
             <w:r>
               <w:rPr>
                 <w:rStyle w:val="Hyperlink"/>
                 <w:noProof/>
+                <w:sz w:val="24"/>
+                <w:szCs w:val="24"/>
               </w:rPr>
               <w:t>Backend</w:t>
             </w:r>
@@ -2223,6 +2837,8 @@
               <w:rPr>
                 <w:noProof/>
                 <w:webHidden/>
+                <w:sz w:val="24"/>
+                <w:szCs w:val="24"/>
               </w:rPr>
               <w:tab/>
             </w:r>
@@ -2230,6 +2846,8 @@
               <w:rPr>
                 <w:noProof/>
                 <w:webHidden/>
+                <w:sz w:val="24"/>
+                <w:szCs w:val="24"/>
               </w:rPr>
               <w:fldChar w:fldCharType="begin"/>
             </w:r>
@@ -2237,19 +2855,25 @@
               <w:rPr>
                 <w:noProof/>
                 <w:webHidden/>
-              </w:rPr>
-              <w:instrText xml:space="preserve"> PAGEREF _Toc235115206 \h </w:instrText>
-            </w:r>
-            <w:r>
-              <w:rPr>
-                <w:noProof/>
-                <w:webHidden/>
-              </w:rPr>
-            </w:r>
-            <w:r>
-              <w:rPr>
-                <w:noProof/>
-                <w:webHidden/>
+                <w:sz w:val="24"/>
+                <w:szCs w:val="24"/>
+              </w:rPr>
+              <w:instrText xml:space="preserve"> PAGEREF _Toc235132896 \h </w:instrText>
+            </w:r>
+            <w:r>
+              <w:rPr>
+                <w:noProof/>
+                <w:webHidden/>
+                <w:sz w:val="24"/>
+                <w:szCs w:val="24"/>
+              </w:rPr>
+            </w:r>
+            <w:r>
+              <w:rPr>
+                <w:noProof/>
+                <w:webHidden/>
+                <w:sz w:val="24"/>
+                <w:szCs w:val="24"/>
               </w:rPr>
               <w:fldChar w:fldCharType="separate"/>
             </w:r>
@@ -2257,13 +2881,17 @@
               <w:rPr>
                 <w:noProof/>
                 <w:webHidden/>
-              </w:rPr>
-              <w:t>17</w:t>
-            </w:r>
-            <w:r>
-              <w:rPr>
-                <w:noProof/>
-                <w:webHidden/>
+                <w:sz w:val="24"/>
+                <w:szCs w:val="24"/>
+              </w:rPr>
+              <w:t>19</w:t>
+            </w:r>
+            <w:r>
+              <w:rPr>
+                <w:noProof/>
+                <w:webHidden/>
+                <w:sz w:val="24"/>
+                <w:szCs w:val="24"/>
               </w:rPr>
               <w:fldChar w:fldCharType="end"/>
             </w:r>
@@ -2286,11 +2914,13 @@
               <w14:ligatures w14:val="standardContextual"/>
             </w:rPr>
           </w:pPr>
-          <w:hyperlink w:anchor="_Toc235115207" w:history="1">
+          <w:hyperlink w:anchor="_Toc235132897" w:history="1">
             <w:r>
               <w:rPr>
                 <w:rStyle w:val="Hyperlink"/>
                 <w:noProof/>
+                <w:sz w:val="24"/>
+                <w:szCs w:val="24"/>
               </w:rPr>
               <w:t>Frontend (Map UI)</w:t>
             </w:r>
@@ -2298,6 +2928,8 @@
               <w:rPr>
                 <w:noProof/>
                 <w:webHidden/>
+                <w:sz w:val="24"/>
+                <w:szCs w:val="24"/>
               </w:rPr>
               <w:tab/>
             </w:r>
@@ -2305,6 +2937,8 @@
               <w:rPr>
                 <w:noProof/>
                 <w:webHidden/>
+                <w:sz w:val="24"/>
+                <w:szCs w:val="24"/>
               </w:rPr>
               <w:fldChar w:fldCharType="begin"/>
             </w:r>
@@ -2312,19 +2946,25 @@
               <w:rPr>
                 <w:noProof/>
                 <w:webHidden/>
-              </w:rPr>
-              <w:instrText xml:space="preserve"> PAGEREF _Toc235115207 \h </w:instrText>
-            </w:r>
-            <w:r>
-              <w:rPr>
-                <w:noProof/>
-                <w:webHidden/>
-              </w:rPr>
-            </w:r>
-            <w:r>
-              <w:rPr>
-                <w:noProof/>
-                <w:webHidden/>
+                <w:sz w:val="24"/>
+                <w:szCs w:val="24"/>
+              </w:rPr>
+              <w:instrText xml:space="preserve"> PAGEREF _Toc235132897 \h </w:instrText>
+            </w:r>
+            <w:r>
+              <w:rPr>
+                <w:noProof/>
+                <w:webHidden/>
+                <w:sz w:val="24"/>
+                <w:szCs w:val="24"/>
+              </w:rPr>
+            </w:r>
+            <w:r>
+              <w:rPr>
+                <w:noProof/>
+                <w:webHidden/>
+                <w:sz w:val="24"/>
+                <w:szCs w:val="24"/>
               </w:rPr>
               <w:fldChar w:fldCharType="separate"/>
             </w:r>
@@ -2332,13 +2972,17 @@
               <w:rPr>
                 <w:noProof/>
                 <w:webHidden/>
-              </w:rPr>
-              <w:t>17</w:t>
-            </w:r>
-            <w:r>
-              <w:rPr>
-                <w:noProof/>
-                <w:webHidden/>
+                <w:sz w:val="24"/>
+                <w:szCs w:val="24"/>
+              </w:rPr>
+              <w:t>19</w:t>
+            </w:r>
+            <w:r>
+              <w:rPr>
+                <w:noProof/>
+                <w:webHidden/>
+                <w:sz w:val="24"/>
+                <w:szCs w:val="24"/>
               </w:rPr>
               <w:fldChar w:fldCharType="end"/>
             </w:r>
@@ -2361,11 +3005,13 @@
               <w14:ligatures w14:val="standardContextual"/>
             </w:rPr>
           </w:pPr>
-          <w:hyperlink w:anchor="_Toc235115208" w:history="1">
+          <w:hyperlink w:anchor="_Toc235132898" w:history="1">
             <w:r>
               <w:rPr>
                 <w:rStyle w:val="Hyperlink"/>
                 <w:noProof/>
+                <w:sz w:val="24"/>
+                <w:szCs w:val="24"/>
               </w:rPr>
               <w:t>Grasshopper Plugin</w:t>
             </w:r>
@@ -2373,6 +3019,8 @@
               <w:rPr>
                 <w:noProof/>
                 <w:webHidden/>
+                <w:sz w:val="24"/>
+                <w:szCs w:val="24"/>
               </w:rPr>
               <w:tab/>
             </w:r>
@@ -2380,6 +3028,8 @@
               <w:rPr>
                 <w:noProof/>
                 <w:webHidden/>
+                <w:sz w:val="24"/>
+                <w:szCs w:val="24"/>
               </w:rPr>
               <w:fldChar w:fldCharType="begin"/>
             </w:r>
@@ -2387,19 +3037,25 @@
               <w:rPr>
                 <w:noProof/>
                 <w:webHidden/>
-              </w:rPr>
-              <w:instrText xml:space="preserve"> PAGEREF _Toc235115208 \h </w:instrText>
-            </w:r>
-            <w:r>
-              <w:rPr>
-                <w:noProof/>
-                <w:webHidden/>
-              </w:rPr>
-            </w:r>
-            <w:r>
-              <w:rPr>
-                <w:noProof/>
-                <w:webHidden/>
+                <w:sz w:val="24"/>
+                <w:szCs w:val="24"/>
+              </w:rPr>
+              <w:instrText xml:space="preserve"> PAGEREF _Toc235132898 \h </w:instrText>
+            </w:r>
+            <w:r>
+              <w:rPr>
+                <w:noProof/>
+                <w:webHidden/>
+                <w:sz w:val="24"/>
+                <w:szCs w:val="24"/>
+              </w:rPr>
+            </w:r>
+            <w:r>
+              <w:rPr>
+                <w:noProof/>
+                <w:webHidden/>
+                <w:sz w:val="24"/>
+                <w:szCs w:val="24"/>
               </w:rPr>
               <w:fldChar w:fldCharType="separate"/>
             </w:r>
@@ -2407,13 +3063,17 @@
               <w:rPr>
                 <w:noProof/>
                 <w:webHidden/>
-              </w:rPr>
-              <w:t>17</w:t>
-            </w:r>
-            <w:r>
-              <w:rPr>
-                <w:noProof/>
-                <w:webHidden/>
+                <w:sz w:val="24"/>
+                <w:szCs w:val="24"/>
+              </w:rPr>
+              <w:t>19</w:t>
+            </w:r>
+            <w:r>
+              <w:rPr>
+                <w:noProof/>
+                <w:webHidden/>
+                <w:sz w:val="24"/>
+                <w:szCs w:val="24"/>
               </w:rPr>
               <w:fldChar w:fldCharType="end"/>
             </w:r>
@@ -2436,11 +3096,13 @@
               <w14:ligatures w14:val="standardContextual"/>
             </w:rPr>
           </w:pPr>
-          <w:hyperlink w:anchor="_Toc235115209" w:history="1">
+          <w:hyperlink w:anchor="_Toc235132899" w:history="1">
             <w:r>
               <w:rPr>
                 <w:rStyle w:val="Hyperlink"/>
                 <w:noProof/>
+                <w:sz w:val="24"/>
+                <w:szCs w:val="24"/>
               </w:rPr>
               <w:t>Rule Extraction (Only Needed to Add DCP Coverage or Re-Extract)</w:t>
             </w:r>
@@ -2448,6 +3110,8 @@
               <w:rPr>
                 <w:noProof/>
                 <w:webHidden/>
+                <w:sz w:val="24"/>
+                <w:szCs w:val="24"/>
               </w:rPr>
               <w:tab/>
             </w:r>
@@ -2455,6 +3119,8 @@
               <w:rPr>
                 <w:noProof/>
                 <w:webHidden/>
+                <w:sz w:val="24"/>
+                <w:szCs w:val="24"/>
               </w:rPr>
               <w:fldChar w:fldCharType="begin"/>
             </w:r>
@@ -2462,19 +3128,25 @@
               <w:rPr>
                 <w:noProof/>
                 <w:webHidden/>
-              </w:rPr>
-              <w:instrText xml:space="preserve"> PAGEREF _Toc235115209 \h </w:instrText>
-            </w:r>
-            <w:r>
-              <w:rPr>
-                <w:noProof/>
-                <w:webHidden/>
-              </w:rPr>
-            </w:r>
-            <w:r>
-              <w:rPr>
-                <w:noProof/>
-                <w:webHidden/>
+                <w:sz w:val="24"/>
+                <w:szCs w:val="24"/>
+              </w:rPr>
+              <w:instrText xml:space="preserve"> PAGEREF _Toc235132899 \h </w:instrText>
+            </w:r>
+            <w:r>
+              <w:rPr>
+                <w:noProof/>
+                <w:webHidden/>
+                <w:sz w:val="24"/>
+                <w:szCs w:val="24"/>
+              </w:rPr>
+            </w:r>
+            <w:r>
+              <w:rPr>
+                <w:noProof/>
+                <w:webHidden/>
+                <w:sz w:val="24"/>
+                <w:szCs w:val="24"/>
               </w:rPr>
               <w:fldChar w:fldCharType="separate"/>
             </w:r>
@@ -2482,13 +3154,17 @@
               <w:rPr>
                 <w:noProof/>
                 <w:webHidden/>
-              </w:rPr>
-              <w:t>17</w:t>
-            </w:r>
-            <w:r>
-              <w:rPr>
-                <w:noProof/>
-                <w:webHidden/>
+                <w:sz w:val="24"/>
+                <w:szCs w:val="24"/>
+              </w:rPr>
+              <w:t>19</w:t>
+            </w:r>
+            <w:r>
+              <w:rPr>
+                <w:noProof/>
+                <w:webHidden/>
+                <w:sz w:val="24"/>
+                <w:szCs w:val="24"/>
               </w:rPr>
               <w:fldChar w:fldCharType="end"/>
             </w:r>
@@ -2511,11 +3187,13 @@
               <w14:ligatures w14:val="standardContextual"/>
             </w:rPr>
           </w:pPr>
-          <w:hyperlink w:anchor="_Toc235115210" w:history="1">
+          <w:hyperlink w:anchor="_Toc235132900" w:history="1">
             <w:r>
               <w:rPr>
                 <w:rStyle w:val="Hyperlink"/>
                 <w:noProof/>
+                <w:sz w:val="24"/>
+                <w:szCs w:val="24"/>
               </w:rPr>
               <w:t>Tests</w:t>
             </w:r>
@@ -2523,6 +3201,8 @@
               <w:rPr>
                 <w:noProof/>
                 <w:webHidden/>
+                <w:sz w:val="24"/>
+                <w:szCs w:val="24"/>
               </w:rPr>
               <w:tab/>
             </w:r>
@@ -2530,6 +3210,8 @@
               <w:rPr>
                 <w:noProof/>
                 <w:webHidden/>
+                <w:sz w:val="24"/>
+                <w:szCs w:val="24"/>
               </w:rPr>
               <w:fldChar w:fldCharType="begin"/>
             </w:r>
@@ -2537,19 +3219,25 @@
               <w:rPr>
                 <w:noProof/>
                 <w:webHidden/>
-              </w:rPr>
-              <w:instrText xml:space="preserve"> PAGEREF _Toc235115210 \h </w:instrText>
-            </w:r>
-            <w:r>
-              <w:rPr>
-                <w:noProof/>
-                <w:webHidden/>
-              </w:rPr>
-            </w:r>
-            <w:r>
-              <w:rPr>
-                <w:noProof/>
-                <w:webHidden/>
+                <w:sz w:val="24"/>
+                <w:szCs w:val="24"/>
+              </w:rPr>
+              <w:instrText xml:space="preserve"> PAGEREF _Toc235132900 \h </w:instrText>
+            </w:r>
+            <w:r>
+              <w:rPr>
+                <w:noProof/>
+                <w:webHidden/>
+                <w:sz w:val="24"/>
+                <w:szCs w:val="24"/>
+              </w:rPr>
+            </w:r>
+            <w:r>
+              <w:rPr>
+                <w:noProof/>
+                <w:webHidden/>
+                <w:sz w:val="24"/>
+                <w:szCs w:val="24"/>
               </w:rPr>
               <w:fldChar w:fldCharType="separate"/>
             </w:r>
@@ -2557,13 +3245,17 @@
               <w:rPr>
                 <w:noProof/>
                 <w:webHidden/>
-              </w:rPr>
-              <w:t>17</w:t>
-            </w:r>
-            <w:r>
-              <w:rPr>
-                <w:noProof/>
-                <w:webHidden/>
+                <w:sz w:val="24"/>
+                <w:szCs w:val="24"/>
+              </w:rPr>
+              <w:t>19</w:t>
+            </w:r>
+            <w:r>
+              <w:rPr>
+                <w:noProof/>
+                <w:webHidden/>
+                <w:sz w:val="24"/>
+                <w:szCs w:val="24"/>
               </w:rPr>
               <w:fldChar w:fldCharType="end"/>
             </w:r>
@@ -2586,11 +3278,13 @@
               <w14:ligatures w14:val="standardContextual"/>
             </w:rPr>
           </w:pPr>
-          <w:hyperlink w:anchor="_Toc235115211" w:history="1">
+          <w:hyperlink w:anchor="_Toc235132901" w:history="1">
             <w:r>
               <w:rPr>
                 <w:rStyle w:val="Hyperlink"/>
                 <w:noProof/>
+                <w:sz w:val="24"/>
+                <w:szCs w:val="24"/>
               </w:rPr>
               <w:t>10. Metrics (Current, Verified)</w:t>
             </w:r>
@@ -2598,6 +3292,8 @@
               <w:rPr>
                 <w:noProof/>
                 <w:webHidden/>
+                <w:sz w:val="24"/>
+                <w:szCs w:val="24"/>
               </w:rPr>
               <w:tab/>
             </w:r>
@@ -2605,6 +3301,8 @@
               <w:rPr>
                 <w:noProof/>
                 <w:webHidden/>
+                <w:sz w:val="24"/>
+                <w:szCs w:val="24"/>
               </w:rPr>
               <w:fldChar w:fldCharType="begin"/>
             </w:r>
@@ -2612,19 +3310,25 @@
               <w:rPr>
                 <w:noProof/>
                 <w:webHidden/>
-              </w:rPr>
-              <w:instrText xml:space="preserve"> PAGEREF _Toc235115211 \h </w:instrText>
-            </w:r>
-            <w:r>
-              <w:rPr>
-                <w:noProof/>
-                <w:webHidden/>
-              </w:rPr>
-            </w:r>
-            <w:r>
-              <w:rPr>
-                <w:noProof/>
-                <w:webHidden/>
+                <w:sz w:val="24"/>
+                <w:szCs w:val="24"/>
+              </w:rPr>
+              <w:instrText xml:space="preserve"> PAGEREF _Toc235132901 \h </w:instrText>
+            </w:r>
+            <w:r>
+              <w:rPr>
+                <w:noProof/>
+                <w:webHidden/>
+                <w:sz w:val="24"/>
+                <w:szCs w:val="24"/>
+              </w:rPr>
+            </w:r>
+            <w:r>
+              <w:rPr>
+                <w:noProof/>
+                <w:webHidden/>
+                <w:sz w:val="24"/>
+                <w:szCs w:val="24"/>
               </w:rPr>
               <w:fldChar w:fldCharType="separate"/>
             </w:r>
@@ -2632,13 +3336,17 @@
               <w:rPr>
                 <w:noProof/>
                 <w:webHidden/>
-              </w:rPr>
-              <w:t>18</w:t>
-            </w:r>
-            <w:r>
-              <w:rPr>
-                <w:noProof/>
-                <w:webHidden/>
+                <w:sz w:val="24"/>
+                <w:szCs w:val="24"/>
+              </w:rPr>
+              <w:t>20</w:t>
+            </w:r>
+            <w:r>
+              <w:rPr>
+                <w:noProof/>
+                <w:webHidden/>
+                <w:sz w:val="24"/>
+                <w:szCs w:val="24"/>
               </w:rPr>
               <w:fldChar w:fldCharType="end"/>
             </w:r>
@@ -2661,11 +3369,13 @@
               <w14:ligatures w14:val="standardContextual"/>
             </w:rPr>
           </w:pPr>
-          <w:hyperlink w:anchor="_Toc235115212" w:history="1">
+          <w:hyperlink w:anchor="_Toc235132902" w:history="1">
             <w:r>
               <w:rPr>
                 <w:rStyle w:val="Hyperlink"/>
                 <w:noProof/>
+                <w:sz w:val="24"/>
+                <w:szCs w:val="24"/>
               </w:rPr>
               <w:t>12. Recommendation Going Forward</w:t>
             </w:r>
@@ -2673,6 +3383,8 @@
               <w:rPr>
                 <w:noProof/>
                 <w:webHidden/>
+                <w:sz w:val="24"/>
+                <w:szCs w:val="24"/>
               </w:rPr>
               <w:tab/>
             </w:r>
@@ -2680,6 +3392,8 @@
               <w:rPr>
                 <w:noProof/>
                 <w:webHidden/>
+                <w:sz w:val="24"/>
+                <w:szCs w:val="24"/>
               </w:rPr>
               <w:fldChar w:fldCharType="begin"/>
             </w:r>
@@ -2687,19 +3401,25 @@
               <w:rPr>
                 <w:noProof/>
                 <w:webHidden/>
-              </w:rPr>
-              <w:instrText xml:space="preserve"> PAGEREF _Toc235115212 \h </w:instrText>
-            </w:r>
-            <w:r>
-              <w:rPr>
-                <w:noProof/>
-                <w:webHidden/>
-              </w:rPr>
-            </w:r>
-            <w:r>
-              <w:rPr>
-                <w:noProof/>
-                <w:webHidden/>
+                <w:sz w:val="24"/>
+                <w:szCs w:val="24"/>
+              </w:rPr>
+              <w:instrText xml:space="preserve"> PAGEREF _Toc235132902 \h </w:instrText>
+            </w:r>
+            <w:r>
+              <w:rPr>
+                <w:noProof/>
+                <w:webHidden/>
+                <w:sz w:val="24"/>
+                <w:szCs w:val="24"/>
+              </w:rPr>
+            </w:r>
+            <w:r>
+              <w:rPr>
+                <w:noProof/>
+                <w:webHidden/>
+                <w:sz w:val="24"/>
+                <w:szCs w:val="24"/>
               </w:rPr>
               <w:fldChar w:fldCharType="separate"/>
             </w:r>
@@ -2707,55 +3427,106 @@
               <w:rPr>
                 <w:noProof/>
                 <w:webHidden/>
-              </w:rPr>
-              <w:t>19</w:t>
-            </w:r>
-            <w:r>
-              <w:rPr>
-                <w:noProof/>
-                <w:webHidden/>
+                <w:sz w:val="24"/>
+                <w:szCs w:val="24"/>
+              </w:rPr>
+              <w:t>21</w:t>
+            </w:r>
+            <w:r>
+              <w:rPr>
+                <w:noProof/>
+                <w:webHidden/>
+                <w:sz w:val="24"/>
+                <w:szCs w:val="24"/>
               </w:rPr>
               <w:fldChar w:fldCharType="end"/>
             </w:r>
           </w:hyperlink>
         </w:p>
         <w:p>
+          <w:pPr>
+            <w:rPr>
+              <w:sz w:val="24"/>
+              <w:szCs w:val="24"/>
+            </w:rPr>
+          </w:pPr>
           <w:r>
             <w:rPr>
               <w:b/>
               <w:bCs/>
               <w:noProof/>
+              <w:sz w:val="24"/>
+              <w:szCs w:val="24"/>
             </w:rPr>
             <w:fldChar w:fldCharType="end"/>
           </w:r>
         </w:p>
       </w:sdtContent>
     </w:sdt>
-    <w:p/>
     <w:p>
-      <w:r>
-        <w:fldChar w:fldCharType="begin"/>
-      </w:r>
-      <w:r>
-        <w:instrText>TOC \o "1-3" \h \z \u</w:instrText>
-      </w:r>
-      <w:r>
-        <w:fldChar w:fldCharType="separate"/>
-      </w:r>
-      <w:r>
-        <w:fldChar w:fldCharType="end"/>
-      </w:r>
+      <w:pPr>
+        <w:rPr>
+          <w:sz w:val="24"/>
+          <w:szCs w:val="24"/>
+        </w:rPr>
+      </w:pPr>
     </w:p>
     <w:p>
-      <w:r>
-        <w:br w:type="page"/>
+      <w:pPr>
+        <w:rPr>
+          <w:sz w:val="24"/>
+          <w:szCs w:val="24"/>
+        </w:rPr>
+      </w:pPr>
+      <w:r>
+        <w:rPr>
+          <w:sz w:val="24"/>
+          <w:szCs w:val="24"/>
+        </w:rPr>
+        <w:fldChar w:fldCharType="begin"/>
+      </w:r>
+      <w:r>
+        <w:rPr>
+          <w:sz w:val="24"/>
+          <w:szCs w:val="24"/>
+        </w:rPr>
+        <w:instrText>TOC \o "1-3" \h \z \u</w:instrText>
+      </w:r>
+      <w:r>
+        <w:rPr>
+          <w:sz w:val="24"/>
+          <w:szCs w:val="24"/>
+        </w:rPr>
+        <w:fldChar w:fldCharType="separate"/>
+      </w:r>
+      <w:r>
+        <w:rPr>
+          <w:sz w:val="24"/>
+          <w:szCs w:val="24"/>
+        </w:rPr>
+        <w:fldChar w:fldCharType="end"/>
       </w:r>
     </w:p>
     <w:p>
       <w:pPr>
+        <w:rPr>
+          <w:sz w:val="24"/>
+          <w:szCs w:val="24"/>
+        </w:rPr>
+      </w:pPr>
+      <w:r>
+        <w:rPr>
+          <w:sz w:val="24"/>
+          <w:szCs w:val="24"/>
+        </w:rPr>
+        <w:br w:type="page"/>
+      </w:r>
+    </w:p>
+    <w:p>
+      <w:pPr>
         <w:pStyle w:val="Heading1"/>
       </w:pPr>
-      <w:bookmarkStart w:id="0" w:name="_Toc235115180"/>
+      <w:bookmarkStart w:id="0" w:name="_Toc235132868"/>
       <w:r>
         <w:lastRenderedPageBreak/>
         <w:t>Executive Summary</w:t>
@@ -2933,7 +3704,7 @@
       <w:pPr>
         <w:pStyle w:val="Heading1"/>
       </w:pPr>
-      <w:bookmarkStart w:id="1" w:name="_Toc235115181"/>
+      <w:bookmarkStart w:id="1" w:name="_Toc235132869"/>
       <w:r>
         <w:lastRenderedPageBreak/>
         <w:t>1. Background &amp; Context</w:t>
@@ -3233,7 +4004,7 @@
       <w:pPr>
         <w:pStyle w:val="Heading1"/>
       </w:pPr>
-      <w:bookmarkStart w:id="2" w:name="_Toc235115182"/>
+      <w:bookmarkStart w:id="2" w:name="_Toc235132870"/>
       <w:r>
         <w:t>2. Problem Statement</w:t>
       </w:r>
@@ -3292,7 +4063,7 @@
       <w:pPr>
         <w:pStyle w:val="Heading1"/>
       </w:pPr>
-      <w:bookmarkStart w:id="3" w:name="_Toc235115183"/>
+      <w:bookmarkStart w:id="3" w:name="_Toc235132871"/>
       <w:r>
         <w:lastRenderedPageBreak/>
         <w:t>4. Technical Architecture</w:t>
@@ -3326,7 +4097,7 @@
       <w:pPr>
         <w:pStyle w:val="Heading2"/>
       </w:pPr>
-      <w:bookmarkStart w:id="4" w:name="_Toc235115184"/>
+      <w:bookmarkStart w:id="4" w:name="_Toc235132872"/>
       <w:r>
         <w:t>4.1 The Model (Backend)</w:t>
       </w:r>
@@ -4007,7 +4778,7 @@
       <w:pPr>
         <w:pStyle w:val="Heading2"/>
       </w:pPr>
-      <w:bookmarkStart w:id="5" w:name="_Toc235115185"/>
+      <w:bookmarkStart w:id="5" w:name="_Toc235132873"/>
       <w:r>
         <w:lastRenderedPageBreak/>
         <w:t>4.2 The Plugin (Grasshopper/Rhino)</w:t>
@@ -4200,7 +4971,7 @@
       <w:pPr>
         <w:pStyle w:val="Heading1"/>
       </w:pPr>
-      <w:bookmarkStart w:id="6" w:name="_Toc235115186"/>
+      <w:bookmarkStart w:id="6" w:name="_Toc235132874"/>
       <w:r>
         <w:lastRenderedPageBreak/>
         <w:t>5. Evolution: How Both Halves Got Here</w:t>
@@ -4211,7 +4982,7 @@
       <w:pPr>
         <w:pStyle w:val="Heading2"/>
       </w:pPr>
-      <w:bookmarkStart w:id="7" w:name="_Toc235115187"/>
+      <w:bookmarkStart w:id="7" w:name="_Toc235132875"/>
       <w:r>
         <w:t xml:space="preserve">Period 0: Research and Feedback Sprint (May 2026, </w:t>
       </w:r>
@@ -4281,7 +5052,7 @@
       <w:pPr>
         <w:pStyle w:val="Heading2"/>
       </w:pPr>
-      <w:bookmarkStart w:id="8" w:name="_Toc235115188"/>
+      <w:bookmarkStart w:id="8" w:name="_Toc235132876"/>
       <w:r>
         <w:t>Period 1</w:t>
       </w:r>
@@ -5000,7 +5771,7 @@
       <w:pPr>
         <w:pStyle w:val="Heading2"/>
       </w:pPr>
-      <w:bookmarkStart w:id="9" w:name="_Toc235115189"/>
+      <w:bookmarkStart w:id="9" w:name="_Toc235132877"/>
       <w:r>
         <w:t>Period 2</w:t>
       </w:r>
@@ -5525,7 +6296,7 @@
       <w:pPr>
         <w:pStyle w:val="Heading1"/>
       </w:pPr>
-      <w:bookmarkStart w:id="10" w:name="_Toc235115190"/>
+      <w:bookmarkStart w:id="10" w:name="_Toc235132878"/>
       <w:r>
         <w:lastRenderedPageBreak/>
         <w:t>6. Challenges Encountered and How They Were Solved</w:t>
@@ -5535,22 +6306,46 @@
     <w:p>
       <w:pPr>
         <w:spacing w:after="160"/>
-      </w:pPr>
-      <w:r>
+        <w:rPr>
+          <w:sz w:val="24"/>
+          <w:szCs w:val="24"/>
+        </w:rPr>
+      </w:pPr>
+      <w:r>
+        <w:rPr>
+          <w:sz w:val="24"/>
+          <w:szCs w:val="24"/>
+        </w:rPr>
         <w:t xml:space="preserve">Combining the original project team's documented challenges with what this engagement independently found and verified against the actual code </w:t>
       </w:r>
       <w:r>
+        <w:rPr>
+          <w:sz w:val="24"/>
+          <w:szCs w:val="24"/>
+        </w:rPr>
         <w:t>and</w:t>
       </w:r>
       <w:r>
+        <w:rPr>
+          <w:sz w:val="24"/>
+          <w:szCs w:val="24"/>
+        </w:rPr>
         <w:t xml:space="preserve"> corrected where the original description didn't match what was </w:t>
       </w:r>
       <w:proofErr w:type="gramStart"/>
       <w:r>
+        <w:rPr>
+          <w:sz w:val="24"/>
+          <w:szCs w:val="24"/>
+        </w:rPr>
         <w:t>actually shipped</w:t>
       </w:r>
       <w:proofErr w:type="gramEnd"/>
       <w:r>
+        <w:rPr>
+          <w:sz w:val="24"/>
+          <w:szCs w:val="24"/>
+        </w:rPr>
         <w:t>.</w:t>
       </w:r>
     </w:p>
@@ -5558,7 +6353,7 @@
       <w:pPr>
         <w:pStyle w:val="Heading2"/>
       </w:pPr>
-      <w:bookmarkStart w:id="11" w:name="_Toc235115191"/>
+      <w:bookmarkStart w:id="11" w:name="_Toc235132879"/>
       <w:r>
         <w:t>6.1 Envelope Area Returning 0 in Grasshopper (Period 1)</w:t>
       </w:r>
@@ -5567,24 +6362,40 @@
     <w:p>
       <w:pPr>
         <w:spacing w:after="0" w:line="240" w:lineRule="auto"/>
+        <w:rPr>
+          <w:sz w:val="24"/>
+          <w:szCs w:val="24"/>
+        </w:rPr>
       </w:pPr>
       <w:r>
         <w:rPr>
           <w:b/>
+          <w:sz w:val="24"/>
+          <w:szCs w:val="24"/>
         </w:rPr>
         <w:t xml:space="preserve">Problem: </w:t>
       </w:r>
       <w:r>
+        <w:rPr>
+          <w:sz w:val="24"/>
+          <w:szCs w:val="24"/>
+        </w:rPr>
         <w:t>Backend correctly computed 141.1 m², Grasshopper showed 0.0, the 3D mass had no volume.</w:t>
       </w:r>
     </w:p>
     <w:p>
       <w:pPr>
         <w:spacing w:after="0" w:line="240" w:lineRule="auto"/>
+        <w:rPr>
+          <w:sz w:val="24"/>
+          <w:szCs w:val="24"/>
+        </w:rPr>
       </w:pPr>
       <w:r>
         <w:rPr>
           <w:b/>
+          <w:sz w:val="24"/>
+          <w:szCs w:val="24"/>
         </w:rPr>
         <w:t xml:space="preserve">Root cause: </w:t>
       </w:r>
@@ -5592,29 +6403,40 @@
       <w:r>
         <w:rPr>
           <w:rFonts w:ascii="Consolas" w:hAnsi="Consolas"/>
-          <w:sz w:val="20"/>
+          <w:sz w:val="24"/>
+          <w:szCs w:val="24"/>
         </w:rPr>
         <w:t>development_controls</w:t>
       </w:r>
       <w:proofErr w:type="spellEnd"/>
       <w:r>
+        <w:rPr>
+          <w:sz w:val="24"/>
+          <w:szCs w:val="24"/>
+        </w:rPr>
         <w:t xml:space="preserve"> wasn't returned from </w:t>
       </w:r>
       <w:r>
         <w:rPr>
           <w:rFonts w:ascii="Consolas" w:hAnsi="Consolas"/>
-          <w:sz w:val="20"/>
+          <w:sz w:val="24"/>
+          <w:szCs w:val="24"/>
         </w:rPr>
         <w:t>/envelope</w:t>
       </w:r>
       <w:r>
+        <w:rPr>
+          <w:sz w:val="24"/>
+          <w:szCs w:val="24"/>
+        </w:rPr>
         <w:t xml:space="preserve">; Grasshopper was trying to recompute area from the converted Rhino surface, and </w:t>
       </w:r>
       <w:proofErr w:type="spellStart"/>
       <w:r>
         <w:rPr>
           <w:rFonts w:ascii="Consolas" w:hAnsi="Consolas"/>
-          <w:sz w:val="20"/>
+          <w:sz w:val="24"/>
+          <w:szCs w:val="24"/>
         </w:rPr>
         <w:t>AreaMassProperties.Compute</w:t>
       </w:r>
@@ -5622,51 +6444,81 @@
       <w:r>
         <w:rPr>
           <w:rFonts w:ascii="Consolas" w:hAnsi="Consolas"/>
-          <w:sz w:val="20"/>
+          <w:sz w:val="24"/>
+          <w:szCs w:val="24"/>
         </w:rPr>
         <w:t>()</w:t>
       </w:r>
       <w:r>
+        <w:rPr>
+          <w:sz w:val="24"/>
+          <w:szCs w:val="24"/>
+        </w:rPr>
         <w:t xml:space="preserve"> returned 0 for that surface.</w:t>
       </w:r>
     </w:p>
     <w:p>
       <w:pPr>
         <w:spacing w:after="0" w:line="240" w:lineRule="auto"/>
+        <w:rPr>
+          <w:sz w:val="24"/>
+          <w:szCs w:val="24"/>
+        </w:rPr>
       </w:pPr>
       <w:r>
         <w:rPr>
           <w:b/>
+          <w:sz w:val="24"/>
+          <w:szCs w:val="24"/>
         </w:rPr>
         <w:t xml:space="preserve">Fix: </w:t>
       </w:r>
       <w:r>
+        <w:rPr>
+          <w:sz w:val="24"/>
+          <w:szCs w:val="24"/>
+        </w:rPr>
         <w:t xml:space="preserve">Return </w:t>
       </w:r>
       <w:proofErr w:type="spellStart"/>
       <w:r>
         <w:rPr>
           <w:rFonts w:ascii="Consolas" w:hAnsi="Consolas"/>
-          <w:sz w:val="20"/>
+          <w:sz w:val="24"/>
+          <w:szCs w:val="24"/>
         </w:rPr>
         <w:t>development_controls</w:t>
       </w:r>
       <w:proofErr w:type="spellEnd"/>
       <w:r>
+        <w:rPr>
+          <w:sz w:val="24"/>
+          <w:szCs w:val="24"/>
+        </w:rPr>
         <w:t xml:space="preserve"> from the API; make Grasshopper consume the backend's area directly instead of recalculating.</w:t>
       </w:r>
     </w:p>
     <w:p>
       <w:pPr>
         <w:spacing w:after="0" w:line="240" w:lineRule="auto"/>
+        <w:rPr>
+          <w:sz w:val="24"/>
+          <w:szCs w:val="24"/>
+        </w:rPr>
       </w:pPr>
       <w:r>
         <w:rPr>
           <w:b/>
+          <w:sz w:val="24"/>
+          <w:szCs w:val="24"/>
         </w:rPr>
         <w:t xml:space="preserve">Lesson (validated, still holds): </w:t>
       </w:r>
       <w:r>
+        <w:rPr>
+          <w:sz w:val="24"/>
+          <w:szCs w:val="24"/>
+        </w:rPr>
         <w:t>backend calculations are the source of truth; the plugin should consume, not recompute.</w:t>
       </w:r>
     </w:p>
@@ -5674,7 +6526,7 @@
       <w:pPr>
         <w:pStyle w:val="Heading2"/>
       </w:pPr>
-      <w:bookmarkStart w:id="12" w:name="_Toc235115192"/>
+      <w:bookmarkStart w:id="12" w:name="_Toc235132880"/>
       <w:r>
         <w:t>6.2 Directional Setbacks vs. a Naive Uniform Buffer (Period 1)</w:t>
       </w:r>
@@ -5683,44 +6535,70 @@
     <w:p>
       <w:pPr>
         <w:spacing w:after="0" w:line="240" w:lineRule="auto"/>
+        <w:rPr>
+          <w:sz w:val="24"/>
+          <w:szCs w:val="24"/>
+        </w:rPr>
       </w:pPr>
       <w:r>
         <w:rPr>
           <w:b/>
+          <w:sz w:val="24"/>
+          <w:szCs w:val="24"/>
         </w:rPr>
         <w:t xml:space="preserve">Problem: </w:t>
       </w:r>
       <w:r>
+        <w:rPr>
+          <w:sz w:val="24"/>
+          <w:szCs w:val="24"/>
+        </w:rPr>
         <w:t xml:space="preserve">An initial uniform-buffer approach averaged all four setbacks </w:t>
       </w:r>
       <w:r>
         <w:rPr>
           <w:rFonts w:ascii="Consolas" w:hAnsi="Consolas"/>
-          <w:sz w:val="20"/>
+          <w:sz w:val="24"/>
+          <w:szCs w:val="24"/>
         </w:rPr>
         <w:t>(4.5 + 6.0 + 0.9 + 0.9) / 4 ≈ 3.08m</w:t>
       </w:r>
       <w:r>
+        <w:rPr>
+          <w:sz w:val="24"/>
+          <w:szCs w:val="24"/>
+        </w:rPr>
         <w:t>;</w:t>
       </w:r>
       <w:r>
+        <w:rPr>
+          <w:sz w:val="24"/>
+          <w:szCs w:val="24"/>
+        </w:rPr>
         <w:t xml:space="preserve"> applied identically to every edge. Wrong by design: front setback (4.5m) and side setback (0.9m) are not interchangeable.</w:t>
       </w:r>
     </w:p>
     <w:p>
       <w:pPr>
         <w:spacing w:after="0" w:line="240" w:lineRule="auto"/>
+        <w:rPr>
+          <w:sz w:val="24"/>
+          <w:szCs w:val="24"/>
+        </w:rPr>
       </w:pPr>
       <w:r>
         <w:rPr>
           <w:b/>
+          <w:sz w:val="24"/>
+          <w:szCs w:val="24"/>
         </w:rPr>
         <w:t xml:space="preserve">Fix: </w:t>
       </w:r>
       <w:r>
         <w:rPr>
           <w:rFonts w:ascii="Consolas" w:hAnsi="Consolas"/>
-          <w:sz w:val="20"/>
+          <w:sz w:val="24"/>
+          <w:szCs w:val="24"/>
         </w:rPr>
         <w:t>_</w:t>
       </w:r>
@@ -5728,7 +6606,8 @@
       <w:r>
         <w:rPr>
           <w:rFonts w:ascii="Consolas" w:hAnsi="Consolas"/>
-          <w:sz w:val="20"/>
+          <w:sz w:val="24"/>
+          <w:szCs w:val="24"/>
         </w:rPr>
         <w:t>apply_directional_</w:t>
       </w:r>
@@ -5736,7 +6615,8 @@
       <w:r>
         <w:rPr>
           <w:rFonts w:ascii="Consolas" w:hAnsi="Consolas"/>
-          <w:sz w:val="20"/>
+          <w:sz w:val="24"/>
+          <w:szCs w:val="24"/>
         </w:rPr>
         <w:t>setbacks</w:t>
       </w:r>
@@ -5744,7 +6624,8 @@
       <w:r>
         <w:rPr>
           <w:rFonts w:ascii="Consolas" w:hAnsi="Consolas"/>
-          <w:sz w:val="20"/>
+          <w:sz w:val="24"/>
+          <w:szCs w:val="24"/>
         </w:rPr>
         <w:t>(</w:t>
       </w:r>
@@ -5752,34 +6633,61 @@
       <w:r>
         <w:rPr>
           <w:rFonts w:ascii="Consolas" w:hAnsi="Consolas"/>
-          <w:sz w:val="20"/>
+          <w:sz w:val="24"/>
+          <w:szCs w:val="24"/>
         </w:rPr>
         <w:t>)</w:t>
       </w:r>
       <w:r>
+        <w:rPr>
+          <w:sz w:val="24"/>
+          <w:szCs w:val="24"/>
+        </w:rPr>
         <w:t>:</w:t>
       </w:r>
       <w:r>
+        <w:rPr>
+          <w:sz w:val="24"/>
+          <w:szCs w:val="24"/>
+        </w:rPr>
         <w:t xml:space="preserve"> for each edge, compute its inward perpendicular normal, offset by *that edge's own* setback, build a half-plane on the inward side, and intersect the lot polygon with it edge-by-edge. Front, rear, and side setbacks are now genuinely distinct.</w:t>
       </w:r>
     </w:p>
     <w:p>
       <w:pPr>
         <w:spacing w:after="0" w:line="240" w:lineRule="auto"/>
+        <w:rPr>
+          <w:sz w:val="24"/>
+          <w:szCs w:val="24"/>
+        </w:rPr>
       </w:pPr>
       <w:r>
         <w:rPr>
           <w:b/>
+          <w:sz w:val="24"/>
+          <w:szCs w:val="24"/>
         </w:rPr>
         <w:t xml:space="preserve">Note on the original “±0.1% accuracy” claim: </w:t>
       </w:r>
       <w:r>
+        <w:rPr>
+          <w:sz w:val="24"/>
+          <w:szCs w:val="24"/>
+        </w:rPr>
         <w:t>this described the edge-differentiation concept correctly, but see §6.3</w:t>
       </w:r>
       <w:r>
+        <w:rPr>
+          <w:sz w:val="24"/>
+          <w:szCs w:val="24"/>
+        </w:rPr>
         <w:t>,</w:t>
       </w:r>
       <w:r>
+        <w:rPr>
+          <w:sz w:val="24"/>
+          <w:szCs w:val="24"/>
+        </w:rPr>
         <w:t xml:space="preserve"> the actual shipped implementation had a separate, undiscovered unit-conversion bug that meant true accuracy was nowhere near ±0.1% until this engagement's fix.</w:t>
       </w:r>
     </w:p>
@@ -5787,7 +6695,7 @@
       <w:pPr>
         <w:pStyle w:val="Heading2"/>
       </w:pPr>
-      <w:bookmarkStart w:id="13" w:name="_Toc235115193"/>
+      <w:bookmarkStart w:id="13" w:name="_Toc235132881"/>
       <w:r>
         <w:t>6.3 Coordinate Conversion</w:t>
       </w:r>
@@ -5798,7 +6706,7 @@
     </w:p>
     <w:p>
       <w:pPr>
-        <w:spacing w:after="120"/>
+        <w:spacing w:after="0" w:line="240" w:lineRule="auto"/>
         <w:rPr>
           <w:sz w:val="24"/>
           <w:szCs w:val="24"/>
@@ -5869,7 +6777,7 @@
     </w:p>
     <w:p>
       <w:pPr>
-        <w:spacing w:after="120"/>
+        <w:spacing w:after="0" w:line="240" w:lineRule="auto"/>
         <w:rPr>
           <w:sz w:val="24"/>
           <w:szCs w:val="24"/>
@@ -5972,7 +6880,7 @@
     </w:p>
     <w:p>
       <w:pPr>
-        <w:spacing w:after="120"/>
+        <w:spacing w:after="0" w:line="240" w:lineRule="auto"/>
         <w:rPr>
           <w:sz w:val="24"/>
           <w:szCs w:val="24"/>
@@ -6073,7 +6981,7 @@
           <w:sz w:val="24"/>
           <w:szCs w:val="24"/>
         </w:rPr>
-        <w:t xml:space="preserve"> for latitude) before doing any offset or area math, then project the result back. This also surfaced and fixed the same bug hiding in three other places that all independently </w:t>
+        <w:t xml:space="preserve"> for latitude) before doing any offset or area math, then project the result back. This </w:t>
       </w:r>
       <w:r>
         <w:rPr>
@@ -6081,7 +6989,7 @@
           <w:szCs w:val="24"/>
         </w:rPr>
         <w:lastRenderedPageBreak/>
-        <w:t xml:space="preserve">computed area from raw </w:t>
+        <w:t xml:space="preserve">also surfaced and fixed the same bug hiding in three other places that all independently computed area from raw </w:t>
       </w:r>
       <w:proofErr w:type="spellStart"/>
       <w:r>
@@ -6284,7 +7192,7 @@
     </w:p>
     <w:p>
       <w:pPr>
-        <w:spacing w:after="120"/>
+        <w:spacing w:after="0" w:line="240" w:lineRule="auto"/>
         <w:rPr>
           <w:sz w:val="24"/>
           <w:szCs w:val="24"/>
@@ -6422,7 +7330,7 @@
       <w:pPr>
         <w:pStyle w:val="Heading2"/>
       </w:pPr>
-      <w:bookmarkStart w:id="14" w:name="_Toc235115194"/>
+      <w:bookmarkStart w:id="14" w:name="_Toc235132882"/>
       <w:r>
         <w:t>6.4 Rule Extraction Accuracy (Period 1, Revisited)</w:t>
       </w:r>
@@ -6430,7 +7338,7 @@
     </w:p>
     <w:p>
       <w:pPr>
-        <w:spacing w:after="120"/>
+        <w:spacing w:after="0" w:line="240" w:lineRule="auto"/>
         <w:rPr>
           <w:sz w:val="24"/>
           <w:szCs w:val="24"/>
@@ -6491,7 +7399,7 @@
     </w:p>
     <w:p>
       <w:pPr>
-        <w:spacing w:after="120"/>
+        <w:spacing w:after="0" w:line="240" w:lineRule="auto"/>
         <w:rPr>
           <w:sz w:val="24"/>
           <w:szCs w:val="24"/>
@@ -6529,7 +7437,7 @@
     </w:p>
     <w:p>
       <w:pPr>
-        <w:spacing w:after="120"/>
+        <w:spacing w:after="0" w:line="240" w:lineRule="auto"/>
         <w:rPr>
           <w:sz w:val="24"/>
           <w:szCs w:val="24"/>
@@ -6660,7 +7568,7 @@
     </w:p>
     <w:p>
       <w:pPr>
-        <w:spacing w:after="120"/>
+        <w:spacing w:after="0" w:line="240" w:lineRule="auto"/>
         <w:rPr>
           <w:sz w:val="24"/>
           <w:szCs w:val="24"/>
@@ -6760,9 +7668,8 @@
       <w:pPr>
         <w:pStyle w:val="Heading2"/>
       </w:pPr>
-      <w:bookmarkStart w:id="15" w:name="_Toc235115195"/>
-      <w:r>
-        <w:lastRenderedPageBreak/>
+      <w:bookmarkStart w:id="15" w:name="_Toc235132883"/>
+      <w:r>
         <w:t>6.5 Grasshopper/Rhino Document-Context Switching (Period 1)</w:t>
       </w:r>
       <w:bookmarkEnd w:id="15"/>
@@ -6770,56 +7677,94 @@
     <w:p>
       <w:pPr>
         <w:spacing w:after="0" w:line="240" w:lineRule="auto"/>
+        <w:rPr>
+          <w:sz w:val="24"/>
+          <w:szCs w:val="24"/>
+        </w:rPr>
       </w:pPr>
       <w:r>
         <w:rPr>
           <w:b/>
+          <w:sz w:val="24"/>
+          <w:szCs w:val="24"/>
         </w:rPr>
         <w:t xml:space="preserve">Problem: </w:t>
       </w:r>
       <w:r>
+        <w:rPr>
+          <w:sz w:val="24"/>
+          <w:szCs w:val="24"/>
+        </w:rPr>
         <w:t xml:space="preserve">a </w:t>
       </w:r>
       <w:proofErr w:type="spellStart"/>
       <w:r>
+        <w:rPr>
+          <w:sz w:val="24"/>
+          <w:szCs w:val="24"/>
+        </w:rPr>
         <w:t>colour</w:t>
       </w:r>
       <w:proofErr w:type="spellEnd"/>
       <w:r>
+        <w:rPr>
+          <w:sz w:val="24"/>
+          <w:szCs w:val="24"/>
+        </w:rPr>
         <w:t xml:space="preserve">-assignment script failed inside the Grasshopper Python component with “this type of object is not supported in Grasshopper” it was trying to create Rhino layers while </w:t>
       </w:r>
       <w:r>
         <w:rPr>
           <w:rFonts w:ascii="Consolas" w:hAnsi="Consolas"/>
-          <w:sz w:val="20"/>
+          <w:sz w:val="24"/>
+          <w:szCs w:val="24"/>
         </w:rPr>
         <w:t>sc.doc</w:t>
       </w:r>
       <w:r>
+        <w:rPr>
+          <w:sz w:val="24"/>
+          <w:szCs w:val="24"/>
+        </w:rPr>
         <w:t xml:space="preserve"> pointed at the Grasshopper document, not Rhino's.</w:t>
       </w:r>
     </w:p>
     <w:p>
       <w:pPr>
         <w:spacing w:after="0" w:line="240" w:lineRule="auto"/>
+        <w:rPr>
+          <w:sz w:val="24"/>
+          <w:szCs w:val="24"/>
+        </w:rPr>
       </w:pPr>
       <w:r>
         <w:rPr>
           <w:b/>
+          <w:sz w:val="24"/>
+          <w:szCs w:val="24"/>
         </w:rPr>
         <w:t xml:space="preserve">Fix: </w:t>
       </w:r>
       <w:r>
+        <w:rPr>
+          <w:sz w:val="24"/>
+          <w:szCs w:val="24"/>
+        </w:rPr>
         <w:t xml:space="preserve">explicitly save </w:t>
       </w:r>
       <w:r>
         <w:rPr>
           <w:rFonts w:ascii="Consolas" w:hAnsi="Consolas"/>
-          <w:sz w:val="20"/>
+          <w:sz w:val="24"/>
+          <w:szCs w:val="24"/>
         </w:rPr>
         <w:t>sc.doc</w:t>
       </w:r>
       <w:r>
+        <w:rPr>
+          <w:sz w:val="24"/>
+          <w:szCs w:val="24"/>
+        </w:rPr>
         <w:t xml:space="preserve">, switch it to </w:t>
       </w:r>
       <w:proofErr w:type="spellStart"/>
@@ -6827,13 +7772,18 @@
       <w:r>
         <w:rPr>
           <w:rFonts w:ascii="Consolas" w:hAnsi="Consolas"/>
-          <w:sz w:val="20"/>
+          <w:sz w:val="24"/>
+          <w:szCs w:val="24"/>
         </w:rPr>
         <w:t>Rhino.RhinoDoc.ActiveDoc</w:t>
       </w:r>
       <w:proofErr w:type="spellEnd"/>
       <w:proofErr w:type="gramEnd"/>
       <w:r>
+        <w:rPr>
+          <w:sz w:val="24"/>
+          <w:szCs w:val="24"/>
+        </w:rPr>
         <w:t xml:space="preserve"> for the duration of the layer operations, then restore it.</w:t>
       </w:r>
     </w:p>
@@ -6844,11 +7794,21 @@
       <w:r>
         <w:rPr>
           <w:b/>
-        </w:rPr>
+          <w:sz w:val="24"/>
+          <w:szCs w:val="24"/>
+        </w:rPr>
+        <w:lastRenderedPageBreak/>
         <w:t xml:space="preserve">Lesson: </w:t>
       </w:r>
       <w:r>
-        <w:t>Grasshopper and Rhino are separate document contexts; anything touching Rhino-native objects (layers, geometry attributes) from inside a GH component must switch contexts explicitly.</w:t>
+        <w:rPr>
+          <w:sz w:val="24"/>
+          <w:szCs w:val="24"/>
+        </w:rPr>
+        <w:t>Grasshopper and Rhino are separate document contexts; anything touching Rhino-native objects (layers</w:t>
+      </w:r>
+      <w:r>
+        <w:t>, geometry attributes) from inside a GH component must switch contexts explicitly.</w:t>
       </w:r>
     </w:p>
     <w:p>
@@ -6860,660 +7820,967 @@
       <w:pPr>
         <w:pStyle w:val="Heading2"/>
       </w:pPr>
-      <w:r>
-        <w:t>6.</w:t>
-      </w:r>
-      <w:r>
-        <w:t>6</w:t>
-      </w:r>
-      <w:r>
-        <w:t xml:space="preserve"> Grasshopper/Rhino </w:t>
-      </w:r>
-      <w:r>
-        <w:t xml:space="preserve">Application Familiarity </w:t>
-      </w:r>
-      <w:r>
-        <w:t>(Period 1)</w:t>
-      </w:r>
-    </w:p>
-    <w:p>
-      <w:pPr>
-        <w:spacing w:after="0" w:line="240" w:lineRule="auto"/>
-      </w:pPr>
-      <w:r>
-        <w:rPr>
-          <w:b/>
-          <w:bCs/>
-        </w:rPr>
-        <w:t>Problem:</w:t>
-      </w:r>
-      <w:r>
-        <w:t xml:space="preserve"> Neither team member had used Rhino or Grasshopper before this project, and unlike the domain gap described in </w:t>
-      </w:r>
-      <w:r>
-        <w:t>(</w:t>
-      </w:r>
-      <w:r>
-        <w:t>5</w:t>
-      </w:r>
-      <w:r>
-        <w:t>)</w:t>
-      </w:r>
-      <w:r>
-        <w:t xml:space="preserve">, which at least had two co-founders bridging software and </w:t>
-      </w:r>
-      <w:r>
-        <w:t>architecture there</w:t>
-      </w:r>
-      <w:r>
-        <w:t xml:space="preserve"> was no one on the team, or available to consult, with prior Rhino/Grasshopper experience. Basic mechanics (the Grasshopper canvas, component wiring, how a Python component executes within a GH definition, the GH/Rhino document-context split later diagnosed in §6.5) all had to be learned from documentation and trial-and-error, with no shortcut from someone who'd hit these issues before.</w:t>
-      </w:r>
-    </w:p>
-    <w:p>
-      <w:pPr>
-        <w:spacing w:after="0" w:line="240" w:lineRule="auto"/>
-      </w:pPr>
-      <w:r>
-        <w:rPr>
-          <w:b/>
-          <w:bCs/>
-        </w:rPr>
-        <w:t>Fix:</w:t>
-      </w:r>
-      <w:r>
-        <w:t xml:space="preserve"> No shortcut existed, so the team treated it as a dedicated phase rather than trying to learn the tool and build the plugin simultaneously</w:t>
-      </w:r>
-      <w:r>
-        <w:t>,</w:t>
-      </w:r>
-      <w:r>
-        <w:t xml:space="preserve"> roughly 3</w:t>
-      </w:r>
-      <w:r>
-        <w:t>-</w:t>
-      </w:r>
-      <w:r>
-        <w:t xml:space="preserve">4 days were spent purely on </w:t>
-      </w:r>
-      <w:r>
-        <w:t>familiarization</w:t>
-      </w:r>
-      <w:r>
-        <w:t xml:space="preserve"> (working through sample definitions, understanding the component model) before writing any project-specific plugin logic.</w:t>
-      </w:r>
-    </w:p>
-    <w:p>
-      <w:pPr>
-        <w:spacing w:after="0" w:line="240" w:lineRule="auto"/>
-      </w:pPr>
-      <w:r>
-        <w:rPr>
-          <w:b/>
-          <w:bCs/>
-        </w:rPr>
-        <w:t>Lesson:</w:t>
-      </w:r>
-      <w:r>
-        <w:t xml:space="preserve"> For a tool that is the product's "founding bet" (3) rather than incidental infrastructure, ramp-up time on unfamiliar software should be budgeted explicitly, not folded into build time. It also compounds with the domain-expertise gap (5, 11.5): the team was simultaneously learning an unfamiliar application and the architectural domain it operates in</w:t>
-      </w:r>
-      <w:r>
-        <w:t>.</w:t>
-      </w:r>
-    </w:p>
-    <w:p>
-      <w:pPr>
-        <w:spacing w:after="0" w:line="240" w:lineRule="auto"/>
-      </w:pPr>
-    </w:p>
-    <w:p>
-      <w:pPr>
-        <w:pStyle w:val="Heading2"/>
-      </w:pPr>
-      <w:r>
-        <w:t>6.</w:t>
-      </w:r>
-      <w:r>
-        <w:t>7</w:t>
-      </w:r>
-      <w:r>
-        <w:t xml:space="preserve"> Grasshopper/Rhino </w:t>
-      </w:r>
-      <w:r>
-        <w:t xml:space="preserve">Application Expiration (Period 2) </w:t>
-      </w:r>
-    </w:p>
-    <w:p>
-      <w:pPr>
-        <w:spacing w:after="0" w:line="240" w:lineRule="auto"/>
-      </w:pPr>
-      <w:r>
-        <w:rPr>
-          <w:b/>
-          <w:bCs/>
-        </w:rPr>
-        <w:t>Problem:</w:t>
-      </w:r>
-      <w:r>
-        <w:t xml:space="preserve"> Rhino's free trial license — the only way the team could run and test the Grasshopper plugin, since a paid seat was out of scope/budget for this project — expired roughly 90 days after initial installation, partway through Period 2. This blocked all plugin-side verification until resolved, and the same constraint resurfaced during this engagement: the trial had expired again by the time of this report, meaning the geometry fixes in §6.3 could be verified against the backend and browser map, but not re-confirmed inside Rhino/Grasshopper itself.</w:t>
-      </w:r>
-    </w:p>
-    <w:p>
-      <w:pPr>
-        <w:spacing w:after="0" w:line="240" w:lineRule="auto"/>
-      </w:pPr>
-      <w:r>
-        <w:rPr>
-          <w:b/>
-          <w:bCs/>
-        </w:rPr>
-        <w:t>Fix:</w:t>
-      </w:r>
-      <w:r>
-        <w:t xml:space="preserve"> Rather than purchase a license, the team registered a new Rhino trial under a different email address to obtain a fresh 90-day evaluation window and resume plugin testing.</w:t>
-      </w:r>
-    </w:p>
-    <w:p>
-      <w:pPr>
-        <w:spacing w:after="0" w:line="240" w:lineRule="auto"/>
-      </w:pPr>
-      <w:r>
-        <w:rPr>
-          <w:b/>
-          <w:bCs/>
-        </w:rPr>
-        <w:t>Lesson:</w:t>
-      </w:r>
-      <w:r>
-        <w:t xml:space="preserve"> A free-trial window is a recurring constraint for this </w:t>
-      </w:r>
-      <w:r>
-        <w:t xml:space="preserve">project; </w:t>
-      </w:r>
-      <w:r>
-        <w:t xml:space="preserve">it will lapse again on roughly the same cycle. Two things follow: (1) plugin-affecting changes should get an explicit "verified in Rhino: yes/no, as of [date]" note rather than assumed-current status, since backend/browser verification alone (as in this engagement) cannot confirm Grasshopper-side </w:t>
-      </w:r>
-      <w:r>
-        <w:t>behavior</w:t>
-      </w:r>
-      <w:r>
-        <w:t>; and (2) if the plugin remains core to the product, budgeting a real license is a decision worth making deliberately rather than continuing the email-swap workaround indefinitely.</w:t>
-      </w:r>
-    </w:p>
-    <w:p>
-      <w:pPr>
-        <w:spacing w:after="0" w:line="240" w:lineRule="auto"/>
-      </w:pPr>
-    </w:p>
-    <w:p>
-      <w:pPr>
-        <w:pStyle w:val="Heading2"/>
-      </w:pPr>
-      <w:bookmarkStart w:id="16" w:name="_Toc235115196"/>
-      <w:r>
-        <w:lastRenderedPageBreak/>
-        <w:t>6.</w:t>
-      </w:r>
-      <w:r>
-        <w:t>8</w:t>
-      </w:r>
-      <w:r>
-        <w:t xml:space="preserve"> NSW API Rate Limiting (Period 1)</w:t>
+      <w:bookmarkStart w:id="16" w:name="_Toc235132884"/>
+      <w:r>
+        <w:t>6.6 Grasshopper/Rhino Application Familiarity (Period 1)</w:t>
       </w:r>
       <w:bookmarkEnd w:id="16"/>
     </w:p>
     <w:p>
       <w:pPr>
         <w:spacing w:after="0" w:line="240" w:lineRule="auto"/>
+        <w:rPr>
+          <w:sz w:val="24"/>
+          <w:szCs w:val="24"/>
+        </w:rPr>
       </w:pPr>
       <w:r>
         <w:rPr>
           <w:b/>
-        </w:rPr>
-        <w:t xml:space="preserve">Problem: </w:t>
-      </w:r>
-      <w:r>
-        <w:t>five sequential API calls per address (geocode, LGA, zone, lot polygon, FSR/height/lot-size/heritage map layers) hit 429s, capping throughput at ~20 addresses/minute.</w:t>
+          <w:bCs/>
+          <w:sz w:val="24"/>
+          <w:szCs w:val="24"/>
+        </w:rPr>
+        <w:t>Problem:</w:t>
+      </w:r>
+      <w:r>
+        <w:rPr>
+          <w:sz w:val="24"/>
+          <w:szCs w:val="24"/>
+        </w:rPr>
+        <w:t xml:space="preserve"> Neither team member had used Rhino or Grasshopper before this project, and unlike the domain gap described in </w:t>
+      </w:r>
+      <w:r>
+        <w:rPr>
+          <w:sz w:val="24"/>
+          <w:szCs w:val="24"/>
+        </w:rPr>
+        <w:t>(</w:t>
+      </w:r>
+      <w:r>
+        <w:rPr>
+          <w:sz w:val="24"/>
+          <w:szCs w:val="24"/>
+        </w:rPr>
+        <w:t>5</w:t>
+      </w:r>
+      <w:r>
+        <w:rPr>
+          <w:sz w:val="24"/>
+          <w:szCs w:val="24"/>
+        </w:rPr>
+        <w:t>)</w:t>
+      </w:r>
+      <w:r>
+        <w:rPr>
+          <w:sz w:val="24"/>
+          <w:szCs w:val="24"/>
+        </w:rPr>
+        <w:t xml:space="preserve">, which at least had two co-founders bridging software and </w:t>
+      </w:r>
+      <w:r>
+        <w:rPr>
+          <w:sz w:val="24"/>
+          <w:szCs w:val="24"/>
+        </w:rPr>
+        <w:t>architecture there</w:t>
+      </w:r>
+      <w:r>
+        <w:rPr>
+          <w:sz w:val="24"/>
+          <w:szCs w:val="24"/>
+        </w:rPr>
+        <w:t xml:space="preserve"> was no one on the team, or available to consult, with prior Rhino/Grasshopper experience. Basic mechanics (the Grasshopper canvas, component wiring, how a Python component executes within a GH definition, the GH/Rhino document-context split later diagnosed in §6.5) all had to be learned from documentation and trial-and-error, with no shortcut from someone who'd hit these issues before.</w:t>
       </w:r>
     </w:p>
     <w:p>
       <w:pPr>
         <w:spacing w:after="0" w:line="240" w:lineRule="auto"/>
+        <w:rPr>
+          <w:sz w:val="24"/>
+          <w:szCs w:val="24"/>
+        </w:rPr>
       </w:pPr>
       <w:r>
         <w:rPr>
           <w:b/>
-        </w:rPr>
-        <w:t xml:space="preserve">Fix: </w:t>
-      </w:r>
-      <w:r>
-        <w:t>a 0.5s delay between calls, and a cache (</w:t>
-      </w:r>
-      <w:r>
-        <w:rPr>
-          <w:rFonts w:ascii="Consolas" w:hAnsi="Consolas"/>
-          <w:sz w:val="20"/>
-        </w:rPr>
-        <w:t>data/</w:t>
-      </w:r>
-      <w:proofErr w:type="spellStart"/>
-      <w:r>
-        <w:rPr>
-          <w:rFonts w:ascii="Consolas" w:hAnsi="Consolas"/>
-          <w:sz w:val="20"/>
-        </w:rPr>
-        <w:t>cached_lots.json</w:t>
-      </w:r>
-      <w:proofErr w:type="spellEnd"/>
-      <w:r>
-        <w:t>) storing the full resolved lot record per address. First request: 2-3s; cached: near-instant. Live map-layer data (FSR/height/lot-size/heritage) is re-fetched if the cached copy is older than 30 days, so a permanent cache doesn't serve stale post-amendment values forever.</w:t>
+          <w:bCs/>
+          <w:sz w:val="24"/>
+          <w:szCs w:val="24"/>
+        </w:rPr>
+        <w:t>Fix:</w:t>
+      </w:r>
+      <w:r>
+        <w:rPr>
+          <w:sz w:val="24"/>
+          <w:szCs w:val="24"/>
+        </w:rPr>
+        <w:t xml:space="preserve"> No shortcut existed, so the team treated it as a dedicated phase rather than trying to learn the tool and build the plugin simultaneously</w:t>
+      </w:r>
+      <w:r>
+        <w:rPr>
+          <w:sz w:val="24"/>
+          <w:szCs w:val="24"/>
+        </w:rPr>
+        <w:t>,</w:t>
+      </w:r>
+      <w:r>
+        <w:rPr>
+          <w:sz w:val="24"/>
+          <w:szCs w:val="24"/>
+        </w:rPr>
+        <w:t xml:space="preserve"> roughly 3</w:t>
+      </w:r>
+      <w:r>
+        <w:rPr>
+          <w:sz w:val="24"/>
+          <w:szCs w:val="24"/>
+        </w:rPr>
+        <w:t>-</w:t>
+      </w:r>
+      <w:r>
+        <w:rPr>
+          <w:sz w:val="24"/>
+          <w:szCs w:val="24"/>
+        </w:rPr>
+        <w:t xml:space="preserve">4 days were spent purely on </w:t>
+      </w:r>
+      <w:r>
+        <w:rPr>
+          <w:sz w:val="24"/>
+          <w:szCs w:val="24"/>
+        </w:rPr>
+        <w:t>familiarization</w:t>
+      </w:r>
+      <w:r>
+        <w:rPr>
+          <w:sz w:val="24"/>
+          <w:szCs w:val="24"/>
+        </w:rPr>
+        <w:t xml:space="preserve"> (working through sample definitions, understanding the component model) before writing any project-specific plugin logic.</w:t>
       </w:r>
     </w:p>
     <w:p>
       <w:pPr>
-        <w:pStyle w:val="Heading2"/>
-      </w:pPr>
-      <w:bookmarkStart w:id="17" w:name="_Toc235115197"/>
-      <w:r>
-        <w:t>6.</w:t>
-      </w:r>
-      <w:r>
-        <w:t>9</w:t>
-      </w:r>
-      <w:r>
-        <w:t xml:space="preserve"> Multi-Council DCP Variation (Period 1)</w:t>
-      </w:r>
-      <w:bookmarkEnd w:id="17"/>
+        <w:spacing w:after="0" w:line="240" w:lineRule="auto"/>
+        <w:rPr>
+          <w:sz w:val="24"/>
+          <w:szCs w:val="24"/>
+        </w:rPr>
+      </w:pPr>
+      <w:r>
+        <w:rPr>
+          <w:b/>
+          <w:bCs/>
+          <w:sz w:val="24"/>
+          <w:szCs w:val="24"/>
+        </w:rPr>
+        <w:t>Lesson:</w:t>
+      </w:r>
+      <w:r>
+        <w:rPr>
+          <w:sz w:val="24"/>
+          <w:szCs w:val="24"/>
+        </w:rPr>
+        <w:t xml:space="preserve"> For a tool that is the product's "founding bet" (3) rather than incidental infrastructure, ramp-up time on unfamiliar software should be budgeted explicitly, not folded into build time. It also compounds with the domain-expertise gap (5, 11.5): the team was simultaneously learning an unfamiliar application and the architectural domain it operates in</w:t>
+      </w:r>
+      <w:r>
+        <w:rPr>
+          <w:sz w:val="24"/>
+          <w:szCs w:val="24"/>
+        </w:rPr>
+        <w:t>.</w:t>
+      </w:r>
     </w:p>
     <w:p>
       <w:pPr>
         <w:spacing w:after="0" w:line="240" w:lineRule="auto"/>
       </w:pPr>
-      <w:r>
-        <w:rPr>
-          <w:b/>
-        </w:rPr>
-        <w:t xml:space="preserve">Problem: </w:t>
-      </w:r>
-      <w:r>
-        <w:t>Canada Bay's DCP structure differs from Inner West's three separate DCPs (</w:t>
-      </w:r>
-      <w:proofErr w:type="spellStart"/>
-      <w:r>
-        <w:t>Marrickville</w:t>
-      </w:r>
-      <w:proofErr w:type="spellEnd"/>
-      <w:r>
-        <w:t>, Ashfield, briefly Leichhardt); parameter naming and section structure varied by council.</w:t>
-      </w:r>
     </w:p>
     <w:p>
       <w:pPr>
-        <w:spacing w:after="0" w:line="240" w:lineRule="auto"/>
-      </w:pPr>
-      <w:r>
-        <w:rPr>
-          <w:b/>
-        </w:rPr>
-        <w:t xml:space="preserve">Original fix: </w:t>
-      </w:r>
-      <w:r>
-        <w:t>an early per-council extractor set (</w:t>
-      </w:r>
-      <w:r>
-        <w:rPr>
-          <w:rFonts w:ascii="Consolas" w:hAnsi="Consolas"/>
-          <w:sz w:val="20"/>
-        </w:rPr>
-        <w:t>extract_rules_iw.py</w:t>
-      </w:r>
-      <w:r>
-        <w:t xml:space="preserve">, </w:t>
-      </w:r>
-      <w:r>
-        <w:rPr>
-          <w:rFonts w:ascii="Consolas" w:hAnsi="Consolas"/>
-          <w:sz w:val="20"/>
-        </w:rPr>
-        <w:t>parse_pdf_iw.py</w:t>
-      </w:r>
-      <w:r>
-        <w:t>, etc.) handling Inner West's variations directly.</w:t>
+        <w:pStyle w:val="Heading2"/>
+      </w:pPr>
+      <w:bookmarkStart w:id="17" w:name="_Toc235132885"/>
+      <w:r>
+        <w:t>6.7 Grasshopper/Rhino Application Expiration (Period 2)</w:t>
+      </w:r>
+      <w:bookmarkEnd w:id="17"/>
+      <w:r>
+        <w:t xml:space="preserve"> </w:t>
       </w:r>
     </w:p>
     <w:p>
       <w:pPr>
         <w:spacing w:after="0" w:line="240" w:lineRule="auto"/>
+        <w:rPr>
+          <w:sz w:val="24"/>
+          <w:szCs w:val="24"/>
+        </w:rPr>
       </w:pPr>
       <w:r>
         <w:rPr>
           <w:b/>
-        </w:rPr>
-        <w:t xml:space="preserve">What actually happened next: </w:t>
-      </w:r>
-      <w:r>
-        <w:t xml:space="preserve">rather than </w:t>
-      </w:r>
-      <w:proofErr w:type="spellStart"/>
-      <w:r>
-        <w:t>generalising</w:t>
-      </w:r>
-      <w:proofErr w:type="spellEnd"/>
-      <w:r>
-        <w:t xml:space="preserve"> this further to more councils (per the original roadmap), the 5 July cleanup consolidated extraction into one generic </w:t>
-      </w:r>
-      <w:r>
-        <w:rPr>
-          <w:rFonts w:ascii="Consolas" w:hAnsi="Consolas"/>
-          <w:sz w:val="20"/>
-        </w:rPr>
-        <w:t>pipeline.py</w:t>
-      </w:r>
-      <w:r>
-        <w:t xml:space="preserve"> driven by a document-structure-detection step (works out a DCP's clause-labelling and heading conventions per document, rather than hardcoding </w:t>
-      </w:r>
-      <w:proofErr w:type="gramStart"/>
-      <w:r>
-        <w:t>them)  and</w:t>
-      </w:r>
-      <w:proofErr w:type="gramEnd"/>
-      <w:r>
-        <w:t xml:space="preserve"> simultaneously removed Inner West support entirely, narrowing live scope back to Canada Bay only. The generic pipeline exists and is designed to </w:t>
-      </w:r>
-      <w:proofErr w:type="spellStart"/>
-      <w:r>
-        <w:t>generalise</w:t>
-      </w:r>
-      <w:proofErr w:type="spellEnd"/>
-      <w:r>
-        <w:t xml:space="preserve">; it just isn't currently pointed at any council but Canada Bay in </w:t>
-      </w:r>
-      <w:proofErr w:type="spellStart"/>
-      <w:r>
-        <w:rPr>
-          <w:rFonts w:ascii="Consolas" w:hAnsi="Consolas"/>
-          <w:sz w:val="20"/>
-        </w:rPr>
-        <w:t>pipeline_</w:t>
-      </w:r>
-      <w:proofErr w:type="gramStart"/>
-      <w:r>
-        <w:rPr>
-          <w:rFonts w:ascii="Consolas" w:hAnsi="Consolas"/>
-          <w:sz w:val="20"/>
-        </w:rPr>
-        <w:t>manifest.json</w:t>
-      </w:r>
-      <w:proofErr w:type="spellEnd"/>
-      <w:proofErr w:type="gramEnd"/>
-      <w:r>
-        <w:t>.</w:t>
+          <w:bCs/>
+          <w:sz w:val="24"/>
+          <w:szCs w:val="24"/>
+        </w:rPr>
+        <w:t>Problem:</w:t>
+      </w:r>
+      <w:r>
+        <w:rPr>
+          <w:sz w:val="24"/>
+          <w:szCs w:val="24"/>
+        </w:rPr>
+        <w:t xml:space="preserve"> Rhino's free trial license — the only way the team could run and test the Grasshopper plugin, since a paid seat was out of scope/budget for this project — expired roughly 90 days after initial installation, partway through Period 2. This blocked all plugin-side verification until resolved, and the same constraint resurfaced during this engagement: the trial had expired again by the time of this report, meaning the geometry fixes in §6.3 could be verified against the backend and browser map, but not re-confirmed inside Rhino/Grasshopper itself.</w:t>
       </w:r>
     </w:p>
     <w:p>
       <w:pPr>
+        <w:spacing w:after="0" w:line="240" w:lineRule="auto"/>
+        <w:rPr>
+          <w:sz w:val="24"/>
+          <w:szCs w:val="24"/>
+        </w:rPr>
+      </w:pPr>
+      <w:r>
+        <w:rPr>
+          <w:b/>
+          <w:bCs/>
+          <w:sz w:val="24"/>
+          <w:szCs w:val="24"/>
+        </w:rPr>
+        <w:t>Fix:</w:t>
+      </w:r>
+      <w:r>
+        <w:rPr>
+          <w:sz w:val="24"/>
+          <w:szCs w:val="24"/>
+        </w:rPr>
+        <w:t xml:space="preserve"> Rather than purchase a license, the team registered a new Rhino trial under a different email address to obtain a fresh 90-day evaluation window and resume plugin testing.</w:t>
+      </w:r>
+    </w:p>
+    <w:p>
+      <w:pPr>
+        <w:spacing w:after="0" w:line="240" w:lineRule="auto"/>
+        <w:rPr>
+          <w:sz w:val="24"/>
+          <w:szCs w:val="24"/>
+        </w:rPr>
+      </w:pPr>
+      <w:r>
+        <w:rPr>
+          <w:b/>
+          <w:bCs/>
+          <w:sz w:val="24"/>
+          <w:szCs w:val="24"/>
+        </w:rPr>
+        <w:t>Lesson:</w:t>
+      </w:r>
+      <w:r>
+        <w:rPr>
+          <w:sz w:val="24"/>
+          <w:szCs w:val="24"/>
+        </w:rPr>
+        <w:t xml:space="preserve"> A free-trial window is a recurring constraint for this project; it will lapse again on roughly the same cycle. Two things follow: (1) plugin-affecting changes should get an explicit "verified in Rhino: yes/no, as of [date]" note rather than assumed-current status, since backend/browser verification alone (as in this engagement) cannot confirm Grasshopper-side behavior; and (2) if the plugin remains core to the product, budgeting a real license is a decision worth making deliberately rather than continuing the email-swap workaround indefinitely.</w:t>
+      </w:r>
+    </w:p>
+    <w:p>
+      <w:pPr>
+        <w:spacing w:after="0" w:line="240" w:lineRule="auto"/>
+        <w:rPr>
+          <w:sz w:val="24"/>
+          <w:szCs w:val="24"/>
+        </w:rPr>
+      </w:pPr>
+    </w:p>
+    <w:p>
+      <w:pPr>
         <w:pStyle w:val="Heading2"/>
       </w:pPr>
-      <w:bookmarkStart w:id="18" w:name="_Toc235115198"/>
+      <w:bookmarkStart w:id="18" w:name="_Toc235132886"/>
       <w:r>
         <w:t>6.</w:t>
       </w:r>
       <w:r>
-        <w:t>10</w:t>
-      </w:r>
-      <w:r>
-        <w:t xml:space="preserve"> Envelope Geometry Edge-Detection Weaknesses (Found in This Engagement, Still Open)</w:t>
+        <w:t>8</w:t>
+      </w:r>
+      <w:r>
+        <w:t xml:space="preserve"> NSW API Rate Limiting (Period 1)</w:t>
       </w:r>
       <w:bookmarkEnd w:id="18"/>
     </w:p>
     <w:p>
       <w:pPr>
-        <w:spacing w:after="120"/>
+        <w:spacing w:after="0" w:line="240" w:lineRule="auto"/>
+        <w:rPr>
+          <w:sz w:val="24"/>
+          <w:szCs w:val="24"/>
+        </w:rPr>
       </w:pPr>
       <w:r>
         <w:rPr>
           <w:b/>
-        </w:rPr>
-        <w:t xml:space="preserve">Context: </w:t>
-      </w:r>
-      <w:r>
-        <w:t xml:space="preserve">Building a geometry-focused test into </w:t>
-      </w:r>
-      <w:r>
-        <w:rPr>
-          <w:rFonts w:ascii="Consolas" w:hAnsi="Consolas"/>
-          <w:sz w:val="20"/>
-        </w:rPr>
-        <w:t>test_accuracy.py</w:t>
-      </w:r>
-      <w:r>
-        <w:t xml:space="preserve"> (measuring the actual clipped envelope's setback distances independently via the haversine great-circle formula, rather than trusting the same projection math being tested) surfaced two further, real, still-unfixed issues.</w:t>
+          <w:sz w:val="24"/>
+          <w:szCs w:val="24"/>
+        </w:rPr>
+        <w:t xml:space="preserve">Problem: </w:t>
+      </w:r>
+      <w:r>
+        <w:rPr>
+          <w:sz w:val="24"/>
+          <w:szCs w:val="24"/>
+        </w:rPr>
+        <w:t>five sequential API calls per address (geocode, LGA, zone, lot polygon, FSR/height/lot-size/heritage map layers) hit 429s, capping throughput at ~20 addresses/minute.</w:t>
       </w:r>
     </w:p>
     <w:p>
       <w:pPr>
-        <w:spacing w:after="120"/>
+        <w:spacing w:after="0" w:line="240" w:lineRule="auto"/>
+        <w:rPr>
+          <w:sz w:val="24"/>
+          <w:szCs w:val="24"/>
+        </w:rPr>
       </w:pPr>
       <w:r>
         <w:rPr>
           <w:b/>
-        </w:rPr>
-        <w:t xml:space="preserve">Wide/shallow </w:t>
-      </w:r>
-      <w:proofErr w:type="gramStart"/>
-      <w:r>
-        <w:rPr>
-          <w:b/>
-        </w:rPr>
-        <w:t>lots</w:t>
-      </w:r>
-      <w:proofErr w:type="gramEnd"/>
-      <w:r>
-        <w:rPr>
-          <w:b/>
-        </w:rPr>
-        <w:t xml:space="preserve"> swap rear and side setbacks: </w:t>
-      </w:r>
-      <w:r>
-        <w:t>the “rear edge = whichever edge's midpoint sits furthest from the front edge's midpoint” heuristic is only correct when a lot's width is less than ~1.73× its depth. Confirmed concretely on real Canada Bay addresses (e.g. a 43.8m-wide, ~13m-deep lot) where a side edge got clipped as “rear” (applying 0.9m where 6.0m was required) and vice versa. A parallelism-based guard was attempted, calibrated against the actual cached dataset, and found to fire on 89% of simple lots — unusable as a warning. Pulled back out rather than ship noise; the underlying question (is this dataset genuinely skewed wide/</w:t>
-      </w:r>
-      <w:proofErr w:type="gramStart"/>
-      <w:r>
-        <w:t>shallow, or</w:t>
-      </w:r>
-      <w:proofErr w:type="gramEnd"/>
-      <w:r>
-        <w:t xml:space="preserve"> is front-edge detection itself unreliable for many real addresses) needs real investigation, not a quick threshold.</w:t>
+          <w:sz w:val="24"/>
+          <w:szCs w:val="24"/>
+        </w:rPr>
+        <w:lastRenderedPageBreak/>
+        <w:t xml:space="preserve">Fix: </w:t>
+      </w:r>
+      <w:r>
+        <w:rPr>
+          <w:sz w:val="24"/>
+          <w:szCs w:val="24"/>
+        </w:rPr>
+        <w:t>a 0.5s delay between calls, and a cache (</w:t>
+      </w:r>
+      <w:r>
+        <w:rPr>
+          <w:rFonts w:ascii="Consolas" w:hAnsi="Consolas"/>
+          <w:sz w:val="24"/>
+          <w:szCs w:val="24"/>
+        </w:rPr>
+        <w:t>data/</w:t>
+      </w:r>
+      <w:proofErr w:type="spellStart"/>
+      <w:r>
+        <w:rPr>
+          <w:rFonts w:ascii="Consolas" w:hAnsi="Consolas"/>
+          <w:sz w:val="24"/>
+          <w:szCs w:val="24"/>
+        </w:rPr>
+        <w:t>cached_lots.json</w:t>
+      </w:r>
+      <w:proofErr w:type="spellEnd"/>
+      <w:r>
+        <w:rPr>
+          <w:sz w:val="24"/>
+          <w:szCs w:val="24"/>
+        </w:rPr>
+        <w:t>) storing the full resolved lot record per address. First request: 2-3s; cached: near-instant. Live map-layer data (FSR/height/lot-size/heritage) is re-fetched if the cached copy is older than 30 days, so a permanent cache doesn't serve stale post-amendment values forever.</w:t>
       </w:r>
     </w:p>
     <w:p>
       <w:pPr>
-        <w:spacing w:after="120"/>
-      </w:pPr>
-      <w:r>
-        <w:rPr>
-          <w:b/>
-        </w:rPr>
-        <w:t xml:space="preserve">Complex/curved boundaries confuse edge detection entirely: </w:t>
-      </w:r>
-      <w:r>
-        <w:t xml:space="preserve">a real 100-vertex lot (a curved/waterfront cadastral boundary approximated by dozens of ~1.2m micro-segments) had the front-edge detector pick one of those micro-segments as “the front edge” — architecturally meaningless. This one is fixed: any lot boundary over 12 vertices now returns its envelope plus a clear warning rather than a </w:t>
-      </w:r>
-      <w:proofErr w:type="gramStart"/>
-      <w:r>
-        <w:t>silently-wrong</w:t>
-      </w:r>
-      <w:proofErr w:type="gramEnd"/>
-      <w:r>
-        <w:t xml:space="preserve"> number, surfaced through the API's </w:t>
-      </w:r>
-      <w:proofErr w:type="spellStart"/>
-      <w:r>
-        <w:rPr>
-          <w:rFonts w:ascii="Consolas" w:hAnsi="Consolas"/>
-          <w:sz w:val="20"/>
-        </w:rPr>
-        <w:t>envelope_fallback_warnings</w:t>
-      </w:r>
-      <w:proofErr w:type="spellEnd"/>
-      <w:r>
-        <w:t xml:space="preserve"> and a dedicated frontend banner.</w:t>
-      </w:r>
-    </w:p>
-    <w:p>
-      <w:pPr>
         <w:pStyle w:val="Heading2"/>
       </w:pPr>
-      <w:bookmarkStart w:id="19" w:name="_Toc235115199"/>
-      <w:r>
-        <w:lastRenderedPageBreak/>
+      <w:bookmarkStart w:id="19" w:name="_Toc235132887"/>
+      <w:r>
         <w:t>6.</w:t>
       </w:r>
       <w:r>
-        <w:t>11</w:t>
-      </w:r>
-      <w:r>
-        <w:t xml:space="preserve"> A Ground-Floor-Only Envelope Presented as a Full 3D Massing Constraint (Found and Disclosed)</w:t>
+        <w:t>9</w:t>
+      </w:r>
+      <w:r>
+        <w:t xml:space="preserve"> Multi-Council DCP Variation (Period 1)</w:t>
       </w:r>
       <w:bookmarkEnd w:id="19"/>
     </w:p>
     <w:p>
       <w:pPr>
-        <w:spacing w:after="120"/>
+        <w:spacing w:after="0" w:line="240" w:lineRule="auto"/>
+        <w:rPr>
+          <w:sz w:val="24"/>
+          <w:szCs w:val="24"/>
+        </w:rPr>
       </w:pPr>
       <w:r>
         <w:rPr>
           <w:b/>
+          <w:sz w:val="24"/>
+          <w:szCs w:val="24"/>
         </w:rPr>
         <w:t xml:space="preserve">Problem: </w:t>
       </w:r>
       <w:r>
         <w:rPr>
-          <w:rFonts w:ascii="Consolas" w:hAnsi="Consolas"/>
-          <w:sz w:val="20"/>
-        </w:rPr>
-        <w:t>_</w:t>
+          <w:sz w:val="24"/>
+          <w:szCs w:val="24"/>
+        </w:rPr>
+        <w:t>Canada Bay's DCP structure differs from Inner West's three separate DCPs (</w:t>
       </w:r>
       <w:proofErr w:type="spellStart"/>
       <w:r>
         <w:rPr>
-          <w:rFonts w:ascii="Consolas" w:hAnsi="Consolas"/>
-          <w:sz w:val="20"/>
-        </w:rPr>
-        <w:t>apply_directional_</w:t>
-      </w:r>
-      <w:proofErr w:type="gramStart"/>
-      <w:r>
-        <w:rPr>
-          <w:rFonts w:ascii="Consolas" w:hAnsi="Consolas"/>
-          <w:sz w:val="20"/>
-        </w:rPr>
-        <w:t>setbacks</w:t>
+          <w:sz w:val="24"/>
+          <w:szCs w:val="24"/>
+        </w:rPr>
+        <w:t>Marrickville</w:t>
       </w:r>
       <w:proofErr w:type="spellEnd"/>
       <w:r>
         <w:rPr>
-          <w:rFonts w:ascii="Consolas" w:hAnsi="Consolas"/>
-          <w:sz w:val="20"/>
-        </w:rPr>
-        <w:t>(</w:t>
-      </w:r>
-      <w:proofErr w:type="gramEnd"/>
-      <w:r>
-        <w:rPr>
-          <w:rFonts w:ascii="Consolas" w:hAnsi="Consolas"/>
-          <w:sz w:val="20"/>
-        </w:rPr>
-        <w:t>)</w:t>
-      </w:r>
-      <w:r>
-        <w:t xml:space="preserve"> only ever accepts front/rear/side(ground)/secondary setbacks — there is no parameter for the upper-</w:t>
-      </w:r>
-      <w:proofErr w:type="spellStart"/>
-      <w:r>
-        <w:t>storey</w:t>
-      </w:r>
-      <w:proofErr w:type="spellEnd"/>
-      <w:r>
-        <w:t xml:space="preserve"> side setback, and </w:t>
-      </w:r>
-      <w:proofErr w:type="spellStart"/>
-      <w:r>
-        <w:rPr>
-          <w:rFonts w:ascii="Consolas" w:hAnsi="Consolas"/>
-          <w:sz w:val="20"/>
-        </w:rPr>
-        <w:t>height_plane</w:t>
-      </w:r>
-      <w:proofErr w:type="spellEnd"/>
-      <w:r>
-        <w:t xml:space="preserve"> is never applied to the geometry at all. The “3D buildable envelope” the README and pitch materials describe is, in the actual returned polygon, a single flat ground-floor footprint extruded to a flat height — it does not step in for upper floors the way most DCPs require.</w:t>
+          <w:sz w:val="24"/>
+          <w:szCs w:val="24"/>
+        </w:rPr>
+        <w:t>, Ashfield, briefly Leichhardt); parameter naming and section structure varied by council.</w:t>
       </w:r>
     </w:p>
     <w:p>
       <w:pPr>
-        <w:spacing w:after="120"/>
+        <w:spacing w:after="0" w:line="240" w:lineRule="auto"/>
+        <w:rPr>
+          <w:sz w:val="24"/>
+          <w:szCs w:val="24"/>
+        </w:rPr>
       </w:pPr>
       <w:r>
         <w:rPr>
           <w:b/>
-        </w:rPr>
-        <w:t xml:space="preserve">Resolution (this engagement): </w:t>
-      </w:r>
-      <w:r>
-        <w:t>rather than attempt a full stepped-massing rebuild (a real geometry project, not a quick fix), added an explicit disclaimer — in the API response (</w:t>
-      </w:r>
-      <w:proofErr w:type="spellStart"/>
+          <w:sz w:val="24"/>
+          <w:szCs w:val="24"/>
+        </w:rPr>
+        <w:t xml:space="preserve">Original fix: </w:t>
+      </w:r>
+      <w:r>
+        <w:rPr>
+          <w:sz w:val="24"/>
+          <w:szCs w:val="24"/>
+        </w:rPr>
+        <w:t>an early per-council extractor set (</w:t>
+      </w:r>
       <w:r>
         <w:rPr>
           <w:rFonts w:ascii="Consolas" w:hAnsi="Consolas"/>
-          <w:sz w:val="20"/>
-        </w:rPr>
-        <w:t>envelope_geometry_note</w:t>
-      </w:r>
-      <w:proofErr w:type="spellEnd"/>
-      <w:r>
-        <w:t xml:space="preserve">) and a matching frontend banner — stating plainly that the shape is ground-floor-only and that </w:t>
-      </w:r>
-      <w:proofErr w:type="spellStart"/>
+          <w:sz w:val="24"/>
+          <w:szCs w:val="24"/>
+        </w:rPr>
+        <w:t>extract_rules_iw.py</w:t>
+      </w:r>
+      <w:r>
+        <w:rPr>
+          <w:sz w:val="24"/>
+          <w:szCs w:val="24"/>
+        </w:rPr>
+        <w:t xml:space="preserve">, </w:t>
+      </w:r>
       <w:r>
         <w:rPr>
           <w:rFonts w:ascii="Consolas" w:hAnsi="Consolas"/>
-          <w:sz w:val="20"/>
-        </w:rPr>
-        <w:t>side_setback_upper</w:t>
-      </w:r>
-      <w:proofErr w:type="spellEnd"/>
-      <w:r>
-        <w:t>/</w:t>
-      </w:r>
-      <w:proofErr w:type="spellStart"/>
-      <w:r>
-        <w:rPr>
-          <w:rFonts w:ascii="Consolas" w:hAnsi="Consolas"/>
-          <w:sz w:val="20"/>
-        </w:rPr>
-        <w:t>height_plane</w:t>
-      </w:r>
-      <w:proofErr w:type="spellEnd"/>
-      <w:r>
-        <w:t xml:space="preserve"> are cited separately but not yet applied to the geometry. Honest disclosure over silent overclaiming.</w:t>
+          <w:sz w:val="24"/>
+          <w:szCs w:val="24"/>
+        </w:rPr>
+        <w:t>parse_pdf_iw.py</w:t>
+      </w:r>
+      <w:r>
+        <w:rPr>
+          <w:sz w:val="24"/>
+          <w:szCs w:val="24"/>
+        </w:rPr>
+        <w:t>, etc.) handling Inner West's variations directly.</w:t>
       </w:r>
     </w:p>
     <w:p>
-      <w:r>
-        <w:br w:type="page"/>
+      <w:pPr>
+        <w:spacing w:after="0" w:line="240" w:lineRule="auto"/>
+        <w:rPr>
+          <w:sz w:val="24"/>
+          <w:szCs w:val="24"/>
+        </w:rPr>
+      </w:pPr>
+      <w:r>
+        <w:rPr>
+          <w:b/>
+          <w:sz w:val="24"/>
+          <w:szCs w:val="24"/>
+        </w:rPr>
+        <w:t xml:space="preserve">What actually happened next: </w:t>
+      </w:r>
+      <w:r>
+        <w:rPr>
+          <w:sz w:val="24"/>
+          <w:szCs w:val="24"/>
+        </w:rPr>
+        <w:t xml:space="preserve">rather than </w:t>
+      </w:r>
+      <w:proofErr w:type="spellStart"/>
+      <w:r>
+        <w:rPr>
+          <w:sz w:val="24"/>
+          <w:szCs w:val="24"/>
+        </w:rPr>
+        <w:t>generalising</w:t>
+      </w:r>
+      <w:proofErr w:type="spellEnd"/>
+      <w:r>
+        <w:rPr>
+          <w:sz w:val="24"/>
+          <w:szCs w:val="24"/>
+        </w:rPr>
+        <w:t xml:space="preserve"> this further to more councils (per the original roadmap), the 5 July cleanup consolidated extraction into one generic </w:t>
+      </w:r>
+      <w:r>
+        <w:rPr>
+          <w:rFonts w:ascii="Consolas" w:hAnsi="Consolas"/>
+          <w:sz w:val="24"/>
+          <w:szCs w:val="24"/>
+        </w:rPr>
+        <w:t>pipeline.py</w:t>
+      </w:r>
+      <w:r>
+        <w:rPr>
+          <w:sz w:val="24"/>
+          <w:szCs w:val="24"/>
+        </w:rPr>
+        <w:t xml:space="preserve"> driven by a document-structure-detection step (works out a DCP's clause-labelling and heading conventions per document, rather than hardcoding them) and simultaneously removed Inner West support entirely, narrowing live scope back to Canada Bay only. The generic pipeline exists and is designed to </w:t>
+      </w:r>
+      <w:proofErr w:type="spellStart"/>
+      <w:r>
+        <w:rPr>
+          <w:sz w:val="24"/>
+          <w:szCs w:val="24"/>
+        </w:rPr>
+        <w:t>generalise</w:t>
+      </w:r>
+      <w:proofErr w:type="spellEnd"/>
+      <w:r>
+        <w:rPr>
+          <w:sz w:val="24"/>
+          <w:szCs w:val="24"/>
+        </w:rPr>
+        <w:t xml:space="preserve">; it just isn't currently pointed at any council but Canada Bay in </w:t>
+      </w:r>
+      <w:proofErr w:type="spellStart"/>
+      <w:r>
+        <w:rPr>
+          <w:rFonts w:ascii="Consolas" w:hAnsi="Consolas"/>
+          <w:sz w:val="24"/>
+          <w:szCs w:val="24"/>
+        </w:rPr>
+        <w:t>pipeline_</w:t>
+      </w:r>
+      <w:proofErr w:type="gramStart"/>
+      <w:r>
+        <w:rPr>
+          <w:rFonts w:ascii="Consolas" w:hAnsi="Consolas"/>
+          <w:sz w:val="24"/>
+          <w:szCs w:val="24"/>
+        </w:rPr>
+        <w:t>manifest.json</w:t>
+      </w:r>
+      <w:proofErr w:type="spellEnd"/>
+      <w:proofErr w:type="gramEnd"/>
+      <w:r>
+        <w:rPr>
+          <w:sz w:val="24"/>
+          <w:szCs w:val="24"/>
+        </w:rPr>
+        <w:t>.</w:t>
       </w:r>
     </w:p>
     <w:p>
       <w:pPr>
+        <w:pStyle w:val="Heading2"/>
+      </w:pPr>
+      <w:bookmarkStart w:id="20" w:name="_Toc235132888"/>
+      <w:r>
+        <w:t>6.</w:t>
+      </w:r>
+      <w:r>
+        <w:t>10</w:t>
+      </w:r>
+      <w:r>
+        <w:t xml:space="preserve"> Envelope Geometry Edge-Detection Weaknesses (Found in This Engagement, Still Open)</w:t>
+      </w:r>
+      <w:bookmarkEnd w:id="20"/>
+    </w:p>
+    <w:p>
+      <w:pPr>
+        <w:spacing w:after="0" w:line="240" w:lineRule="auto"/>
+        <w:rPr>
+          <w:sz w:val="24"/>
+          <w:szCs w:val="24"/>
+        </w:rPr>
+      </w:pPr>
+      <w:r>
+        <w:rPr>
+          <w:b/>
+          <w:sz w:val="24"/>
+          <w:szCs w:val="24"/>
+        </w:rPr>
+        <w:t xml:space="preserve">Context: </w:t>
+      </w:r>
+      <w:r>
+        <w:rPr>
+          <w:sz w:val="24"/>
+          <w:szCs w:val="24"/>
+        </w:rPr>
+        <w:t xml:space="preserve">Building a geometry-focused test into </w:t>
+      </w:r>
+      <w:r>
+        <w:rPr>
+          <w:rFonts w:ascii="Consolas" w:hAnsi="Consolas"/>
+          <w:sz w:val="24"/>
+          <w:szCs w:val="24"/>
+        </w:rPr>
+        <w:t>test_accuracy.py</w:t>
+      </w:r>
+      <w:r>
+        <w:rPr>
+          <w:sz w:val="24"/>
+          <w:szCs w:val="24"/>
+        </w:rPr>
+        <w:t xml:space="preserve"> (measuring the actual clipped envelope's setback distances independently via the haversine great-circle formula, rather than trusting the same projection math being tested) surfaced two further, real, still-unfixed issues.</w:t>
+      </w:r>
+    </w:p>
+    <w:p>
+      <w:pPr>
+        <w:spacing w:after="0" w:line="240" w:lineRule="auto"/>
+        <w:rPr>
+          <w:sz w:val="24"/>
+          <w:szCs w:val="24"/>
+        </w:rPr>
+      </w:pPr>
+      <w:r>
+        <w:rPr>
+          <w:b/>
+          <w:sz w:val="24"/>
+          <w:szCs w:val="24"/>
+        </w:rPr>
+        <w:t xml:space="preserve">Wide/shallow </w:t>
+      </w:r>
+      <w:proofErr w:type="gramStart"/>
+      <w:r>
+        <w:rPr>
+          <w:b/>
+          <w:sz w:val="24"/>
+          <w:szCs w:val="24"/>
+        </w:rPr>
+        <w:t>lots</w:t>
+      </w:r>
+      <w:proofErr w:type="gramEnd"/>
+      <w:r>
+        <w:rPr>
+          <w:b/>
+          <w:sz w:val="24"/>
+          <w:szCs w:val="24"/>
+        </w:rPr>
+        <w:t xml:space="preserve"> swap rear and side setbacks: </w:t>
+      </w:r>
+      <w:r>
+        <w:rPr>
+          <w:sz w:val="24"/>
+          <w:szCs w:val="24"/>
+        </w:rPr>
+        <w:t>the “rear edge = whichever edge's midpoint sits furthest from the front edge's midpoint” heuristic is only correct when a lot's width is less than ~1.73× its depth. Confirmed concretely on real Canada Bay addresses (e.g. a 43.8m-wide, ~13m-deep lot) where a side edge got clipped as “rear” (applying 0.9m where 6.0m was required) and vice versa. A parallelism-based guard was attempted, calibrated against the actual cached dataset, and found to fire on 89% of simple lots — unusable as a warning. Pulled back out rather than ship noise; the underlying question (is this dataset genuinely skewed wide/</w:t>
+      </w:r>
+      <w:proofErr w:type="gramStart"/>
+      <w:r>
+        <w:rPr>
+          <w:sz w:val="24"/>
+          <w:szCs w:val="24"/>
+        </w:rPr>
+        <w:t>shallow, or</w:t>
+      </w:r>
+      <w:proofErr w:type="gramEnd"/>
+      <w:r>
+        <w:rPr>
+          <w:sz w:val="24"/>
+          <w:szCs w:val="24"/>
+        </w:rPr>
+        <w:t xml:space="preserve"> is front-edge detection itself unreliable for many real addresses) needs real investigation, not a quick threshold.</w:t>
+      </w:r>
+    </w:p>
+    <w:p>
+      <w:pPr>
+        <w:spacing w:after="0" w:line="240" w:lineRule="auto"/>
+        <w:rPr>
+          <w:sz w:val="24"/>
+          <w:szCs w:val="24"/>
+        </w:rPr>
+      </w:pPr>
+      <w:r>
+        <w:rPr>
+          <w:b/>
+          <w:sz w:val="24"/>
+          <w:szCs w:val="24"/>
+        </w:rPr>
+        <w:t xml:space="preserve">Complex/curved boundaries confuse edge detection entirely: </w:t>
+      </w:r>
+      <w:r>
+        <w:rPr>
+          <w:sz w:val="24"/>
+          <w:szCs w:val="24"/>
+        </w:rPr>
+        <w:t xml:space="preserve">a real 100-vertex lot (a curved/waterfront cadastral boundary approximated by dozens of ~1.2m micro-segments) had the front-edge detector pick one of those micro-segments as “the front edge” — architecturally meaningless. This one is fixed: any lot boundary over 12 vertices now returns its envelope plus a clear warning rather than a </w:t>
+      </w:r>
+      <w:proofErr w:type="gramStart"/>
+      <w:r>
+        <w:rPr>
+          <w:sz w:val="24"/>
+          <w:szCs w:val="24"/>
+        </w:rPr>
+        <w:t>silently-wrong</w:t>
+      </w:r>
+      <w:proofErr w:type="gramEnd"/>
+      <w:r>
+        <w:rPr>
+          <w:sz w:val="24"/>
+          <w:szCs w:val="24"/>
+        </w:rPr>
+        <w:t xml:space="preserve"> number, surfaced through the API's </w:t>
+      </w:r>
+      <w:proofErr w:type="spellStart"/>
+      <w:r>
+        <w:rPr>
+          <w:rFonts w:ascii="Consolas" w:hAnsi="Consolas"/>
+          <w:sz w:val="24"/>
+          <w:szCs w:val="24"/>
+        </w:rPr>
+        <w:t>envelope_fallback_warnings</w:t>
+      </w:r>
+      <w:proofErr w:type="spellEnd"/>
+      <w:r>
+        <w:rPr>
+          <w:sz w:val="24"/>
+          <w:szCs w:val="24"/>
+        </w:rPr>
+        <w:t xml:space="preserve"> and a dedicated frontend banner.</w:t>
+      </w:r>
+    </w:p>
+    <w:p>
+      <w:pPr>
+        <w:pStyle w:val="Heading2"/>
+      </w:pPr>
+      <w:bookmarkStart w:id="21" w:name="_Toc235132889"/>
+      <w:r>
+        <w:lastRenderedPageBreak/>
+        <w:t>6.</w:t>
+      </w:r>
+      <w:r>
+        <w:t>11</w:t>
+      </w:r>
+      <w:r>
+        <w:t xml:space="preserve"> A Ground-Floor-Only Envelope Presented as a Full 3D Massing Constraint (Found and Disclosed)</w:t>
+      </w:r>
+      <w:bookmarkEnd w:id="21"/>
+    </w:p>
+    <w:p>
+      <w:pPr>
+        <w:spacing w:after="0" w:line="240" w:lineRule="auto"/>
+        <w:rPr>
+          <w:sz w:val="24"/>
+          <w:szCs w:val="24"/>
+        </w:rPr>
+      </w:pPr>
+      <w:r>
+        <w:rPr>
+          <w:b/>
+          <w:sz w:val="24"/>
+          <w:szCs w:val="24"/>
+        </w:rPr>
+        <w:t xml:space="preserve">Problem: </w:t>
+      </w:r>
+      <w:r>
+        <w:rPr>
+          <w:rFonts w:ascii="Consolas" w:hAnsi="Consolas"/>
+          <w:sz w:val="24"/>
+          <w:szCs w:val="24"/>
+        </w:rPr>
+        <w:t>_</w:t>
+      </w:r>
+      <w:proofErr w:type="spellStart"/>
+      <w:r>
+        <w:rPr>
+          <w:rFonts w:ascii="Consolas" w:hAnsi="Consolas"/>
+          <w:sz w:val="24"/>
+          <w:szCs w:val="24"/>
+        </w:rPr>
+        <w:t>apply_directional_</w:t>
+      </w:r>
+      <w:proofErr w:type="gramStart"/>
+      <w:r>
+        <w:rPr>
+          <w:rFonts w:ascii="Consolas" w:hAnsi="Consolas"/>
+          <w:sz w:val="24"/>
+          <w:szCs w:val="24"/>
+        </w:rPr>
+        <w:t>setbacks</w:t>
+      </w:r>
+      <w:proofErr w:type="spellEnd"/>
+      <w:r>
+        <w:rPr>
+          <w:rFonts w:ascii="Consolas" w:hAnsi="Consolas"/>
+          <w:sz w:val="24"/>
+          <w:szCs w:val="24"/>
+        </w:rPr>
+        <w:t>(</w:t>
+      </w:r>
+      <w:proofErr w:type="gramEnd"/>
+      <w:r>
+        <w:rPr>
+          <w:rFonts w:ascii="Consolas" w:hAnsi="Consolas"/>
+          <w:sz w:val="24"/>
+          <w:szCs w:val="24"/>
+        </w:rPr>
+        <w:t>)</w:t>
+      </w:r>
+      <w:r>
+        <w:rPr>
+          <w:sz w:val="24"/>
+          <w:szCs w:val="24"/>
+        </w:rPr>
+        <w:t xml:space="preserve"> only ever accepts front/rear/side(ground)/secondary setbacks — there is no parameter for the upper-</w:t>
+      </w:r>
+      <w:proofErr w:type="spellStart"/>
+      <w:r>
+        <w:rPr>
+          <w:sz w:val="24"/>
+          <w:szCs w:val="24"/>
+        </w:rPr>
+        <w:t>storey</w:t>
+      </w:r>
+      <w:proofErr w:type="spellEnd"/>
+      <w:r>
+        <w:rPr>
+          <w:sz w:val="24"/>
+          <w:szCs w:val="24"/>
+        </w:rPr>
+        <w:t xml:space="preserve"> side setback, and </w:t>
+      </w:r>
+      <w:proofErr w:type="spellStart"/>
+      <w:r>
+        <w:rPr>
+          <w:rFonts w:ascii="Consolas" w:hAnsi="Consolas"/>
+          <w:sz w:val="24"/>
+          <w:szCs w:val="24"/>
+        </w:rPr>
+        <w:t>height_plane</w:t>
+      </w:r>
+      <w:proofErr w:type="spellEnd"/>
+      <w:r>
+        <w:rPr>
+          <w:sz w:val="24"/>
+          <w:szCs w:val="24"/>
+        </w:rPr>
+        <w:t xml:space="preserve"> is never applied to the geometry at all. The “3D buildable envelope” the README and pitch materials describe is, in the actual returned polygon, a single flat ground-floor footprint extruded to a flat height — it does not step in for upper floors the way most DCPs require.</w:t>
+      </w:r>
+    </w:p>
+    <w:p>
+      <w:pPr>
+        <w:spacing w:after="0" w:line="240" w:lineRule="auto"/>
+        <w:rPr>
+          <w:sz w:val="24"/>
+          <w:szCs w:val="24"/>
+        </w:rPr>
+      </w:pPr>
+      <w:r>
+        <w:rPr>
+          <w:b/>
+          <w:sz w:val="24"/>
+          <w:szCs w:val="24"/>
+        </w:rPr>
+        <w:t xml:space="preserve">Resolution (this engagement): </w:t>
+      </w:r>
+      <w:r>
+        <w:rPr>
+          <w:sz w:val="24"/>
+          <w:szCs w:val="24"/>
+        </w:rPr>
+        <w:t>rather than attempt a full stepped-massing rebuild (a real geometry project, not a quick fix), added an explicit disclaimer — in the API response (</w:t>
+      </w:r>
+      <w:proofErr w:type="spellStart"/>
+      <w:r>
+        <w:rPr>
+          <w:rFonts w:ascii="Consolas" w:hAnsi="Consolas"/>
+          <w:sz w:val="24"/>
+          <w:szCs w:val="24"/>
+        </w:rPr>
+        <w:t>envelope_geometry_note</w:t>
+      </w:r>
+      <w:proofErr w:type="spellEnd"/>
+      <w:r>
+        <w:rPr>
+          <w:sz w:val="24"/>
+          <w:szCs w:val="24"/>
+        </w:rPr>
+        <w:t xml:space="preserve">) and a matching frontend banner — stating plainly that the shape is ground-floor-only and that </w:t>
+      </w:r>
+      <w:proofErr w:type="spellStart"/>
+      <w:r>
+        <w:rPr>
+          <w:rFonts w:ascii="Consolas" w:hAnsi="Consolas"/>
+          <w:sz w:val="24"/>
+          <w:szCs w:val="24"/>
+        </w:rPr>
+        <w:t>side_setback_upper</w:t>
+      </w:r>
+      <w:proofErr w:type="spellEnd"/>
+      <w:r>
+        <w:rPr>
+          <w:sz w:val="24"/>
+          <w:szCs w:val="24"/>
+        </w:rPr>
+        <w:t>/</w:t>
+      </w:r>
+      <w:proofErr w:type="spellStart"/>
+      <w:r>
+        <w:rPr>
+          <w:rFonts w:ascii="Consolas" w:hAnsi="Consolas"/>
+          <w:sz w:val="24"/>
+          <w:szCs w:val="24"/>
+        </w:rPr>
+        <w:t>height_plane</w:t>
+      </w:r>
+      <w:proofErr w:type="spellEnd"/>
+      <w:r>
+        <w:rPr>
+          <w:sz w:val="24"/>
+          <w:szCs w:val="24"/>
+        </w:rPr>
+        <w:t xml:space="preserve"> are cited separately but not yet applied to the geometry. Honest disclosure over silent overclaiming.</w:t>
+      </w:r>
+    </w:p>
+    <w:p>
+      <w:pPr>
+        <w:spacing w:after="0" w:line="240" w:lineRule="auto"/>
+        <w:rPr>
+          <w:sz w:val="24"/>
+          <w:szCs w:val="24"/>
+        </w:rPr>
+      </w:pPr>
+      <w:r>
+        <w:rPr>
+          <w:sz w:val="24"/>
+          <w:szCs w:val="24"/>
+        </w:rPr>
+        <w:br w:type="page"/>
+      </w:r>
+    </w:p>
+    <w:p>
+      <w:pPr>
         <w:pStyle w:val="Heading1"/>
       </w:pPr>
-      <w:bookmarkStart w:id="20" w:name="_Toc235115200"/>
+      <w:bookmarkStart w:id="22" w:name="_Toc235132890"/>
       <w:r>
         <w:lastRenderedPageBreak/>
         <w:t>7. Major Technical Decisions and Why</w:t>
       </w:r>
-      <w:bookmarkEnd w:id="20"/>
+      <w:bookmarkEnd w:id="22"/>
     </w:p>
     <w:tbl>
       <w:tblPr>
@@ -7537,9 +8804,16 @@
             <w:tcW w:w="4680" w:type="dxa"/>
           </w:tcPr>
           <w:p>
-            <w:r>
-              <w:rPr>
-                <w:sz w:val="20"/>
+            <w:pPr>
+              <w:rPr>
+                <w:sz w:val="24"/>
+                <w:szCs w:val="24"/>
+              </w:rPr>
+            </w:pPr>
+            <w:r>
+              <w:rPr>
+                <w:sz w:val="24"/>
+                <w:szCs w:val="24"/>
               </w:rPr>
               <w:t>Decision</w:t>
             </w:r>
@@ -7552,10 +8826,15 @@
           <w:p>
             <w:pPr>
               <w:cnfStyle w:val="100000000000" w:firstRow="1" w:lastRow="0" w:firstColumn="0" w:lastColumn="0" w:oddVBand="0" w:evenVBand="0" w:oddHBand="0" w:evenHBand="0" w:firstRowFirstColumn="0" w:firstRowLastColumn="0" w:lastRowFirstColumn="0" w:lastRowLastColumn="0"/>
+              <w:rPr>
+                <w:sz w:val="24"/>
+                <w:szCs w:val="24"/>
+              </w:rPr>
             </w:pPr>
             <w:r>
               <w:rPr>
-                <w:sz w:val="20"/>
+                <w:sz w:val="24"/>
+                <w:szCs w:val="24"/>
               </w:rPr>
               <w:t>Reasoning</w:t>
             </w:r>
@@ -7573,10 +8852,17 @@
             <w:tcW w:w="4680" w:type="dxa"/>
           </w:tcPr>
           <w:p>
+            <w:pPr>
+              <w:rPr>
+                <w:sz w:val="24"/>
+                <w:szCs w:val="24"/>
+              </w:rPr>
+            </w:pPr>
             <w:r>
               <w:rPr>
                 <w:b w:val="0"/>
-                <w:sz w:val="20"/>
+                <w:sz w:val="24"/>
+                <w:szCs w:val="24"/>
               </w:rPr>
               <w:t>Directional (per-edge) setbacks over a uniform buffer</w:t>
             </w:r>
@@ -7589,10 +8875,15 @@
           <w:p>
             <w:pPr>
               <w:cnfStyle w:val="000000100000" w:firstRow="0" w:lastRow="0" w:firstColumn="0" w:lastColumn="0" w:oddVBand="0" w:evenVBand="0" w:oddHBand="1" w:evenHBand="0" w:firstRowFirstColumn="0" w:firstRowLastColumn="0" w:lastRowFirstColumn="0" w:lastRowLastColumn="0"/>
+              <w:rPr>
+                <w:sz w:val="24"/>
+                <w:szCs w:val="24"/>
+              </w:rPr>
             </w:pPr>
             <w:r>
               <w:rPr>
-                <w:sz w:val="20"/>
+                <w:sz w:val="24"/>
+                <w:szCs w:val="24"/>
               </w:rPr>
               <w:t>A uniform average is provably wrong whenever front/rear and side setbacks differ significantly, which is the normal case (6.2).</w:t>
             </w:r>
@@ -7610,10 +8901,17 @@
             <w:tcW w:w="4680" w:type="dxa"/>
           </w:tcPr>
           <w:p>
+            <w:pPr>
+              <w:rPr>
+                <w:sz w:val="24"/>
+                <w:szCs w:val="24"/>
+              </w:rPr>
+            </w:pPr>
             <w:r>
               <w:rPr>
                 <w:b w:val="0"/>
-                <w:sz w:val="20"/>
+                <w:sz w:val="24"/>
+                <w:szCs w:val="24"/>
               </w:rPr>
               <w:t>Project to a local metric coordinate system before any geometry math</w:t>
             </w:r>
@@ -7626,38 +8924,47 @@
           <w:p>
             <w:pPr>
               <w:cnfStyle w:val="000000010000" w:firstRow="0" w:lastRow="0" w:firstColumn="0" w:lastColumn="0" w:oddVBand="0" w:evenVBand="0" w:oddHBand="0" w:evenHBand="1" w:firstRowFirstColumn="0" w:firstRowLastColumn="0" w:lastRowFirstColumn="0" w:lastRowLastColumn="0"/>
+              <w:rPr>
+                <w:sz w:val="24"/>
+                <w:szCs w:val="24"/>
+              </w:rPr>
             </w:pPr>
             <w:r>
               <w:rPr>
-                <w:sz w:val="20"/>
+                <w:sz w:val="24"/>
+                <w:szCs w:val="24"/>
               </w:rPr>
               <w:t xml:space="preserve">Doing offset/area math directly in </w:t>
             </w:r>
             <w:proofErr w:type="spellStart"/>
             <w:r>
               <w:rPr>
-                <w:sz w:val="20"/>
+                <w:sz w:val="24"/>
+                <w:szCs w:val="24"/>
               </w:rPr>
               <w:t>lon</w:t>
             </w:r>
             <w:proofErr w:type="spellEnd"/>
             <w:r>
               <w:rPr>
-                <w:sz w:val="20"/>
+                <w:sz w:val="24"/>
+                <w:szCs w:val="24"/>
               </w:rPr>
               <w:t>/</w:t>
             </w:r>
             <w:proofErr w:type="spellStart"/>
             <w:r>
               <w:rPr>
-                <w:sz w:val="20"/>
+                <w:sz w:val="24"/>
+                <w:szCs w:val="24"/>
               </w:rPr>
               <w:t>lat</w:t>
             </w:r>
             <w:proofErr w:type="spellEnd"/>
             <w:r>
               <w:rPr>
-                <w:sz w:val="20"/>
+                <w:sz w:val="24"/>
+                <w:szCs w:val="24"/>
               </w:rPr>
               <w:t xml:space="preserve"> degrees is only correct at the equator; a proper metric projection (6.3) is the only way to get real, latitude-independent accuracy.</w:t>
             </w:r>
@@ -7675,24 +8982,33 @@
             <w:tcW w:w="4680" w:type="dxa"/>
           </w:tcPr>
           <w:p>
+            <w:pPr>
+              <w:rPr>
+                <w:sz w:val="24"/>
+                <w:szCs w:val="24"/>
+              </w:rPr>
+            </w:pPr>
             <w:r>
               <w:rPr>
                 <w:b w:val="0"/>
-                <w:sz w:val="20"/>
+                <w:sz w:val="24"/>
+                <w:szCs w:val="24"/>
               </w:rPr>
               <w:t xml:space="preserve">Generic </w:t>
             </w:r>
             <w:r>
               <w:rPr>
                 <w:rFonts w:ascii="Consolas" w:hAnsi="Consolas"/>
-                <w:sz w:val="20"/>
+                <w:sz w:val="24"/>
+                <w:szCs w:val="24"/>
               </w:rPr>
               <w:t>pipeline.py</w:t>
             </w:r>
             <w:r>
               <w:rPr>
                 <w:b w:val="0"/>
-                <w:sz w:val="20"/>
+                <w:sz w:val="24"/>
+                <w:szCs w:val="24"/>
               </w:rPr>
               <w:t xml:space="preserve"> over per-council extractor scripts</w:t>
             </w:r>
@@ -7705,24 +9021,31 @@
           <w:p>
             <w:pPr>
               <w:cnfStyle w:val="000000100000" w:firstRow="0" w:lastRow="0" w:firstColumn="0" w:lastColumn="0" w:oddVBand="0" w:evenVBand="0" w:oddHBand="1" w:evenHBand="0" w:firstRowFirstColumn="0" w:firstRowLastColumn="0" w:lastRowFirstColumn="0" w:lastRowLastColumn="0"/>
+              <w:rPr>
+                <w:sz w:val="24"/>
+                <w:szCs w:val="24"/>
+              </w:rPr>
             </w:pPr>
             <w:r>
               <w:rPr>
-                <w:sz w:val="20"/>
+                <w:sz w:val="24"/>
+                <w:szCs w:val="24"/>
               </w:rPr>
               <w:t xml:space="preserve">Council DCPs vary in structure but not in kind of variation (clause labels, heading conventions, section nesting) a structure-detection step </w:t>
             </w:r>
             <w:proofErr w:type="spellStart"/>
             <w:r>
               <w:rPr>
-                <w:sz w:val="20"/>
+                <w:sz w:val="24"/>
+                <w:szCs w:val="24"/>
               </w:rPr>
               <w:t>generalises</w:t>
             </w:r>
             <w:proofErr w:type="spellEnd"/>
             <w:r>
               <w:rPr>
-                <w:sz w:val="20"/>
+                <w:sz w:val="24"/>
+                <w:szCs w:val="24"/>
               </w:rPr>
               <w:t xml:space="preserve"> better than hardcoding each council's quirks, and is much less code to maintain.</w:t>
             </w:r>
@@ -7740,10 +9063,17 @@
             <w:tcW w:w="4680" w:type="dxa"/>
           </w:tcPr>
           <w:p>
+            <w:pPr>
+              <w:rPr>
+                <w:sz w:val="24"/>
+                <w:szCs w:val="24"/>
+              </w:rPr>
+            </w:pPr>
             <w:r>
               <w:rPr>
                 <w:b w:val="0"/>
-                <w:sz w:val="20"/>
+                <w:sz w:val="24"/>
+                <w:szCs w:val="24"/>
               </w:rPr>
               <w:t>Gemini/</w:t>
             </w:r>
@@ -7751,7 +9081,8 @@
             <w:r>
               <w:rPr>
                 <w:b w:val="0"/>
-                <w:sz w:val="20"/>
+                <w:sz w:val="24"/>
+                <w:szCs w:val="24"/>
               </w:rPr>
               <w:t>Groq</w:t>
             </w:r>
@@ -7759,7 +9090,8 @@
             <w:r>
               <w:rPr>
                 <w:b w:val="0"/>
-                <w:sz w:val="20"/>
+                <w:sz w:val="24"/>
+                <w:szCs w:val="24"/>
               </w:rPr>
               <w:t xml:space="preserve"> over Claude for extraction (as currently implemented)</w:t>
             </w:r>
@@ -7772,22 +9104,29 @@
           <w:p>
             <w:pPr>
               <w:cnfStyle w:val="000000010000" w:firstRow="0" w:lastRow="0" w:firstColumn="0" w:lastColumn="0" w:oddVBand="0" w:evenVBand="0" w:oddHBand="0" w:evenHBand="1" w:firstRowFirstColumn="0" w:firstRowLastColumn="0" w:lastRowFirstColumn="0" w:lastRowLastColumn="0"/>
+              <w:rPr>
+                <w:sz w:val="24"/>
+                <w:szCs w:val="24"/>
+              </w:rPr>
             </w:pPr>
             <w:r>
               <w:rPr>
-                <w:sz w:val="20"/>
+                <w:sz w:val="24"/>
+                <w:szCs w:val="24"/>
               </w:rPr>
               <w:t>Cost during heavy iteration</w:t>
             </w:r>
             <w:r>
               <w:rPr>
-                <w:sz w:val="20"/>
+                <w:sz w:val="24"/>
+                <w:szCs w:val="24"/>
               </w:rPr>
               <w:t>:</w:t>
             </w:r>
             <w:r>
               <w:rPr>
-                <w:sz w:val="20"/>
+                <w:sz w:val="24"/>
+                <w:szCs w:val="24"/>
               </w:rPr>
               <w:t xml:space="preserve"> free-tier models were swapped in specifically to avoid per-call Anthropic API cost while extracting hundreds of rules repeatedly during development. This is a real trade-off, not a strict downgrade, but it does mean any “Claude-powered” claim needs updating or the extraction needs to move back.</w:t>
             </w:r>
@@ -7805,10 +9144,17 @@
             <w:tcW w:w="4680" w:type="dxa"/>
           </w:tcPr>
           <w:p>
+            <w:pPr>
+              <w:rPr>
+                <w:sz w:val="24"/>
+                <w:szCs w:val="24"/>
+              </w:rPr>
+            </w:pPr>
             <w:r>
               <w:rPr>
                 <w:b w:val="0"/>
-                <w:sz w:val="20"/>
+                <w:sz w:val="24"/>
+                <w:szCs w:val="24"/>
               </w:rPr>
               <w:t>Narrowing scope back to Canada Bay only (5 July cleanup)</w:t>
             </w:r>
@@ -7821,34 +9167,43 @@
           <w:p>
             <w:pPr>
               <w:cnfStyle w:val="000000100000" w:firstRow="0" w:lastRow="0" w:firstColumn="0" w:lastColumn="0" w:oddVBand="0" w:evenVBand="0" w:oddHBand="1" w:evenHBand="0" w:firstRowFirstColumn="0" w:firstRowLastColumn="0" w:lastRowFirstColumn="0" w:lastRowLastColumn="0"/>
+              <w:rPr>
+                <w:sz w:val="24"/>
+                <w:szCs w:val="24"/>
+              </w:rPr>
             </w:pPr>
             <w:r>
               <w:rPr>
-                <w:sz w:val="20"/>
+                <w:sz w:val="24"/>
+                <w:szCs w:val="24"/>
               </w:rPr>
               <w:t xml:space="preserve">Neither </w:t>
             </w:r>
             <w:r>
               <w:rPr>
-                <w:sz w:val="20"/>
+                <w:sz w:val="24"/>
+                <w:szCs w:val="24"/>
               </w:rPr>
               <w:t>member</w:t>
             </w:r>
             <w:r>
               <w:rPr>
-                <w:sz w:val="20"/>
+                <w:sz w:val="24"/>
+                <w:szCs w:val="24"/>
               </w:rPr>
               <w:t xml:space="preserve"> has a formal architecture/planning background; as the system grew across multiple councils' worth of DCP/LEP/SEPP rules, the team lost the ability to audit their own output and tell a genuine loophole apart from an unfamiliar-but-correct result. Rather than keep building on a foundation they couldn't fully verify themselves, they deliberately scaled down to one council to produce a result they could actually stand behind</w:t>
             </w:r>
             <w:r>
               <w:rPr>
-                <w:sz w:val="20"/>
+                <w:sz w:val="24"/>
+                <w:szCs w:val="24"/>
               </w:rPr>
               <w:t>:</w:t>
             </w:r>
             <w:r>
               <w:rPr>
-                <w:sz w:val="20"/>
+                <w:sz w:val="24"/>
+                <w:szCs w:val="24"/>
               </w:rPr>
               <w:t xml:space="preserve"> validated in hindsight by the real correctness bugs this engagement found (6.3, 6.8), which had been hiding in the system the whole time it was being expanded.</w:t>
             </w:r>
@@ -7866,10 +9221,17 @@
             <w:tcW w:w="4680" w:type="dxa"/>
           </w:tcPr>
           <w:p>
+            <w:pPr>
+              <w:rPr>
+                <w:sz w:val="24"/>
+                <w:szCs w:val="24"/>
+              </w:rPr>
+            </w:pPr>
             <w:r>
               <w:rPr>
                 <w:b w:val="0"/>
-                <w:sz w:val="20"/>
+                <w:sz w:val="24"/>
+                <w:szCs w:val="24"/>
               </w:rPr>
               <w:t>R1 dual-scenario output instead of picking one interpretation silently</w:t>
             </w:r>
@@ -7882,24 +9244,39 @@
           <w:p>
             <w:pPr>
               <w:cnfStyle w:val="000000010000" w:firstRow="0" w:lastRow="0" w:firstColumn="0" w:lastColumn="0" w:oddVBand="0" w:evenVBand="0" w:oddHBand="0" w:evenHBand="1" w:firstRowFirstColumn="0" w:firstRowLastColumn="0" w:lastRowFirstColumn="0" w:lastRowLastColumn="0"/>
+              <w:rPr>
+                <w:sz w:val="24"/>
+                <w:szCs w:val="24"/>
+              </w:rPr>
             </w:pPr>
             <w:r>
               <w:rPr>
-                <w:sz w:val="20"/>
+                <w:sz w:val="24"/>
+                <w:szCs w:val="24"/>
               </w:rPr>
               <w:t>R1 General Residential's own LEP land-use table permits both a single dwelling house and multi-dwelling/residential flat buildings</w:t>
             </w:r>
             <w:r>
               <w:rPr>
-                <w:sz w:val="20"/>
+                <w:sz w:val="24"/>
+                <w:szCs w:val="24"/>
               </w:rPr>
               <w:t>;</w:t>
             </w:r>
             <w:r>
               <w:rPr>
-                <w:sz w:val="20"/>
-              </w:rPr>
-              <w:t xml:space="preserve"> the zone code alone doesn't disambiguate, so the tool computes and clearly labels both rather than guessing.</w:t>
+                <w:sz w:val="24"/>
+                <w:szCs w:val="24"/>
+              </w:rPr>
+              <w:t xml:space="preserve"> the zone code alone doesn't disambiguate, </w:t>
+            </w:r>
+            <w:r>
+              <w:rPr>
+                <w:sz w:val="24"/>
+                <w:szCs w:val="24"/>
+              </w:rPr>
+              <w:lastRenderedPageBreak/>
+              <w:t>so the tool computes and clearly labels both rather than guessing.</w:t>
             </w:r>
           </w:p>
         </w:tc>
@@ -7915,11 +9292,19 @@
             <w:tcW w:w="4680" w:type="dxa"/>
           </w:tcPr>
           <w:p>
+            <w:pPr>
+              <w:rPr>
+                <w:sz w:val="24"/>
+                <w:szCs w:val="24"/>
+              </w:rPr>
+            </w:pPr>
             <w:r>
               <w:rPr>
                 <w:b w:val="0"/>
-                <w:sz w:val="20"/>
-              </w:rPr>
+                <w:sz w:val="24"/>
+                <w:szCs w:val="24"/>
+              </w:rPr>
+              <w:lastRenderedPageBreak/>
               <w:t>A disclaimer over a silent wrong number, applied twice</w:t>
             </w:r>
           </w:p>
@@ -7931,50 +9316,61 @@
           <w:p>
             <w:pPr>
               <w:cnfStyle w:val="000000100000" w:firstRow="0" w:lastRow="0" w:firstColumn="0" w:lastColumn="0" w:oddVBand="0" w:evenVBand="0" w:oddHBand="1" w:evenHBand="0" w:firstRowFirstColumn="0" w:firstRowLastColumn="0" w:lastRowFirstColumn="0" w:lastRowLastColumn="0"/>
+              <w:rPr>
+                <w:sz w:val="24"/>
+                <w:szCs w:val="24"/>
+              </w:rPr>
             </w:pPr>
             <w:r>
               <w:rPr>
-                <w:sz w:val="20"/>
+                <w:sz w:val="24"/>
+                <w:szCs w:val="24"/>
               </w:rPr>
               <w:t xml:space="preserve">For a compliance tool, a </w:t>
             </w:r>
             <w:proofErr w:type="gramStart"/>
             <w:r>
               <w:rPr>
-                <w:sz w:val="20"/>
+                <w:sz w:val="24"/>
+                <w:szCs w:val="24"/>
               </w:rPr>
               <w:t>confidently-wrong</w:t>
             </w:r>
             <w:proofErr w:type="gramEnd"/>
             <w:r>
               <w:rPr>
-                <w:sz w:val="20"/>
+                <w:sz w:val="24"/>
+                <w:szCs w:val="24"/>
               </w:rPr>
               <w:t xml:space="preserve"> number is strictly worse than an </w:t>
             </w:r>
             <w:proofErr w:type="gramStart"/>
             <w:r>
               <w:rPr>
-                <w:sz w:val="20"/>
+                <w:sz w:val="24"/>
+                <w:szCs w:val="24"/>
               </w:rPr>
               <w:t>honestly-flagged</w:t>
             </w:r>
             <w:proofErr w:type="gramEnd"/>
             <w:r>
               <w:rPr>
-                <w:sz w:val="20"/>
+                <w:sz w:val="24"/>
+                <w:szCs w:val="24"/>
               </w:rPr>
               <w:t xml:space="preserve"> uncertain one</w:t>
             </w:r>
             <w:r>
               <w:rPr>
-                <w:sz w:val="20"/>
+                <w:sz w:val="24"/>
+                <w:szCs w:val="24"/>
               </w:rPr>
               <w:t xml:space="preserve">; </w:t>
             </w:r>
             <w:r>
               <w:rPr>
-                <w:sz w:val="20"/>
+                <w:sz w:val="24"/>
+                <w:szCs w:val="24"/>
               </w:rPr>
               <w:t>the ground-floor-footprint note and the vertex-count geometry guard both follow this principle.</w:t>
             </w:r>
@@ -7992,10 +9388,17 @@
             <w:tcW w:w="4680" w:type="dxa"/>
           </w:tcPr>
           <w:p>
+            <w:pPr>
+              <w:rPr>
+                <w:sz w:val="24"/>
+                <w:szCs w:val="24"/>
+              </w:rPr>
+            </w:pPr>
             <w:r>
               <w:rPr>
                 <w:b w:val="0"/>
-                <w:sz w:val="20"/>
+                <w:sz w:val="24"/>
+                <w:szCs w:val="24"/>
               </w:rPr>
               <w:t>Archiving rather than deleting superseded data/code</w:t>
             </w:r>
@@ -8008,37 +9411,46 @@
           <w:p>
             <w:pPr>
               <w:cnfStyle w:val="000000010000" w:firstRow="0" w:lastRow="0" w:firstColumn="0" w:lastColumn="0" w:oddVBand="0" w:evenVBand="0" w:oddHBand="0" w:evenHBand="1" w:firstRowFirstColumn="0" w:firstRowLastColumn="0" w:lastRowFirstColumn="0" w:lastRowLastColumn="0"/>
+              <w:rPr>
+                <w:sz w:val="24"/>
+                <w:szCs w:val="24"/>
+              </w:rPr>
             </w:pPr>
             <w:r>
               <w:rPr>
-                <w:sz w:val="20"/>
+                <w:sz w:val="24"/>
+                <w:szCs w:val="24"/>
               </w:rPr>
               <w:t xml:space="preserve">Nine data files and one dead module were found to be unreferenced by any code path; moved to </w:t>
             </w:r>
             <w:r>
               <w:rPr>
                 <w:rFonts w:ascii="Consolas" w:hAnsi="Consolas"/>
-                <w:sz w:val="20"/>
+                <w:sz w:val="24"/>
+                <w:szCs w:val="24"/>
               </w:rPr>
               <w:t>archive/</w:t>
             </w:r>
             <w:r>
               <w:rPr>
-                <w:sz w:val="20"/>
+                <w:sz w:val="24"/>
+                <w:szCs w:val="24"/>
               </w:rPr>
               <w:t xml:space="preserve"> (with an explanatory README) rather than deleted outright, since this is a reversible, low-risk action appropriate for a wrap-up-and-document phase rather than </w:t>
             </w:r>
             <w:proofErr w:type="gramStart"/>
             <w:r>
               <w:rPr>
-                <w:sz w:val="20"/>
+                <w:sz w:val="24"/>
+                <w:szCs w:val="24"/>
               </w:rPr>
               <w:t>a we're</w:t>
             </w:r>
             <w:proofErr w:type="gramEnd"/>
             <w:r>
               <w:rPr>
-                <w:sz w:val="20"/>
+                <w:sz w:val="24"/>
+                <w:szCs w:val="24"/>
               </w:rPr>
               <w:t>-certain-we'll-never-need-this phase.</w:t>
             </w:r>
@@ -8051,526 +9463,462 @@
       <w:pPr>
         <w:pStyle w:val="Heading1"/>
       </w:pPr>
-      <w:bookmarkStart w:id="21" w:name="_Toc235115201"/>
-      <w:r>
-        <w:lastRenderedPageBreak/>
+      <w:bookmarkStart w:id="23" w:name="_Toc235132891"/>
+      <w:r>
         <w:t>8. Scope, Limitations, Constraints, Dependencies</w:t>
-      </w:r>
-      <w:bookmarkEnd w:id="21"/>
-    </w:p>
-    <w:p>
-      <w:pPr>
-        <w:pStyle w:val="Heading2"/>
-      </w:pPr>
-      <w:bookmarkStart w:id="22" w:name="_Toc235115202"/>
-      <w:r>
-        <w:t>Current Scope</w:t>
-      </w:r>
-      <w:bookmarkEnd w:id="22"/>
-    </w:p>
-    <w:p>
-      <w:pPr>
-        <w:spacing w:after="160"/>
-      </w:pPr>
-      <w:r>
-        <w:t>City of Canada Bay Council only; R1–R4 residential zones. Every other LGA returns a 404. Inner West (</w:t>
-      </w:r>
-      <w:proofErr w:type="spellStart"/>
-      <w:r>
-        <w:t>Marrickville</w:t>
-      </w:r>
-      <w:proofErr w:type="spellEnd"/>
-      <w:r>
-        <w:t>/Ashfield) support existed briefly and was deliberately removed — not a bug, a scope decision.</w:t>
-      </w:r>
-    </w:p>
-    <w:p>
-      <w:pPr>
-        <w:pStyle w:val="Heading2"/>
-      </w:pPr>
-      <w:bookmarkStart w:id="23" w:name="_Toc235115203"/>
-      <w:r>
-        <w:t>Known, Documented Limitations</w:t>
       </w:r>
       <w:bookmarkEnd w:id="23"/>
     </w:p>
     <w:p>
       <w:pPr>
-        <w:pStyle w:val="ListBullet"/>
-        <w:spacing w:after="80"/>
-      </w:pPr>
-      <w:r>
-        <w:t>The envelope is a ground-floor footprint only (6.9)</w:t>
-      </w:r>
-      <w:r>
-        <w:t>:</w:t>
-      </w:r>
-      <w:r>
-        <w:t xml:space="preserve"> upper-</w:t>
-      </w:r>
-      <w:r>
-        <w:t>story</w:t>
-      </w:r>
-      <w:r>
-        <w:t xml:space="preserve"> setback and height plane are cited but not geometrically applied.</w:t>
-      </w:r>
-    </w:p>
-    <w:p>
-      <w:pPr>
-        <w:pStyle w:val="ListBullet"/>
-        <w:spacing w:after="80"/>
-      </w:pPr>
-      <w:r>
-        <w:t>Wide/shallow lots and lots with complex/curved boundaries can have unreliable front/rear/side edge detection (6.8)</w:t>
-      </w:r>
-      <w:r>
-        <w:t>.</w:t>
-      </w:r>
-      <w:r>
-        <w:t xml:space="preserve"> </w:t>
-      </w:r>
-      <w:r>
-        <w:t>T</w:t>
-      </w:r>
-      <w:r>
-        <w:t xml:space="preserve">he latter is now flagged </w:t>
-      </w:r>
-      <w:r>
-        <w:t>automatically;</w:t>
-      </w:r>
-      <w:r>
-        <w:t xml:space="preserve"> the former is not yet.</w:t>
-      </w:r>
-    </w:p>
-    <w:p>
-      <w:pPr>
-        <w:pStyle w:val="ListBullet"/>
-        <w:spacing w:after="80"/>
-      </w:pPr>
-      <w:r>
-        <w:t>Small R3/R4 lots (roughly 240–290 m²) that genuinely can't fit Part F's setbacks raise an uncaught exception (surfaces as an HTTP 500) rather than a clean message.</w:t>
-      </w:r>
-    </w:p>
-    <w:p>
-      <w:pPr>
-        <w:pStyle w:val="ListBullet"/>
-        <w:spacing w:after="80"/>
-      </w:pPr>
-      <w:r>
-        <w:t>Tiered rules (e.g. site coverage % by lot area) are returned as all tiers; the caller must determine which applies</w:t>
-      </w:r>
-      <w:r>
-        <w:t>,</w:t>
-      </w:r>
-      <w:r>
-        <w:t xml:space="preserve"> lot area isn't fed into the rule-selection logic yet.</w:t>
-      </w:r>
-    </w:p>
-    <w:p>
-      <w:pPr>
-        <w:pStyle w:val="ListBullet"/>
-        <w:spacing w:after="80"/>
-      </w:pPr>
-      <w:r>
-        <w:t>LMR (</w:t>
-      </w:r>
-      <w:r>
-        <w:rPr>
-          <w:rFonts w:ascii="Consolas" w:hAnsi="Consolas"/>
-          <w:sz w:val="20"/>
-        </w:rPr>
-        <w:t>/</w:t>
-      </w:r>
-      <w:proofErr w:type="spellStart"/>
-      <w:r>
-        <w:rPr>
-          <w:rFonts w:ascii="Consolas" w:hAnsi="Consolas"/>
-          <w:sz w:val="20"/>
-        </w:rPr>
-        <w:t>lmr</w:t>
-      </w:r>
-      <w:proofErr w:type="spellEnd"/>
-      <w:r>
-        <w:t>) and CDC (</w:t>
-      </w:r>
-      <w:r>
-        <w:rPr>
-          <w:rFonts w:ascii="Consolas" w:hAnsi="Consolas"/>
-          <w:sz w:val="20"/>
-        </w:rPr>
-        <w:t>/</w:t>
-      </w:r>
-      <w:proofErr w:type="spellStart"/>
-      <w:r>
-        <w:rPr>
-          <w:rFonts w:ascii="Consolas" w:hAnsi="Consolas"/>
-          <w:sz w:val="20"/>
-        </w:rPr>
-        <w:t>cdc</w:t>
-      </w:r>
-      <w:proofErr w:type="spellEnd"/>
-      <w:r>
-        <w:rPr>
-          <w:rFonts w:ascii="Consolas" w:hAnsi="Consolas"/>
-          <w:sz w:val="20"/>
-        </w:rPr>
-        <w:t>-eligibility</w:t>
-      </w:r>
-      <w:r>
-        <w:t>) are preliminary screens, not determinations — several statutory exclusions (bushfire, flood, TOD overlap, ANEF noise contours, etc.) aren't verified.</w:t>
-      </w:r>
-    </w:p>
-    <w:p>
-      <w:pPr>
-        <w:pStyle w:val="ListBullet"/>
-        <w:spacing w:after="80"/>
-      </w:pPr>
-      <w:r>
-        <w:t xml:space="preserve">The extraction pipeline only covers DCP documents; LEP, both Codes SEPP 2008 codes, Housing SEPP 2021 Ch6, and the ADG are hand-maintained in the rule JSON and won't be touched by re-running </w:t>
-      </w:r>
-      <w:r>
-        <w:rPr>
-          <w:rFonts w:ascii="Consolas" w:hAnsi="Consolas"/>
-          <w:sz w:val="20"/>
-        </w:rPr>
-        <w:t>pipeline.py</w:t>
-      </w:r>
-      <w:r>
-        <w:t>.</w:t>
-      </w:r>
-    </w:p>
-    <w:p>
-      <w:pPr>
-        <w:pStyle w:val="ListBullet"/>
-        <w:spacing w:after="80"/>
-      </w:pPr>
-      <w:proofErr w:type="spellStart"/>
-      <w:r>
-        <w:rPr>
-          <w:rFonts w:ascii="Consolas" w:hAnsi="Consolas"/>
-          <w:sz w:val="20"/>
-        </w:rPr>
-        <w:t>pipeline.py</w:t>
-      </w:r>
-      <w:r>
-        <w:t>'s</w:t>
-      </w:r>
-      <w:proofErr w:type="spellEnd"/>
-      <w:r>
-        <w:t xml:space="preserve"> schema-invalid (“flagged”) rules aren't excluded from its output file</w:t>
-      </w:r>
-      <w:r>
-        <w:t>,</w:t>
-      </w:r>
-      <w:r>
-        <w:t xml:space="preserve"> currently zero instances in live data, but a live risk on the next extraction run.</w:t>
-      </w:r>
-    </w:p>
-    <w:p>
-      <w:pPr>
         <w:pStyle w:val="Heading2"/>
       </w:pPr>
-      <w:bookmarkStart w:id="24" w:name="_Toc235115204"/>
-      <w:r>
-        <w:t>Dependencies</w:t>
+      <w:bookmarkStart w:id="24" w:name="_Toc235132892"/>
+      <w:r>
+        <w:t>Current Scope</w:t>
       </w:r>
       <w:bookmarkEnd w:id="24"/>
     </w:p>
     <w:p>
       <w:pPr>
-        <w:pStyle w:val="ListBullet"/>
-        <w:spacing w:after="80"/>
-      </w:pPr>
-      <w:r>
-        <w:rPr>
-          <w:b/>
-        </w:rPr>
-        <w:t>External, no key required:</w:t>
-      </w:r>
-      <w:r>
-        <w:t xml:space="preserve"> NSW ArcGIS Geocoder, NSW Six Maps </w:t>
+        <w:spacing w:after="160"/>
+        <w:rPr>
+          <w:sz w:val="24"/>
+          <w:szCs w:val="24"/>
+        </w:rPr>
+      </w:pPr>
+      <w:r>
+        <w:rPr>
+          <w:sz w:val="24"/>
+          <w:szCs w:val="24"/>
+        </w:rPr>
+        <w:t>City of Canada Bay Council only; R1–R4 residential zones. Every other LGA returns a 404. Inner West (</w:t>
       </w:r>
       <w:proofErr w:type="spellStart"/>
       <w:r>
-        <w:t>Cadastre</w:t>
+        <w:rPr>
+          <w:sz w:val="24"/>
+          <w:szCs w:val="24"/>
+        </w:rPr>
+        <w:t>Marrickville</w:t>
       </w:r>
       <w:proofErr w:type="spellEnd"/>
       <w:r>
-        <w:t xml:space="preserve">, NSW Planning spatial layers (zone/LGA/FSR/height/lot-size/heritage), NSW Transport road-segment layer, NSW SEPP_Housing_2021 Town </w:t>
-      </w:r>
-      <w:proofErr w:type="spellStart"/>
-      <w:r>
-        <w:t>Centres</w:t>
-      </w:r>
-      <w:proofErr w:type="spellEnd"/>
-      <w:r>
-        <w:t xml:space="preserve"> layer.</w:t>
+        <w:rPr>
+          <w:sz w:val="24"/>
+          <w:szCs w:val="24"/>
+        </w:rPr>
+        <w:t>/Ashfield) support existed briefly and was deliberately removed — not a bug, a scope decision.</w:t>
       </w:r>
     </w:p>
     <w:p>
       <w:pPr>
-        <w:pStyle w:val="ListBullet"/>
-        <w:spacing w:after="80"/>
-      </w:pPr>
-      <w:r>
-        <w:rPr>
-          <w:b/>
-        </w:rPr>
-        <w:t>Optional, extraction-only:</w:t>
-      </w:r>
-      <w:r>
-        <w:t xml:space="preserve"> </w:t>
-      </w:r>
-      <w:r>
-        <w:rPr>
-          <w:rFonts w:ascii="Consolas" w:hAnsi="Consolas"/>
-          <w:sz w:val="20"/>
-        </w:rPr>
-        <w:t>GROQ_API_KEY</w:t>
-      </w:r>
-      <w:r>
-        <w:t xml:space="preserve"> or </w:t>
-      </w:r>
-      <w:r>
-        <w:rPr>
-          <w:rFonts w:ascii="Consolas" w:hAnsi="Consolas"/>
-          <w:sz w:val="20"/>
-        </w:rPr>
-        <w:t>GEMINI_API_KEY</w:t>
-      </w:r>
-      <w:r>
-        <w:t xml:space="preserve"> (</w:t>
-      </w:r>
-      <w:r>
-        <w:rPr>
-          <w:rFonts w:ascii="Consolas" w:hAnsi="Consolas"/>
-          <w:sz w:val="20"/>
-        </w:rPr>
-        <w:t>.</w:t>
-      </w:r>
-      <w:proofErr w:type="gramStart"/>
-      <w:r>
-        <w:rPr>
-          <w:rFonts w:ascii="Consolas" w:hAnsi="Consolas"/>
-          <w:sz w:val="20"/>
-        </w:rPr>
-        <w:t>env</w:t>
-      </w:r>
-      <w:r>
-        <w:t>) —</w:t>
-      </w:r>
-      <w:proofErr w:type="gramEnd"/>
-      <w:r>
-        <w:t xml:space="preserve"> only needed to re-run </w:t>
-      </w:r>
-      <w:r>
-        <w:rPr>
-          <w:rFonts w:ascii="Consolas" w:hAnsi="Consolas"/>
-          <w:sz w:val="20"/>
-        </w:rPr>
-        <w:t>pipeline.py</w:t>
-      </w:r>
-      <w:r>
-        <w:t>; not required to run the backend/frontend against already-extracted rules.</w:t>
-      </w:r>
-    </w:p>
-    <w:p>
-      <w:pPr>
-        <w:pStyle w:val="ListBullet"/>
-        <w:spacing w:after="80"/>
-      </w:pPr>
-      <w:r>
-        <w:rPr>
-          <w:b/>
-        </w:rPr>
-        <w:t>Backend:</w:t>
-      </w:r>
-      <w:r>
-        <w:t xml:space="preserve"> </w:t>
-      </w:r>
-      <w:proofErr w:type="spellStart"/>
-      <w:r>
-        <w:t>FastAPI</w:t>
-      </w:r>
-      <w:proofErr w:type="spellEnd"/>
-      <w:r>
-        <w:t xml:space="preserve">, Shapely, </w:t>
-      </w:r>
-      <w:proofErr w:type="spellStart"/>
-      <w:r>
-        <w:t>PyMuPDF</w:t>
-      </w:r>
-      <w:proofErr w:type="spellEnd"/>
-      <w:r>
-        <w:t>, pandas, requests.</w:t>
-      </w:r>
-    </w:p>
-    <w:p>
-      <w:pPr>
-        <w:pStyle w:val="ListBullet"/>
-        <w:spacing w:after="80"/>
-      </w:pPr>
-      <w:r>
-        <w:rPr>
-          <w:b/>
-        </w:rPr>
-        <w:t>Frontend:</w:t>
-      </w:r>
-      <w:r>
-        <w:t xml:space="preserve"> React, Leaflet/react-leaflet, Vite.</w:t>
-      </w:r>
-    </w:p>
-    <w:p>
-      <w:pPr>
-        <w:pStyle w:val="ListBullet"/>
-        <w:spacing w:after="80"/>
-      </w:pPr>
-      <w:r>
-        <w:rPr>
-          <w:b/>
-        </w:rPr>
-        <w:t>Plugin:</w:t>
-      </w:r>
-      <w:r>
-        <w:t xml:space="preserve"> </w:t>
-      </w:r>
-      <w:proofErr w:type="gramStart"/>
-      <w:r>
-        <w:t>Rhino/Grasshopper (Python component),</w:t>
-      </w:r>
-      <w:proofErr w:type="gramEnd"/>
-      <w:r>
-        <w:t xml:space="preserve"> requires the backend running and reachable at </w:t>
-      </w:r>
-      <w:r>
-        <w:rPr>
-          <w:rFonts w:ascii="Consolas" w:hAnsi="Consolas"/>
-          <w:sz w:val="20"/>
-        </w:rPr>
-        <w:t>http://localhost:8000</w:t>
-      </w:r>
-      <w:r>
-        <w:t xml:space="preserve"> (hardcoded, not currently configurable from the plugin side).</w:t>
-      </w:r>
-    </w:p>
-    <w:p>
-      <w:r>
-        <w:br w:type="page"/>
-      </w:r>
-    </w:p>
-    <w:p>
-      <w:pPr>
-        <w:pStyle w:val="Heading1"/>
-      </w:pPr>
-      <w:bookmarkStart w:id="25" w:name="_Toc235115205"/>
-      <w:r>
-        <w:lastRenderedPageBreak/>
-        <w:t>9. How to Use the Application and Plugin</w:t>
+        <w:pStyle w:val="Heading2"/>
+      </w:pPr>
+      <w:bookmarkStart w:id="25" w:name="_Toc235132893"/>
+      <w:r>
+        <w:t>Known, Documented Limitations</w:t>
       </w:r>
       <w:bookmarkEnd w:id="25"/>
     </w:p>
     <w:p>
       <w:pPr>
+        <w:pStyle w:val="ListBullet"/>
+        <w:spacing w:after="80"/>
+        <w:rPr>
+          <w:sz w:val="24"/>
+          <w:szCs w:val="24"/>
+        </w:rPr>
+      </w:pPr>
+      <w:r>
+        <w:rPr>
+          <w:sz w:val="24"/>
+          <w:szCs w:val="24"/>
+        </w:rPr>
+        <w:t>The envelope is a ground-floor footprint only (6.9)</w:t>
+      </w:r>
+      <w:r>
+        <w:rPr>
+          <w:sz w:val="24"/>
+          <w:szCs w:val="24"/>
+        </w:rPr>
+        <w:t>:</w:t>
+      </w:r>
+      <w:r>
+        <w:rPr>
+          <w:sz w:val="24"/>
+          <w:szCs w:val="24"/>
+        </w:rPr>
+        <w:t xml:space="preserve"> upper-</w:t>
+      </w:r>
+      <w:r>
+        <w:rPr>
+          <w:sz w:val="24"/>
+          <w:szCs w:val="24"/>
+        </w:rPr>
+        <w:t>story</w:t>
+      </w:r>
+      <w:r>
+        <w:rPr>
+          <w:sz w:val="24"/>
+          <w:szCs w:val="24"/>
+        </w:rPr>
+        <w:t xml:space="preserve"> setback and height plane are cited but not geometrically applied.</w:t>
+      </w:r>
+    </w:p>
+    <w:p>
+      <w:pPr>
+        <w:pStyle w:val="ListBullet"/>
+        <w:spacing w:after="80"/>
+        <w:rPr>
+          <w:sz w:val="24"/>
+          <w:szCs w:val="24"/>
+        </w:rPr>
+      </w:pPr>
+      <w:r>
+        <w:rPr>
+          <w:sz w:val="24"/>
+          <w:szCs w:val="24"/>
+        </w:rPr>
+        <w:t>Wide/shallow lots and lots with complex/curved boundaries can have unreliable front/rear/side edge detection (6.8)</w:t>
+      </w:r>
+      <w:r>
+        <w:rPr>
+          <w:sz w:val="24"/>
+          <w:szCs w:val="24"/>
+        </w:rPr>
+        <w:t>.</w:t>
+      </w:r>
+      <w:r>
+        <w:rPr>
+          <w:sz w:val="24"/>
+          <w:szCs w:val="24"/>
+        </w:rPr>
+        <w:t xml:space="preserve"> </w:t>
+      </w:r>
+      <w:r>
+        <w:rPr>
+          <w:sz w:val="24"/>
+          <w:szCs w:val="24"/>
+        </w:rPr>
+        <w:t>T</w:t>
+      </w:r>
+      <w:r>
+        <w:rPr>
+          <w:sz w:val="24"/>
+          <w:szCs w:val="24"/>
+        </w:rPr>
+        <w:t xml:space="preserve">he latter is now flagged </w:t>
+      </w:r>
+      <w:r>
+        <w:rPr>
+          <w:sz w:val="24"/>
+          <w:szCs w:val="24"/>
+        </w:rPr>
+        <w:t>automatically;</w:t>
+      </w:r>
+      <w:r>
+        <w:rPr>
+          <w:sz w:val="24"/>
+          <w:szCs w:val="24"/>
+        </w:rPr>
+        <w:t xml:space="preserve"> the former is not yet.</w:t>
+      </w:r>
+    </w:p>
+    <w:p>
+      <w:pPr>
+        <w:pStyle w:val="ListBullet"/>
+        <w:spacing w:after="80"/>
+        <w:rPr>
+          <w:sz w:val="24"/>
+          <w:szCs w:val="24"/>
+        </w:rPr>
+      </w:pPr>
+      <w:r>
+        <w:rPr>
+          <w:sz w:val="24"/>
+          <w:szCs w:val="24"/>
+        </w:rPr>
+        <w:t>Small R3/R4 lots (roughly 240–290 m²) that genuinely can't fit Part F's setbacks raise an uncaught exception (surfaces as an HTTP 500) rather than a clean message.</w:t>
+      </w:r>
+    </w:p>
+    <w:p>
+      <w:pPr>
+        <w:pStyle w:val="ListBullet"/>
+        <w:spacing w:after="80"/>
+        <w:rPr>
+          <w:sz w:val="24"/>
+          <w:szCs w:val="24"/>
+        </w:rPr>
+      </w:pPr>
+      <w:r>
+        <w:rPr>
+          <w:sz w:val="24"/>
+          <w:szCs w:val="24"/>
+        </w:rPr>
+        <w:t>Tiered rules (e.g. site coverage % by lot area) are returned as all tiers; the caller must determine which applies</w:t>
+      </w:r>
+      <w:r>
+        <w:rPr>
+          <w:sz w:val="24"/>
+          <w:szCs w:val="24"/>
+        </w:rPr>
+        <w:t>,</w:t>
+      </w:r>
+      <w:r>
+        <w:rPr>
+          <w:sz w:val="24"/>
+          <w:szCs w:val="24"/>
+        </w:rPr>
+        <w:t xml:space="preserve"> lot area isn't fed into the rule-selection logic yet.</w:t>
+      </w:r>
+    </w:p>
+    <w:p>
+      <w:pPr>
+        <w:pStyle w:val="ListBullet"/>
+        <w:spacing w:after="80"/>
+        <w:rPr>
+          <w:sz w:val="24"/>
+          <w:szCs w:val="24"/>
+        </w:rPr>
+      </w:pPr>
+      <w:r>
+        <w:rPr>
+          <w:sz w:val="24"/>
+          <w:szCs w:val="24"/>
+        </w:rPr>
+        <w:t>LMR (</w:t>
+      </w:r>
+      <w:r>
+        <w:rPr>
+          <w:rFonts w:ascii="Consolas" w:hAnsi="Consolas"/>
+          <w:sz w:val="24"/>
+          <w:szCs w:val="24"/>
+        </w:rPr>
+        <w:t>/</w:t>
+      </w:r>
+      <w:proofErr w:type="spellStart"/>
+      <w:r>
+        <w:rPr>
+          <w:rFonts w:ascii="Consolas" w:hAnsi="Consolas"/>
+          <w:sz w:val="24"/>
+          <w:szCs w:val="24"/>
+        </w:rPr>
+        <w:t>lmr</w:t>
+      </w:r>
+      <w:proofErr w:type="spellEnd"/>
+      <w:r>
+        <w:rPr>
+          <w:sz w:val="24"/>
+          <w:szCs w:val="24"/>
+        </w:rPr>
+        <w:t>) and CDC (</w:t>
+      </w:r>
+      <w:r>
+        <w:rPr>
+          <w:rFonts w:ascii="Consolas" w:hAnsi="Consolas"/>
+          <w:sz w:val="24"/>
+          <w:szCs w:val="24"/>
+        </w:rPr>
+        <w:t>/</w:t>
+      </w:r>
+      <w:proofErr w:type="spellStart"/>
+      <w:r>
+        <w:rPr>
+          <w:rFonts w:ascii="Consolas" w:hAnsi="Consolas"/>
+          <w:sz w:val="24"/>
+          <w:szCs w:val="24"/>
+        </w:rPr>
+        <w:t>cdc</w:t>
+      </w:r>
+      <w:proofErr w:type="spellEnd"/>
+      <w:r>
+        <w:rPr>
+          <w:rFonts w:ascii="Consolas" w:hAnsi="Consolas"/>
+          <w:sz w:val="24"/>
+          <w:szCs w:val="24"/>
+        </w:rPr>
+        <w:t>-eligibility</w:t>
+      </w:r>
+      <w:r>
+        <w:rPr>
+          <w:sz w:val="24"/>
+          <w:szCs w:val="24"/>
+        </w:rPr>
+        <w:t>) are preliminary screens, not determinations — several statutory exclusions (bushfire, flood, TOD overlap, ANEF noise contours, etc.) aren't verified.</w:t>
+      </w:r>
+    </w:p>
+    <w:p>
+      <w:pPr>
+        <w:pStyle w:val="ListBullet"/>
+        <w:spacing w:after="80"/>
+        <w:rPr>
+          <w:sz w:val="24"/>
+          <w:szCs w:val="24"/>
+        </w:rPr>
+      </w:pPr>
+      <w:r>
+        <w:rPr>
+          <w:sz w:val="24"/>
+          <w:szCs w:val="24"/>
+        </w:rPr>
+        <w:lastRenderedPageBreak/>
+        <w:t xml:space="preserve">The extraction pipeline only covers DCP documents; LEP, both Codes SEPP 2008 codes, Housing SEPP 2021 Ch6, and the ADG are hand-maintained in the rule JSON and won't be touched by re-running </w:t>
+      </w:r>
+      <w:r>
+        <w:rPr>
+          <w:rFonts w:ascii="Consolas" w:hAnsi="Consolas"/>
+          <w:sz w:val="24"/>
+          <w:szCs w:val="24"/>
+        </w:rPr>
+        <w:t>pipeline.py</w:t>
+      </w:r>
+      <w:r>
+        <w:rPr>
+          <w:sz w:val="24"/>
+          <w:szCs w:val="24"/>
+        </w:rPr>
+        <w:t>.</w:t>
+      </w:r>
+    </w:p>
+    <w:p>
+      <w:pPr>
+        <w:pStyle w:val="ListBullet"/>
+        <w:spacing w:after="80"/>
+        <w:rPr>
+          <w:sz w:val="24"/>
+          <w:szCs w:val="24"/>
+        </w:rPr>
+      </w:pPr>
+      <w:proofErr w:type="spellStart"/>
+      <w:r>
+        <w:rPr>
+          <w:rFonts w:ascii="Consolas" w:hAnsi="Consolas"/>
+          <w:sz w:val="24"/>
+          <w:szCs w:val="24"/>
+        </w:rPr>
+        <w:t>pipeline.py</w:t>
+      </w:r>
+      <w:r>
+        <w:rPr>
+          <w:sz w:val="24"/>
+          <w:szCs w:val="24"/>
+        </w:rPr>
+        <w:t>'s</w:t>
+      </w:r>
+      <w:proofErr w:type="spellEnd"/>
+      <w:r>
+        <w:rPr>
+          <w:sz w:val="24"/>
+          <w:szCs w:val="24"/>
+        </w:rPr>
+        <w:t xml:space="preserve"> schema-invalid (“flagged”) rules aren't excluded from its output file</w:t>
+      </w:r>
+      <w:r>
+        <w:rPr>
+          <w:sz w:val="24"/>
+          <w:szCs w:val="24"/>
+        </w:rPr>
+        <w:t>,</w:t>
+      </w:r>
+      <w:r>
+        <w:rPr>
+          <w:sz w:val="24"/>
+          <w:szCs w:val="24"/>
+        </w:rPr>
+        <w:t xml:space="preserve"> currently zero instances in live data, but a live risk on the next extraction run.</w:t>
+      </w:r>
+    </w:p>
+    <w:p>
+      <w:pPr>
         <w:pStyle w:val="Heading2"/>
       </w:pPr>
-      <w:bookmarkStart w:id="26" w:name="_Toc235115206"/>
-      <w:r>
-        <w:t>Backend</w:t>
+      <w:bookmarkStart w:id="26" w:name="_Toc235132894"/>
+      <w:r>
+        <w:t>Dependencies</w:t>
       </w:r>
       <w:bookmarkEnd w:id="26"/>
     </w:p>
     <w:p>
       <w:pPr>
-        <w:ind w:left="432"/>
-        <w:rPr>
-          <w:sz w:val="24"/>
-          <w:szCs w:val="24"/>
-        </w:rPr>
-      </w:pPr>
-      <w:r>
-        <w:rPr>
-          <w:rFonts w:ascii="Consolas" w:hAnsi="Consolas"/>
-          <w:color w:val="333333"/>
-          <w:sz w:val="24"/>
-          <w:szCs w:val="24"/>
-        </w:rPr>
-        <w:t>pip install -r requirements.txt</w:t>
-      </w:r>
-      <w:r>
-        <w:rPr>
-          <w:rFonts w:ascii="Consolas" w:hAnsi="Consolas"/>
-          <w:color w:val="333333"/>
-          <w:sz w:val="24"/>
-          <w:szCs w:val="24"/>
-        </w:rPr>
-        <w:br/>
+        <w:pStyle w:val="ListBullet"/>
+        <w:spacing w:after="80"/>
+        <w:rPr>
+          <w:sz w:val="24"/>
+          <w:szCs w:val="24"/>
+        </w:rPr>
+      </w:pPr>
+      <w:r>
+        <w:rPr>
+          <w:b/>
+          <w:sz w:val="24"/>
+          <w:szCs w:val="24"/>
+        </w:rPr>
+        <w:t>External, no key required:</w:t>
+      </w:r>
+      <w:r>
+        <w:rPr>
+          <w:sz w:val="24"/>
+          <w:szCs w:val="24"/>
+        </w:rPr>
+        <w:t xml:space="preserve"> NSW ArcGIS Geocoder, NSW Six Maps </w:t>
       </w:r>
       <w:proofErr w:type="spellStart"/>
       <w:r>
         <w:rPr>
-          <w:rFonts w:ascii="Consolas" w:hAnsi="Consolas"/>
-          <w:color w:val="333333"/>
-          <w:sz w:val="24"/>
-          <w:szCs w:val="24"/>
-        </w:rPr>
-        <w:t>uvicorn</w:t>
+          <w:sz w:val="24"/>
+          <w:szCs w:val="24"/>
+        </w:rPr>
+        <w:t>Cadastre</w:t>
       </w:r>
       <w:proofErr w:type="spellEnd"/>
       <w:r>
         <w:rPr>
-          <w:rFonts w:ascii="Consolas" w:hAnsi="Consolas"/>
-          <w:color w:val="333333"/>
-          <w:sz w:val="24"/>
-          <w:szCs w:val="24"/>
-        </w:rPr>
-        <w:t xml:space="preserve"> </w:t>
+          <w:sz w:val="24"/>
+          <w:szCs w:val="24"/>
+        </w:rPr>
+        <w:t xml:space="preserve">, NSW Planning spatial layers (zone/LGA/FSR/height/lot-size/heritage), NSW Transport road-segment layer, NSW SEPP_Housing_2021 Town </w:t>
       </w:r>
       <w:proofErr w:type="spellStart"/>
-      <w:proofErr w:type="gramStart"/>
-      <w:r>
-        <w:rPr>
-          <w:rFonts w:ascii="Consolas" w:hAnsi="Consolas"/>
-          <w:color w:val="333333"/>
-          <w:sz w:val="24"/>
-          <w:szCs w:val="24"/>
-        </w:rPr>
-        <w:t>backend.main</w:t>
-      </w:r>
-      <w:proofErr w:type="gramEnd"/>
-      <w:r>
-        <w:rPr>
-          <w:rFonts w:ascii="Consolas" w:hAnsi="Consolas"/>
-          <w:color w:val="333333"/>
-          <w:sz w:val="24"/>
-          <w:szCs w:val="24"/>
-        </w:rPr>
-        <w:t>:app</w:t>
+      <w:r>
+        <w:rPr>
+          <w:sz w:val="24"/>
+          <w:szCs w:val="24"/>
+        </w:rPr>
+        <w:t>Centres</w:t>
       </w:r>
       <w:proofErr w:type="spellEnd"/>
       <w:r>
         <w:rPr>
-          <w:rFonts w:ascii="Consolas" w:hAnsi="Consolas"/>
-          <w:color w:val="333333"/>
-          <w:sz w:val="24"/>
-          <w:szCs w:val="24"/>
-        </w:rPr>
-        <w:t xml:space="preserve"> --reload --port 8000</w:t>
+          <w:sz w:val="24"/>
+          <w:szCs w:val="24"/>
+        </w:rPr>
+        <w:t xml:space="preserve"> layer.</w:t>
       </w:r>
     </w:p>
     <w:p>
       <w:pPr>
-        <w:spacing w:after="160"/>
-        <w:rPr>
-          <w:sz w:val="24"/>
-          <w:szCs w:val="24"/>
-        </w:rPr>
-      </w:pPr>
-      <w:r>
-        <w:rPr>
-          <w:sz w:val="24"/>
-          <w:szCs w:val="24"/>
-        </w:rPr>
-        <w:t xml:space="preserve">No API keys needed to run against the already-extracted rules in </w:t>
+        <w:pStyle w:val="ListBullet"/>
+        <w:spacing w:after="80"/>
+        <w:rPr>
+          <w:sz w:val="24"/>
+          <w:szCs w:val="24"/>
+        </w:rPr>
+      </w:pPr>
+      <w:r>
+        <w:rPr>
+          <w:b/>
+          <w:sz w:val="24"/>
+          <w:szCs w:val="24"/>
+        </w:rPr>
+        <w:t>Optional, extraction-only:</w:t>
+      </w:r>
+      <w:r>
+        <w:rPr>
+          <w:sz w:val="24"/>
+          <w:szCs w:val="24"/>
+        </w:rPr>
+        <w:t xml:space="preserve"> </w:t>
       </w:r>
       <w:r>
         <w:rPr>
@@ -8578,240 +9926,368 @@
           <w:sz w:val="24"/>
           <w:szCs w:val="24"/>
         </w:rPr>
-        <w:t>data/</w:t>
-      </w:r>
-      <w:r>
-        <w:rPr>
+        <w:t>GROQ_API_KEY</w:t>
+      </w:r>
+      <w:r>
+        <w:rPr>
+          <w:sz w:val="24"/>
+          <w:szCs w:val="24"/>
+        </w:rPr>
+        <w:t xml:space="preserve"> or </w:t>
+      </w:r>
+      <w:r>
+        <w:rPr>
+          <w:rFonts w:ascii="Consolas" w:hAnsi="Consolas"/>
+          <w:sz w:val="24"/>
+          <w:szCs w:val="24"/>
+        </w:rPr>
+        <w:t>GEMINI_API_KEY</w:t>
+      </w:r>
+      <w:r>
+        <w:rPr>
+          <w:sz w:val="24"/>
+          <w:szCs w:val="24"/>
+        </w:rPr>
+        <w:t xml:space="preserve"> (</w:t>
+      </w:r>
+      <w:r>
+        <w:rPr>
+          <w:rFonts w:ascii="Consolas" w:hAnsi="Consolas"/>
           <w:sz w:val="24"/>
           <w:szCs w:val="24"/>
         </w:rPr>
         <w:t>.</w:t>
+      </w:r>
+      <w:proofErr w:type="gramStart"/>
+      <w:r>
+        <w:rPr>
+          <w:rFonts w:ascii="Consolas" w:hAnsi="Consolas"/>
+          <w:sz w:val="24"/>
+          <w:szCs w:val="24"/>
+        </w:rPr>
+        <w:t>env</w:t>
+      </w:r>
+      <w:r>
+        <w:rPr>
+          <w:sz w:val="24"/>
+          <w:szCs w:val="24"/>
+        </w:rPr>
+        <w:t>) —</w:t>
+      </w:r>
+      <w:proofErr w:type="gramEnd"/>
+      <w:r>
+        <w:rPr>
+          <w:sz w:val="24"/>
+          <w:szCs w:val="24"/>
+        </w:rPr>
+        <w:t xml:space="preserve"> only needed to re-run </w:t>
+      </w:r>
+      <w:r>
+        <w:rPr>
+          <w:rFonts w:ascii="Consolas" w:hAnsi="Consolas"/>
+          <w:sz w:val="24"/>
+          <w:szCs w:val="24"/>
+        </w:rPr>
+        <w:t>pipeline.py</w:t>
+      </w:r>
+      <w:r>
+        <w:rPr>
+          <w:sz w:val="24"/>
+          <w:szCs w:val="24"/>
+        </w:rPr>
+        <w:t>; not required to run the backend/frontend against already-extracted rules.</w:t>
       </w:r>
     </w:p>
     <w:p>
       <w:pPr>
-        <w:pStyle w:val="Heading2"/>
-      </w:pPr>
-      <w:bookmarkStart w:id="27" w:name="_Toc235115207"/>
-      <w:r>
-        <w:t>Frontend (Map UI)</w:t>
+        <w:pStyle w:val="ListBullet"/>
+        <w:spacing w:after="80"/>
+        <w:rPr>
+          <w:sz w:val="24"/>
+          <w:szCs w:val="24"/>
+        </w:rPr>
+      </w:pPr>
+      <w:r>
+        <w:rPr>
+          <w:b/>
+          <w:sz w:val="24"/>
+          <w:szCs w:val="24"/>
+        </w:rPr>
+        <w:t>Backend:</w:t>
+      </w:r>
+      <w:r>
+        <w:rPr>
+          <w:sz w:val="24"/>
+          <w:szCs w:val="24"/>
+        </w:rPr>
+        <w:t xml:space="preserve"> </w:t>
+      </w:r>
+      <w:proofErr w:type="spellStart"/>
+      <w:r>
+        <w:rPr>
+          <w:sz w:val="24"/>
+          <w:szCs w:val="24"/>
+        </w:rPr>
+        <w:t>FastAPI</w:t>
+      </w:r>
+      <w:proofErr w:type="spellEnd"/>
+      <w:r>
+        <w:rPr>
+          <w:sz w:val="24"/>
+          <w:szCs w:val="24"/>
+        </w:rPr>
+        <w:t xml:space="preserve">, Shapely, </w:t>
+      </w:r>
+      <w:proofErr w:type="spellStart"/>
+      <w:r>
+        <w:rPr>
+          <w:sz w:val="24"/>
+          <w:szCs w:val="24"/>
+        </w:rPr>
+        <w:t>PyMuPDF</w:t>
+      </w:r>
+      <w:proofErr w:type="spellEnd"/>
+      <w:r>
+        <w:rPr>
+          <w:sz w:val="24"/>
+          <w:szCs w:val="24"/>
+        </w:rPr>
+        <w:t>, pandas, requests.</w:t>
+      </w:r>
+    </w:p>
+    <w:p>
+      <w:pPr>
+        <w:pStyle w:val="ListBullet"/>
+        <w:spacing w:after="80"/>
+        <w:rPr>
+          <w:sz w:val="24"/>
+          <w:szCs w:val="24"/>
+        </w:rPr>
+      </w:pPr>
+      <w:r>
+        <w:rPr>
+          <w:b/>
+          <w:sz w:val="24"/>
+          <w:szCs w:val="24"/>
+        </w:rPr>
+        <w:t>Frontend:</w:t>
+      </w:r>
+      <w:r>
+        <w:rPr>
+          <w:sz w:val="24"/>
+          <w:szCs w:val="24"/>
+        </w:rPr>
+        <w:t xml:space="preserve"> React, Leaflet/react-leaflet, Vite.</w:t>
+      </w:r>
+    </w:p>
+    <w:p>
+      <w:pPr>
+        <w:pStyle w:val="ListBullet"/>
+        <w:spacing w:after="80"/>
+        <w:rPr>
+          <w:sz w:val="24"/>
+          <w:szCs w:val="24"/>
+        </w:rPr>
+      </w:pPr>
+      <w:r>
+        <w:rPr>
+          <w:b/>
+          <w:sz w:val="24"/>
+          <w:szCs w:val="24"/>
+        </w:rPr>
+        <w:t>Plugin:</w:t>
+      </w:r>
+      <w:r>
+        <w:rPr>
+          <w:sz w:val="24"/>
+          <w:szCs w:val="24"/>
+        </w:rPr>
+        <w:t xml:space="preserve"> </w:t>
+      </w:r>
+      <w:proofErr w:type="gramStart"/>
+      <w:r>
+        <w:rPr>
+          <w:sz w:val="24"/>
+          <w:szCs w:val="24"/>
+        </w:rPr>
+        <w:t>Rhino/Grasshopper (Python component),</w:t>
+      </w:r>
+      <w:proofErr w:type="gramEnd"/>
+      <w:r>
+        <w:rPr>
+          <w:sz w:val="24"/>
+          <w:szCs w:val="24"/>
+        </w:rPr>
+        <w:t xml:space="preserve"> requires the backend running and reachable at </w:t>
+      </w:r>
+      <w:r>
+        <w:rPr>
+          <w:rFonts w:ascii="Consolas" w:hAnsi="Consolas"/>
+          <w:sz w:val="24"/>
+          <w:szCs w:val="24"/>
+        </w:rPr>
+        <w:t>http://localhost:8000</w:t>
+      </w:r>
+      <w:r>
+        <w:rPr>
+          <w:sz w:val="24"/>
+          <w:szCs w:val="24"/>
+        </w:rPr>
+        <w:t xml:space="preserve"> (hardcoded, not currently configurable from the plugin side).</w:t>
+      </w:r>
+    </w:p>
+    <w:p>
+      <w:pPr>
+        <w:rPr>
+          <w:sz w:val="24"/>
+          <w:szCs w:val="24"/>
+        </w:rPr>
+      </w:pPr>
+      <w:r>
+        <w:rPr>
+          <w:sz w:val="24"/>
+          <w:szCs w:val="24"/>
+        </w:rPr>
+        <w:br w:type="page"/>
+      </w:r>
+    </w:p>
+    <w:p>
+      <w:pPr>
+        <w:pStyle w:val="Heading1"/>
+      </w:pPr>
+      <w:bookmarkStart w:id="27" w:name="_Toc235132895"/>
+      <w:r>
+        <w:lastRenderedPageBreak/>
+        <w:t>9. How to Use the Application and Plugin</w:t>
       </w:r>
       <w:bookmarkEnd w:id="27"/>
     </w:p>
     <w:p>
       <w:pPr>
-        <w:ind w:left="432"/>
-        <w:rPr>
-          <w:sz w:val="24"/>
-          <w:szCs w:val="24"/>
-        </w:rPr>
-      </w:pPr>
-      <w:r>
-        <w:rPr>
-          <w:rFonts w:ascii="Consolas" w:hAnsi="Consolas"/>
-          <w:color w:val="333333"/>
-          <w:sz w:val="24"/>
-          <w:szCs w:val="24"/>
-        </w:rPr>
-        <w:t>cd frontend</w:t>
-      </w:r>
-      <w:r>
-        <w:rPr>
-          <w:rFonts w:ascii="Consolas" w:hAnsi="Consolas"/>
-          <w:color w:val="333333"/>
-          <w:sz w:val="24"/>
-          <w:szCs w:val="24"/>
-        </w:rPr>
-        <w:br/>
-      </w:r>
-      <w:proofErr w:type="spellStart"/>
-      <w:r>
-        <w:rPr>
-          <w:rFonts w:ascii="Consolas" w:hAnsi="Consolas"/>
-          <w:color w:val="333333"/>
-          <w:sz w:val="24"/>
-          <w:szCs w:val="24"/>
-        </w:rPr>
-        <w:t>npm</w:t>
-      </w:r>
-      <w:proofErr w:type="spellEnd"/>
-      <w:r>
-        <w:rPr>
-          <w:rFonts w:ascii="Consolas" w:hAnsi="Consolas"/>
-          <w:color w:val="333333"/>
-          <w:sz w:val="24"/>
-          <w:szCs w:val="24"/>
-        </w:rPr>
-        <w:t xml:space="preserve"> install</w:t>
-      </w:r>
-      <w:r>
-        <w:rPr>
-          <w:rFonts w:ascii="Consolas" w:hAnsi="Consolas"/>
-          <w:color w:val="333333"/>
-          <w:sz w:val="24"/>
-          <w:szCs w:val="24"/>
-        </w:rPr>
-        <w:br/>
-      </w:r>
-      <w:proofErr w:type="spellStart"/>
-      <w:r>
-        <w:rPr>
-          <w:rFonts w:ascii="Consolas" w:hAnsi="Consolas"/>
-          <w:color w:val="333333"/>
-          <w:sz w:val="24"/>
-          <w:szCs w:val="24"/>
-        </w:rPr>
-        <w:t>npm</w:t>
-      </w:r>
-      <w:proofErr w:type="spellEnd"/>
-      <w:r>
-        <w:rPr>
-          <w:rFonts w:ascii="Consolas" w:hAnsi="Consolas"/>
-          <w:color w:val="333333"/>
-          <w:sz w:val="24"/>
-          <w:szCs w:val="24"/>
-        </w:rPr>
-        <w:t xml:space="preserve"> run dev</w:t>
-      </w:r>
-    </w:p>
-    <w:p>
-      <w:pPr>
-        <w:spacing w:after="160"/>
-        <w:rPr>
-          <w:sz w:val="24"/>
-          <w:szCs w:val="24"/>
-        </w:rPr>
-      </w:pPr>
-      <w:r>
-        <w:rPr>
-          <w:sz w:val="24"/>
-          <w:szCs w:val="24"/>
-        </w:rPr>
-        <w:t xml:space="preserve">Open </w:t>
-      </w:r>
-      <w:r>
-        <w:rPr>
-          <w:rFonts w:ascii="Consolas" w:hAnsi="Consolas"/>
-          <w:sz w:val="24"/>
-          <w:szCs w:val="24"/>
-        </w:rPr>
-        <w:t>http://localhost:5173</w:t>
-      </w:r>
-      <w:r>
-        <w:rPr>
-          <w:sz w:val="24"/>
-          <w:szCs w:val="24"/>
-        </w:rPr>
-        <w:t>, enter a Canada Bay address (e.g. “35 Connecticut Avenue Five Dock 2046”), and view the lot, computed envelope, and cited rules.</w:t>
-      </w:r>
-    </w:p>
-    <w:p>
-      <w:pPr>
         <w:pStyle w:val="Heading2"/>
       </w:pPr>
-      <w:bookmarkStart w:id="28" w:name="_Toc235115208"/>
-      <w:r>
-        <w:t>Grasshopper Plugin</w:t>
+      <w:bookmarkStart w:id="28" w:name="_Toc235132896"/>
+      <w:r>
+        <w:t>Backend</w:t>
       </w:r>
       <w:bookmarkEnd w:id="28"/>
     </w:p>
     <w:p>
       <w:pPr>
-        <w:pStyle w:val="ListBullet"/>
-        <w:spacing w:after="80"/>
-      </w:pPr>
-      <w:r>
-        <w:t xml:space="preserve">Start the backend on the default port 8000 (the plugin calls </w:t>
-      </w:r>
+        <w:ind w:left="432"/>
+        <w:rPr>
+          <w:sz w:val="24"/>
+          <w:szCs w:val="24"/>
+        </w:rPr>
+      </w:pPr>
       <w:r>
         <w:rPr>
           <w:rFonts w:ascii="Consolas" w:hAnsi="Consolas"/>
-        </w:rPr>
-        <w:t>http://localhost:8000</w:t>
-      </w:r>
-      <w:r>
-        <w:t xml:space="preserve"> directly, hardcoded).</w:t>
+          <w:color w:val="333333"/>
+          <w:sz w:val="24"/>
+          <w:szCs w:val="24"/>
+        </w:rPr>
+        <w:t>pip install -r requirements.txt</w:t>
+      </w:r>
+      <w:r>
+        <w:rPr>
+          <w:rFonts w:ascii="Consolas" w:hAnsi="Consolas"/>
+          <w:color w:val="333333"/>
+          <w:sz w:val="24"/>
+          <w:szCs w:val="24"/>
+        </w:rPr>
+        <w:br/>
+      </w:r>
+      <w:proofErr w:type="spellStart"/>
+      <w:r>
+        <w:rPr>
+          <w:rFonts w:ascii="Consolas" w:hAnsi="Consolas"/>
+          <w:color w:val="333333"/>
+          <w:sz w:val="24"/>
+          <w:szCs w:val="24"/>
+        </w:rPr>
+        <w:t>uvicorn</w:t>
+      </w:r>
+      <w:proofErr w:type="spellEnd"/>
+      <w:r>
+        <w:rPr>
+          <w:rFonts w:ascii="Consolas" w:hAnsi="Consolas"/>
+          <w:color w:val="333333"/>
+          <w:sz w:val="24"/>
+          <w:szCs w:val="24"/>
+        </w:rPr>
+        <w:t xml:space="preserve"> </w:t>
+      </w:r>
+      <w:proofErr w:type="spellStart"/>
+      <w:proofErr w:type="gramStart"/>
+      <w:r>
+        <w:rPr>
+          <w:rFonts w:ascii="Consolas" w:hAnsi="Consolas"/>
+          <w:color w:val="333333"/>
+          <w:sz w:val="24"/>
+          <w:szCs w:val="24"/>
+        </w:rPr>
+        <w:t>backend.main</w:t>
+      </w:r>
+      <w:proofErr w:type="gramEnd"/>
+      <w:r>
+        <w:rPr>
+          <w:rFonts w:ascii="Consolas" w:hAnsi="Consolas"/>
+          <w:color w:val="333333"/>
+          <w:sz w:val="24"/>
+          <w:szCs w:val="24"/>
+        </w:rPr>
+        <w:t>:app</w:t>
+      </w:r>
+      <w:proofErr w:type="spellEnd"/>
+      <w:r>
+        <w:rPr>
+          <w:rFonts w:ascii="Consolas" w:hAnsi="Consolas"/>
+          <w:color w:val="333333"/>
+          <w:sz w:val="24"/>
+          <w:szCs w:val="24"/>
+        </w:rPr>
+        <w:t xml:space="preserve"> --reload --port 8000</w:t>
       </w:r>
     </w:p>
     <w:p>
       <w:pPr>
-        <w:pStyle w:val="ListBullet"/>
-        <w:spacing w:after="80"/>
-      </w:pPr>
-      <w:r>
-        <w:t xml:space="preserve">Open </w:t>
+        <w:spacing w:after="160"/>
+        <w:rPr>
+          <w:sz w:val="24"/>
+          <w:szCs w:val="24"/>
+        </w:rPr>
+      </w:pPr>
+      <w:r>
+        <w:rPr>
+          <w:sz w:val="24"/>
+          <w:szCs w:val="24"/>
+        </w:rPr>
+        <w:t xml:space="preserve">No API keys needed to run against the already-extracted rules in </w:t>
       </w:r>
       <w:r>
         <w:rPr>
           <w:rFonts w:ascii="Consolas" w:hAnsi="Consolas"/>
-        </w:rPr>
-        <w:t>RhinoPlugInV1.gh</w:t>
-      </w:r>
-      <w:r>
-        <w:t xml:space="preserve"> in Rhino</w:t>
-      </w:r>
-      <w:r>
-        <w:t xml:space="preserve"> using Grasshopper Plug-In.</w:t>
+          <w:sz w:val="24"/>
+          <w:szCs w:val="24"/>
+        </w:rPr>
+        <w:t>data/</w:t>
+      </w:r>
+      <w:r>
+        <w:rPr>
+          <w:sz w:val="24"/>
+          <w:szCs w:val="24"/>
+        </w:rPr>
+        <w:t>.</w:t>
       </w:r>
     </w:p>
     <w:p>
       <w:pPr>
-        <w:pStyle w:val="ListBullet"/>
-        <w:spacing w:after="80"/>
-      </w:pPr>
-      <w:r>
-        <w:t xml:space="preserve">Feed a Canada Bay address into input </w:t>
-      </w:r>
-      <w:r>
-        <w:rPr>
-          <w:rFonts w:ascii="Consolas" w:hAnsi="Consolas"/>
-        </w:rPr>
-        <w:t>x</w:t>
-      </w:r>
-      <w:r>
-        <w:t>.</w:t>
-      </w:r>
-    </w:p>
-    <w:p>
-      <w:pPr>
-        <w:pStyle w:val="ListBullet"/>
-        <w:spacing w:after="80"/>
-      </w:pPr>
-      <w:r>
-        <w:t xml:space="preserve">Toggle </w:t>
-      </w:r>
-      <w:r>
-        <w:rPr>
-          <w:rFonts w:ascii="Consolas" w:hAnsi="Consolas"/>
-        </w:rPr>
-        <w:t>y</w:t>
-      </w:r>
-      <w:r>
-        <w:t xml:space="preserve"> to run.</w:t>
-      </w:r>
-    </w:p>
-    <w:p>
-      <w:pPr>
-        <w:pStyle w:val="ListBullet"/>
-        <w:spacing w:after="80"/>
-      </w:pPr>
-      <w:r>
-        <w:t>Outputs: lot curve, envelope curve, 3D mass, plus citation/LMR/control/label data</w:t>
-      </w:r>
-      <w:r>
-        <w:t>:</w:t>
-      </w:r>
-      <w:r>
-        <w:t xml:space="preserve"> all computed by the backend, not recalculated in Grasshopper (6.1).</w:t>
-      </w:r>
-    </w:p>
-    <w:p>
-      <w:pPr>
         <w:pStyle w:val="Heading2"/>
       </w:pPr>
-      <w:bookmarkStart w:id="29" w:name="_Toc235115209"/>
-      <w:r>
-        <w:t>Rule Extraction (Only Needed to Add DCP Coverage or Re-Extract)</w:t>
+      <w:bookmarkStart w:id="29" w:name="_Toc235132897"/>
+      <w:r>
+        <w:t>Frontend (Map UI)</w:t>
       </w:r>
       <w:bookmarkEnd w:id="29"/>
     </w:p>
@@ -8830,9 +10306,8 @@
           <w:sz w:val="24"/>
           <w:szCs w:val="24"/>
         </w:rPr>
-        <w:t xml:space="preserve">python pipeline.py                          # all LGAs in </w:t>
-      </w:r>
-      <w:proofErr w:type="spellStart"/>
+        <w:t>cd frontend</w:t>
+      </w:r>
       <w:r>
         <w:rPr>
           <w:rFonts w:ascii="Consolas" w:hAnsi="Consolas"/>
@@ -8840,9 +10315,9 @@
           <w:sz w:val="24"/>
           <w:szCs w:val="24"/>
         </w:rPr>
-        <w:t>pipeline_</w:t>
-      </w:r>
-      <w:proofErr w:type="gramStart"/>
+        <w:br/>
+      </w:r>
+      <w:proofErr w:type="spellStart"/>
       <w:r>
         <w:rPr>
           <w:rFonts w:ascii="Consolas" w:hAnsi="Consolas"/>
@@ -8850,10 +10325,9 @@
           <w:sz w:val="24"/>
           <w:szCs w:val="24"/>
         </w:rPr>
-        <w:t>manifest.json</w:t>
+        <w:t>npm</w:t>
       </w:r>
       <w:proofErr w:type="spellEnd"/>
-      <w:proofErr w:type="gramEnd"/>
       <w:r>
         <w:rPr>
           <w:rFonts w:ascii="Consolas" w:hAnsi="Consolas"/>
@@ -8861,7 +10335,7 @@
           <w:sz w:val="24"/>
           <w:szCs w:val="24"/>
         </w:rPr>
-        <w:t xml:space="preserve"> (currently: Canada Bay only)</w:t>
+        <w:t xml:space="preserve"> install</w:t>
       </w:r>
       <w:r>
         <w:rPr>
@@ -8871,7 +10345,6 @@
           <w:szCs w:val="24"/>
         </w:rPr>
         <w:br/>
-        <w:t>python pipeline.py --</w:t>
       </w:r>
       <w:proofErr w:type="spellStart"/>
       <w:r>
@@ -8881,7 +10354,7 @@
           <w:sz w:val="24"/>
           <w:szCs w:val="24"/>
         </w:rPr>
-        <w:t>lga</w:t>
+        <w:t>npm</w:t>
       </w:r>
       <w:proofErr w:type="spellEnd"/>
       <w:r>
@@ -8891,21 +10364,228 @@
           <w:sz w:val="24"/>
           <w:szCs w:val="24"/>
         </w:rPr>
-        <w:t xml:space="preserve"> "Canada Bay R3"     # one entry</w:t>
+        <w:t xml:space="preserve"> run dev</w:t>
       </w:r>
     </w:p>
     <w:p>
       <w:pPr>
+        <w:spacing w:after="160"/>
+        <w:rPr>
+          <w:sz w:val="24"/>
+          <w:szCs w:val="24"/>
+        </w:rPr>
+      </w:pPr>
+      <w:r>
+        <w:rPr>
+          <w:sz w:val="24"/>
+          <w:szCs w:val="24"/>
+        </w:rPr>
+        <w:t xml:space="preserve">Open </w:t>
+      </w:r>
+      <w:r>
+        <w:rPr>
+          <w:rFonts w:ascii="Consolas" w:hAnsi="Consolas"/>
+          <w:sz w:val="24"/>
+          <w:szCs w:val="24"/>
+        </w:rPr>
+        <w:t>http://localhost:5173</w:t>
+      </w:r>
+      <w:r>
+        <w:rPr>
+          <w:sz w:val="24"/>
+          <w:szCs w:val="24"/>
+        </w:rPr>
+        <w:t>, enter a Canada Bay address (e.g. “35 Connecticut Avenue Five Dock 2046”), and view the lot, computed envelope, and cited rules.</w:t>
+      </w:r>
+    </w:p>
+    <w:p>
+      <w:pPr>
         <w:pStyle w:val="Heading2"/>
       </w:pPr>
-      <w:bookmarkStart w:id="30" w:name="_Toc235115210"/>
-      <w:r>
-        <w:t>Tests</w:t>
+      <w:bookmarkStart w:id="30" w:name="_Toc235132898"/>
+      <w:r>
+        <w:t>Grasshopper Plugin</w:t>
       </w:r>
       <w:bookmarkEnd w:id="30"/>
     </w:p>
     <w:p>
       <w:pPr>
+        <w:pStyle w:val="ListBullet"/>
+        <w:spacing w:after="80"/>
+        <w:rPr>
+          <w:sz w:val="24"/>
+          <w:szCs w:val="24"/>
+        </w:rPr>
+      </w:pPr>
+      <w:r>
+        <w:rPr>
+          <w:sz w:val="24"/>
+          <w:szCs w:val="24"/>
+        </w:rPr>
+        <w:t xml:space="preserve">Start the backend on the default port 8000 (the plugin calls </w:t>
+      </w:r>
+      <w:r>
+        <w:rPr>
+          <w:rFonts w:ascii="Consolas" w:hAnsi="Consolas"/>
+          <w:sz w:val="24"/>
+          <w:szCs w:val="24"/>
+        </w:rPr>
+        <w:t>http://localhost:8000</w:t>
+      </w:r>
+      <w:r>
+        <w:rPr>
+          <w:sz w:val="24"/>
+          <w:szCs w:val="24"/>
+        </w:rPr>
+        <w:t xml:space="preserve"> directly, hardcoded).</w:t>
+      </w:r>
+    </w:p>
+    <w:p>
+      <w:pPr>
+        <w:pStyle w:val="ListBullet"/>
+        <w:spacing w:after="80"/>
+        <w:rPr>
+          <w:sz w:val="24"/>
+          <w:szCs w:val="24"/>
+        </w:rPr>
+      </w:pPr>
+      <w:r>
+        <w:rPr>
+          <w:sz w:val="24"/>
+          <w:szCs w:val="24"/>
+        </w:rPr>
+        <w:t xml:space="preserve">Open </w:t>
+      </w:r>
+      <w:r>
+        <w:rPr>
+          <w:rFonts w:ascii="Consolas" w:hAnsi="Consolas"/>
+          <w:sz w:val="24"/>
+          <w:szCs w:val="24"/>
+        </w:rPr>
+        <w:t>RhinoPlugInV1.gh</w:t>
+      </w:r>
+      <w:r>
+        <w:rPr>
+          <w:sz w:val="24"/>
+          <w:szCs w:val="24"/>
+        </w:rPr>
+        <w:t xml:space="preserve"> in Rhino</w:t>
+      </w:r>
+      <w:r>
+        <w:rPr>
+          <w:sz w:val="24"/>
+          <w:szCs w:val="24"/>
+        </w:rPr>
+        <w:t xml:space="preserve"> using Grasshopper Plug-In.</w:t>
+      </w:r>
+    </w:p>
+    <w:p>
+      <w:pPr>
+        <w:pStyle w:val="ListBullet"/>
+        <w:spacing w:after="80"/>
+        <w:rPr>
+          <w:sz w:val="24"/>
+          <w:szCs w:val="24"/>
+        </w:rPr>
+      </w:pPr>
+      <w:r>
+        <w:rPr>
+          <w:sz w:val="24"/>
+          <w:szCs w:val="24"/>
+        </w:rPr>
+        <w:t xml:space="preserve">Feed a Canada Bay address into input </w:t>
+      </w:r>
+      <w:r>
+        <w:rPr>
+          <w:rFonts w:ascii="Consolas" w:hAnsi="Consolas"/>
+          <w:sz w:val="24"/>
+          <w:szCs w:val="24"/>
+        </w:rPr>
+        <w:t>x</w:t>
+      </w:r>
+      <w:r>
+        <w:rPr>
+          <w:sz w:val="24"/>
+          <w:szCs w:val="24"/>
+        </w:rPr>
+        <w:t>.</w:t>
+      </w:r>
+    </w:p>
+    <w:p>
+      <w:pPr>
+        <w:pStyle w:val="ListBullet"/>
+        <w:spacing w:after="80"/>
+        <w:rPr>
+          <w:sz w:val="24"/>
+          <w:szCs w:val="24"/>
+        </w:rPr>
+      </w:pPr>
+      <w:r>
+        <w:rPr>
+          <w:sz w:val="24"/>
+          <w:szCs w:val="24"/>
+        </w:rPr>
+        <w:t xml:space="preserve">Toggle </w:t>
+      </w:r>
+      <w:r>
+        <w:rPr>
+          <w:rFonts w:ascii="Consolas" w:hAnsi="Consolas"/>
+          <w:sz w:val="24"/>
+          <w:szCs w:val="24"/>
+        </w:rPr>
+        <w:t>y</w:t>
+      </w:r>
+      <w:r>
+        <w:rPr>
+          <w:sz w:val="24"/>
+          <w:szCs w:val="24"/>
+        </w:rPr>
+        <w:t xml:space="preserve"> to run.</w:t>
+      </w:r>
+    </w:p>
+    <w:p>
+      <w:pPr>
+        <w:pStyle w:val="ListBullet"/>
+        <w:spacing w:after="80"/>
+        <w:rPr>
+          <w:sz w:val="24"/>
+          <w:szCs w:val="24"/>
+        </w:rPr>
+      </w:pPr>
+      <w:r>
+        <w:rPr>
+          <w:sz w:val="24"/>
+          <w:szCs w:val="24"/>
+        </w:rPr>
+        <w:t>Outputs: lot curve, envelope curve, 3D mass, plus citation/LMR/control/label data</w:t>
+      </w:r>
+      <w:r>
+        <w:rPr>
+          <w:sz w:val="24"/>
+          <w:szCs w:val="24"/>
+        </w:rPr>
+        <w:t>:</w:t>
+      </w:r>
+      <w:r>
+        <w:rPr>
+          <w:sz w:val="24"/>
+          <w:szCs w:val="24"/>
+        </w:rPr>
+        <w:t xml:space="preserve"> all computed by the backend, not recalculated in Grasshopper (6.1).</w:t>
+      </w:r>
+    </w:p>
+    <w:p>
+      <w:pPr>
+        <w:pStyle w:val="Heading2"/>
+      </w:pPr>
+      <w:bookmarkStart w:id="31" w:name="_Toc235132899"/>
+      <w:r>
+        <w:t>Rule Extraction (Only Needed to Add DCP Coverage or Re-Extract)</w:t>
+      </w:r>
+      <w:bookmarkEnd w:id="31"/>
+    </w:p>
+    <w:p>
+      <w:pPr>
         <w:ind w:left="432"/>
         <w:rPr>
           <w:sz w:val="24"/>
@@ -8919,8 +10599,9 @@
           <w:sz w:val="24"/>
           <w:szCs w:val="24"/>
         </w:rPr>
-        <w:t>python test_accuracy.py                     # rule-extraction accuracy vs ground truth (100%/100% currently)</w:t>
-      </w:r>
+        <w:t xml:space="preserve">python pipeline.py                          # all LGAs in </w:t>
+      </w:r>
+      <w:proofErr w:type="spellStart"/>
       <w:r>
         <w:rPr>
           <w:rFonts w:ascii="Consolas" w:hAnsi="Consolas"/>
@@ -8928,6 +10609,94 @@
           <w:sz w:val="24"/>
           <w:szCs w:val="24"/>
         </w:rPr>
+        <w:t>pipeline_</w:t>
+      </w:r>
+      <w:proofErr w:type="gramStart"/>
+      <w:r>
+        <w:rPr>
+          <w:rFonts w:ascii="Consolas" w:hAnsi="Consolas"/>
+          <w:color w:val="333333"/>
+          <w:sz w:val="24"/>
+          <w:szCs w:val="24"/>
+        </w:rPr>
+        <w:t>manifest.json</w:t>
+      </w:r>
+      <w:proofErr w:type="spellEnd"/>
+      <w:proofErr w:type="gramEnd"/>
+      <w:r>
+        <w:rPr>
+          <w:rFonts w:ascii="Consolas" w:hAnsi="Consolas"/>
+          <w:color w:val="333333"/>
+          <w:sz w:val="24"/>
+          <w:szCs w:val="24"/>
+        </w:rPr>
+        <w:t xml:space="preserve"> (currently: Canada Bay only)</w:t>
+      </w:r>
+      <w:r>
+        <w:rPr>
+          <w:rFonts w:ascii="Consolas" w:hAnsi="Consolas"/>
+          <w:color w:val="333333"/>
+          <w:sz w:val="24"/>
+          <w:szCs w:val="24"/>
+        </w:rPr>
+        <w:br/>
+        <w:t>python pipeline.py --</w:t>
+      </w:r>
+      <w:proofErr w:type="spellStart"/>
+      <w:r>
+        <w:rPr>
+          <w:rFonts w:ascii="Consolas" w:hAnsi="Consolas"/>
+          <w:color w:val="333333"/>
+          <w:sz w:val="24"/>
+          <w:szCs w:val="24"/>
+        </w:rPr>
+        <w:t>lga</w:t>
+      </w:r>
+      <w:proofErr w:type="spellEnd"/>
+      <w:r>
+        <w:rPr>
+          <w:rFonts w:ascii="Consolas" w:hAnsi="Consolas"/>
+          <w:color w:val="333333"/>
+          <w:sz w:val="24"/>
+          <w:szCs w:val="24"/>
+        </w:rPr>
+        <w:t xml:space="preserve"> "Canada Bay R3"     # one entry</w:t>
+      </w:r>
+    </w:p>
+    <w:p>
+      <w:pPr>
+        <w:pStyle w:val="Heading2"/>
+      </w:pPr>
+      <w:bookmarkStart w:id="32" w:name="_Toc235132900"/>
+      <w:r>
+        <w:t>Tests</w:t>
+      </w:r>
+      <w:bookmarkEnd w:id="32"/>
+    </w:p>
+    <w:p>
+      <w:pPr>
+        <w:ind w:left="432"/>
+        <w:rPr>
+          <w:sz w:val="24"/>
+          <w:szCs w:val="24"/>
+        </w:rPr>
+      </w:pPr>
+      <w:r>
+        <w:rPr>
+          <w:rFonts w:ascii="Consolas" w:hAnsi="Consolas"/>
+          <w:color w:val="333333"/>
+          <w:sz w:val="24"/>
+          <w:szCs w:val="24"/>
+        </w:rPr>
+        <w:t>python test_accuracy.py                     # rule-extraction accuracy vs ground truth (100%/100% currently)</w:t>
+      </w:r>
+      <w:r>
+        <w:rPr>
+          <w:rFonts w:ascii="Consolas" w:hAnsi="Consolas"/>
+          <w:color w:val="333333"/>
+          <w:sz w:val="24"/>
+          <w:szCs w:val="24"/>
+        </w:rPr>
         <w:br/>
         <w:t xml:space="preserve">python test_accuracy.py --skip-geometry     # skip the envelope-geometry </w:t>
       </w:r>
@@ -8961,12 +10730,12 @@
       <w:pPr>
         <w:pStyle w:val="Heading1"/>
       </w:pPr>
-      <w:bookmarkStart w:id="31" w:name="_Toc235115211"/>
+      <w:bookmarkStart w:id="33" w:name="_Toc235132901"/>
       <w:r>
         <w:lastRenderedPageBreak/>
         <w:t>10. Metrics (Current, Verified)</w:t>
       </w:r>
-      <w:bookmarkEnd w:id="31"/>
+      <w:bookmarkEnd w:id="33"/>
     </w:p>
     <w:tbl>
       <w:tblPr>
@@ -9685,12 +11454,12 @@
       <w:pPr>
         <w:pStyle w:val="Heading1"/>
       </w:pPr>
-      <w:bookmarkStart w:id="32" w:name="_Toc235115212"/>
+      <w:bookmarkStart w:id="34" w:name="_Toc235132902"/>
       <w:r>
         <w:lastRenderedPageBreak/>
         <w:t>12. Recommendation Going Forward</w:t>
       </w:r>
-      <w:bookmarkEnd w:id="32"/>
+      <w:bookmarkEnd w:id="34"/>
     </w:p>
     <w:p>
       <w:pPr>
